--- a/Thesis/1. Сегментация листьев.docx
+++ b/Thesis/1. Сегментация листьев.docx
@@ -554,7 +554,8 @@
       </w:sdtPr>
       <w:sdtEndPr>
         <w:rPr>
-          <w:szCs w:val="24"/>
+          <w:sz w:val="28"/>
+          <w:szCs w:val="28"/>
         </w:rPr>
       </w:sdtEndPr>
       <w:sdtContent>
@@ -587,78 +588,122 @@
             </w:tabs>
             <w:rPr>
               <w:rFonts w:eastAsiaTheme="minorEastAsia" w:cstheme="minorBidi"/>
-              <w:b w:val="0"/>
-              <w:bCs w:val="0"/>
               <w:i w:val="0"/>
               <w:iCs w:val="0"/>
               <w:noProof/>
               <w:kern w:val="2"/>
+              <w:sz w:val="28"/>
+              <w:szCs w:val="28"/>
               <w:lang w:eastAsia="ru-RU"/>
               <w14:ligatures w14:val="standardContextual"/>
             </w:rPr>
           </w:pPr>
           <w:r>
+            <w:rPr>
+              <w:sz w:val="28"/>
+              <w:szCs w:val="28"/>
+            </w:rPr>
             <w:fldChar w:fldCharType="begin"/>
           </w:r>
           <w:r>
+            <w:rPr>
+              <w:sz w:val="28"/>
+              <w:szCs w:val="28"/>
+            </w:rPr>
             <w:instrText xml:space="preserve"> TOC \o "1-3" \h \z \u </w:instrText>
           </w:r>
           <w:r>
+            <w:rPr>
+              <w:sz w:val="28"/>
+              <w:szCs w:val="28"/>
+            </w:rPr>
             <w:fldChar w:fldCharType="separate"/>
           </w:r>
-          <w:hyperlink w:anchor="_Toc226677924" w:history="1">
+          <w:hyperlink w:anchor="_Toc226768112" w:history="1">
             <w:r>
               <w:rPr>
                 <w:rStyle w:val="af"/>
+                <w:i w:val="0"/>
+                <w:iCs w:val="0"/>
                 <w:noProof/>
-              </w:rPr>
-              <w:t>Глава 1. Обоснование необходимости этапа семантической сегментации в пайплайне диагностики заболеваний растений</w:t>
+                <w:sz w:val="28"/>
+                <w:szCs w:val="28"/>
+              </w:rPr>
+              <w:t>ГЛАВА 1. ОБОСНОВАНИЕ НЕОБХОДИМОСТИ ЭТАПА СЕМАНТИЧЕСКОЙ СЕГМЕНТАЦИИ В ПАЙПЛАЙНЕ ДИАГНОСТИКИ ЗАБОЛЕВАНИЙ РАСТЕНИЙ</w:t>
             </w:r>
             <w:r>
               <w:rPr>
+                <w:i w:val="0"/>
+                <w:iCs w:val="0"/>
                 <w:noProof/>
                 <w:webHidden/>
+                <w:sz w:val="28"/>
+                <w:szCs w:val="28"/>
               </w:rPr>
               <w:tab/>
             </w:r>
             <w:r>
               <w:rPr>
+                <w:i w:val="0"/>
+                <w:iCs w:val="0"/>
                 <w:noProof/>
                 <w:webHidden/>
+                <w:sz w:val="28"/>
+                <w:szCs w:val="28"/>
               </w:rPr>
               <w:fldChar w:fldCharType="begin"/>
             </w:r>
             <w:r>
               <w:rPr>
+                <w:i w:val="0"/>
+                <w:iCs w:val="0"/>
                 <w:noProof/>
                 <w:webHidden/>
-              </w:rPr>
-              <w:instrText xml:space="preserve"> PAGEREF _Toc226677924 \h </w:instrText>
+                <w:sz w:val="28"/>
+                <w:szCs w:val="28"/>
+              </w:rPr>
+              <w:instrText xml:space="preserve"> PAGEREF _Toc226768112 \h </w:instrText>
             </w:r>
             <w:r>
               <w:rPr>
+                <w:i w:val="0"/>
+                <w:iCs w:val="0"/>
                 <w:noProof/>
                 <w:webHidden/>
+                <w:sz w:val="28"/>
+                <w:szCs w:val="28"/>
               </w:rPr>
             </w:r>
             <w:r>
               <w:rPr>
+                <w:i w:val="0"/>
+                <w:iCs w:val="0"/>
                 <w:noProof/>
                 <w:webHidden/>
+                <w:sz w:val="28"/>
+                <w:szCs w:val="28"/>
               </w:rPr>
               <w:fldChar w:fldCharType="separate"/>
             </w:r>
             <w:r>
               <w:rPr>
+                <w:i w:val="0"/>
+                <w:iCs w:val="0"/>
                 <w:noProof/>
                 <w:webHidden/>
+                <w:sz w:val="28"/>
+                <w:szCs w:val="28"/>
               </w:rPr>
               <w:t>3</w:t>
             </w:r>
             <w:r>
               <w:rPr>
+                <w:i w:val="0"/>
+                <w:iCs w:val="0"/>
                 <w:noProof/>
                 <w:webHidden/>
+                <w:sz w:val="28"/>
+                <w:szCs w:val="28"/>
               </w:rPr>
               <w:fldChar w:fldCharType="end"/>
             </w:r>
@@ -672,8 +717,6 @@
             </w:tabs>
             <w:rPr>
               <w:rFonts w:eastAsiaTheme="minorEastAsia" w:cstheme="minorBidi"/>
-              <w:b w:val="0"/>
-              <w:bCs w:val="0"/>
               <w:noProof/>
               <w:kern w:val="2"/>
               <w:sz w:val="24"/>
@@ -682,11 +725,13 @@
               <w14:ligatures w14:val="standardContextual"/>
             </w:rPr>
           </w:pPr>
-          <w:hyperlink w:anchor="_Toc226677925" w:history="1">
+          <w:hyperlink w:anchor="_Toc226768113" w:history="1">
             <w:r>
               <w:rPr>
                 <w:rStyle w:val="af"/>
                 <w:noProof/>
+                <w:sz w:val="24"/>
+                <w:szCs w:val="24"/>
               </w:rPr>
               <w:t>1.1. Проблема фоновых артефактов при прямой классификации изображений</w:t>
             </w:r>
@@ -694,6 +739,8 @@
               <w:rPr>
                 <w:noProof/>
                 <w:webHidden/>
+                <w:sz w:val="24"/>
+                <w:szCs w:val="24"/>
               </w:rPr>
               <w:tab/>
             </w:r>
@@ -701,6 +748,8 @@
               <w:rPr>
                 <w:noProof/>
                 <w:webHidden/>
+                <w:sz w:val="24"/>
+                <w:szCs w:val="24"/>
               </w:rPr>
               <w:fldChar w:fldCharType="begin"/>
             </w:r>
@@ -708,19 +757,25 @@
               <w:rPr>
                 <w:noProof/>
                 <w:webHidden/>
-              </w:rPr>
-              <w:instrText xml:space="preserve"> PAGEREF _Toc226677925 \h </w:instrText>
+                <w:sz w:val="24"/>
+                <w:szCs w:val="24"/>
+              </w:rPr>
+              <w:instrText xml:space="preserve"> PAGEREF _Toc226768113 \h </w:instrText>
             </w:r>
             <w:r>
               <w:rPr>
                 <w:noProof/>
                 <w:webHidden/>
+                <w:sz w:val="24"/>
+                <w:szCs w:val="24"/>
               </w:rPr>
             </w:r>
             <w:r>
               <w:rPr>
                 <w:noProof/>
                 <w:webHidden/>
+                <w:sz w:val="24"/>
+                <w:szCs w:val="24"/>
               </w:rPr>
               <w:fldChar w:fldCharType="separate"/>
             </w:r>
@@ -728,6 +783,8 @@
               <w:rPr>
                 <w:noProof/>
                 <w:webHidden/>
+                <w:sz w:val="24"/>
+                <w:szCs w:val="24"/>
               </w:rPr>
               <w:t>3</w:t>
             </w:r>
@@ -735,6 +792,8 @@
               <w:rPr>
                 <w:noProof/>
                 <w:webHidden/>
+                <w:sz w:val="24"/>
+                <w:szCs w:val="24"/>
               </w:rPr>
               <w:fldChar w:fldCharType="end"/>
             </w:r>
@@ -748,8 +807,6 @@
             </w:tabs>
             <w:rPr>
               <w:rFonts w:eastAsiaTheme="minorEastAsia" w:cstheme="minorBidi"/>
-              <w:b w:val="0"/>
-              <w:bCs w:val="0"/>
               <w:noProof/>
               <w:kern w:val="2"/>
               <w:sz w:val="24"/>
@@ -758,11 +815,13 @@
               <w14:ligatures w14:val="standardContextual"/>
             </w:rPr>
           </w:pPr>
-          <w:hyperlink w:anchor="_Toc226677926" w:history="1">
+          <w:hyperlink w:anchor="_Toc226768114" w:history="1">
             <w:r>
               <w:rPr>
                 <w:rStyle w:val="af"/>
                 <w:noProof/>
+                <w:sz w:val="24"/>
+                <w:szCs w:val="24"/>
               </w:rPr>
               <w:t>1.2. Экспериментальная оценка влияния фона на метрики качества</w:t>
             </w:r>
@@ -770,6 +829,8 @@
               <w:rPr>
                 <w:noProof/>
                 <w:webHidden/>
+                <w:sz w:val="24"/>
+                <w:szCs w:val="24"/>
               </w:rPr>
               <w:tab/>
             </w:r>
@@ -777,6 +838,8 @@
               <w:rPr>
                 <w:noProof/>
                 <w:webHidden/>
+                <w:sz w:val="24"/>
+                <w:szCs w:val="24"/>
               </w:rPr>
               <w:fldChar w:fldCharType="begin"/>
             </w:r>
@@ -784,19 +847,25 @@
               <w:rPr>
                 <w:noProof/>
                 <w:webHidden/>
-              </w:rPr>
-              <w:instrText xml:space="preserve"> PAGEREF _Toc226677926 \h </w:instrText>
+                <w:sz w:val="24"/>
+                <w:szCs w:val="24"/>
+              </w:rPr>
+              <w:instrText xml:space="preserve"> PAGEREF _Toc226768114 \h </w:instrText>
             </w:r>
             <w:r>
               <w:rPr>
                 <w:noProof/>
                 <w:webHidden/>
+                <w:sz w:val="24"/>
+                <w:szCs w:val="24"/>
               </w:rPr>
             </w:r>
             <w:r>
               <w:rPr>
                 <w:noProof/>
                 <w:webHidden/>
+                <w:sz w:val="24"/>
+                <w:szCs w:val="24"/>
               </w:rPr>
               <w:fldChar w:fldCharType="separate"/>
             </w:r>
@@ -804,6 +873,8 @@
               <w:rPr>
                 <w:noProof/>
                 <w:webHidden/>
+                <w:sz w:val="24"/>
+                <w:szCs w:val="24"/>
               </w:rPr>
               <w:t>4</w:t>
             </w:r>
@@ -811,6 +882,8 @@
               <w:rPr>
                 <w:noProof/>
                 <w:webHidden/>
+                <w:sz w:val="24"/>
+                <w:szCs w:val="24"/>
               </w:rPr>
               <w:fldChar w:fldCharType="end"/>
             </w:r>
@@ -824,8 +897,6 @@
             </w:tabs>
             <w:rPr>
               <w:rFonts w:eastAsiaTheme="minorEastAsia" w:cstheme="minorBidi"/>
-              <w:b w:val="0"/>
-              <w:bCs w:val="0"/>
               <w:noProof/>
               <w:kern w:val="2"/>
               <w:sz w:val="24"/>
@@ -834,11 +905,13 @@
               <w14:ligatures w14:val="standardContextual"/>
             </w:rPr>
           </w:pPr>
-          <w:hyperlink w:anchor="_Toc226677927" w:history="1">
+          <w:hyperlink w:anchor="_Toc226768115" w:history="1">
             <w:r>
               <w:rPr>
                 <w:rStyle w:val="af"/>
                 <w:noProof/>
+                <w:sz w:val="24"/>
+                <w:szCs w:val="24"/>
               </w:rPr>
               <w:t>1.3. Математическое обоснование преимущества сегментации</w:t>
             </w:r>
@@ -846,6 +919,8 @@
               <w:rPr>
                 <w:noProof/>
                 <w:webHidden/>
+                <w:sz w:val="24"/>
+                <w:szCs w:val="24"/>
               </w:rPr>
               <w:tab/>
             </w:r>
@@ -853,6 +928,8 @@
               <w:rPr>
                 <w:noProof/>
                 <w:webHidden/>
+                <w:sz w:val="24"/>
+                <w:szCs w:val="24"/>
               </w:rPr>
               <w:fldChar w:fldCharType="begin"/>
             </w:r>
@@ -860,19 +937,25 @@
               <w:rPr>
                 <w:noProof/>
                 <w:webHidden/>
-              </w:rPr>
-              <w:instrText xml:space="preserve"> PAGEREF _Toc226677927 \h </w:instrText>
+                <w:sz w:val="24"/>
+                <w:szCs w:val="24"/>
+              </w:rPr>
+              <w:instrText xml:space="preserve"> PAGEREF _Toc226768115 \h </w:instrText>
             </w:r>
             <w:r>
               <w:rPr>
                 <w:noProof/>
                 <w:webHidden/>
+                <w:sz w:val="24"/>
+                <w:szCs w:val="24"/>
               </w:rPr>
             </w:r>
             <w:r>
               <w:rPr>
                 <w:noProof/>
                 <w:webHidden/>
+                <w:sz w:val="24"/>
+                <w:szCs w:val="24"/>
               </w:rPr>
               <w:fldChar w:fldCharType="separate"/>
             </w:r>
@@ -880,6 +963,8 @@
               <w:rPr>
                 <w:noProof/>
                 <w:webHidden/>
+                <w:sz w:val="24"/>
+                <w:szCs w:val="24"/>
               </w:rPr>
               <w:t>6</w:t>
             </w:r>
@@ -887,6 +972,8 @@
               <w:rPr>
                 <w:noProof/>
                 <w:webHidden/>
+                <w:sz w:val="24"/>
+                <w:szCs w:val="24"/>
               </w:rPr>
               <w:fldChar w:fldCharType="end"/>
             </w:r>
@@ -900,8 +987,6 @@
             </w:tabs>
             <w:rPr>
               <w:rFonts w:eastAsiaTheme="minorEastAsia" w:cstheme="minorBidi"/>
-              <w:b w:val="0"/>
-              <w:bCs w:val="0"/>
               <w:noProof/>
               <w:kern w:val="2"/>
               <w:sz w:val="24"/>
@@ -910,11 +995,13 @@
               <w14:ligatures w14:val="standardContextual"/>
             </w:rPr>
           </w:pPr>
-          <w:hyperlink w:anchor="_Toc226677928" w:history="1">
+          <w:hyperlink w:anchor="_Toc226768116" w:history="1">
             <w:r>
               <w:rPr>
                 <w:rStyle w:val="af"/>
                 <w:noProof/>
+                <w:sz w:val="24"/>
+                <w:szCs w:val="24"/>
               </w:rPr>
               <w:t>1.4. Выводы и переход к задаче сегментации</w:t>
             </w:r>
@@ -922,6 +1009,8 @@
               <w:rPr>
                 <w:noProof/>
                 <w:webHidden/>
+                <w:sz w:val="24"/>
+                <w:szCs w:val="24"/>
               </w:rPr>
               <w:tab/>
             </w:r>
@@ -929,6 +1018,8 @@
               <w:rPr>
                 <w:noProof/>
                 <w:webHidden/>
+                <w:sz w:val="24"/>
+                <w:szCs w:val="24"/>
               </w:rPr>
               <w:fldChar w:fldCharType="begin"/>
             </w:r>
@@ -936,19 +1027,25 @@
               <w:rPr>
                 <w:noProof/>
                 <w:webHidden/>
-              </w:rPr>
-              <w:instrText xml:space="preserve"> PAGEREF _Toc226677928 \h </w:instrText>
+                <w:sz w:val="24"/>
+                <w:szCs w:val="24"/>
+              </w:rPr>
+              <w:instrText xml:space="preserve"> PAGEREF _Toc226768116 \h </w:instrText>
             </w:r>
             <w:r>
               <w:rPr>
                 <w:noProof/>
                 <w:webHidden/>
+                <w:sz w:val="24"/>
+                <w:szCs w:val="24"/>
               </w:rPr>
             </w:r>
             <w:r>
               <w:rPr>
                 <w:noProof/>
                 <w:webHidden/>
+                <w:sz w:val="24"/>
+                <w:szCs w:val="24"/>
               </w:rPr>
               <w:fldChar w:fldCharType="separate"/>
             </w:r>
@@ -956,6 +1053,8 @@
               <w:rPr>
                 <w:noProof/>
                 <w:webHidden/>
+                <w:sz w:val="24"/>
+                <w:szCs w:val="24"/>
               </w:rPr>
               <w:t>7</w:t>
             </w:r>
@@ -963,6 +1062,8 @@
               <w:rPr>
                 <w:noProof/>
                 <w:webHidden/>
+                <w:sz w:val="24"/>
+                <w:szCs w:val="24"/>
               </w:rPr>
               <w:fldChar w:fldCharType="end"/>
             </w:r>
@@ -976,69 +1077,101 @@
             </w:tabs>
             <w:rPr>
               <w:rFonts w:eastAsiaTheme="minorEastAsia" w:cstheme="minorBidi"/>
-              <w:b w:val="0"/>
-              <w:bCs w:val="0"/>
               <w:i w:val="0"/>
               <w:iCs w:val="0"/>
               <w:noProof/>
               <w:kern w:val="2"/>
+              <w:sz w:val="28"/>
+              <w:szCs w:val="28"/>
               <w:lang w:eastAsia="ru-RU"/>
               <w14:ligatures w14:val="standardContextual"/>
             </w:rPr>
           </w:pPr>
-          <w:hyperlink w:anchor="_Toc226677929" w:history="1">
+          <w:hyperlink w:anchor="_Toc226768117" w:history="1">
             <w:r>
               <w:rPr>
                 <w:rStyle w:val="af"/>
+                <w:i w:val="0"/>
+                <w:iCs w:val="0"/>
                 <w:noProof/>
-              </w:rPr>
-              <w:t>Глава 2. Архитектура и реализация модели семантической сегментации листьев</w:t>
+                <w:sz w:val="28"/>
+                <w:szCs w:val="28"/>
+              </w:rPr>
+              <w:t>ГЛАВА 2. АРХИТЕКТУРА И РЕАЛИЗАЦИЯ МОДЕЛИ СЕМАНТИЧЕСКОЙ СЕГМЕНТАЦИИ ЛИСТЬЕВ</w:t>
             </w:r>
             <w:r>
               <w:rPr>
+                <w:i w:val="0"/>
+                <w:iCs w:val="0"/>
                 <w:noProof/>
                 <w:webHidden/>
+                <w:sz w:val="28"/>
+                <w:szCs w:val="28"/>
               </w:rPr>
               <w:tab/>
             </w:r>
             <w:r>
               <w:rPr>
+                <w:i w:val="0"/>
+                <w:iCs w:val="0"/>
                 <w:noProof/>
                 <w:webHidden/>
+                <w:sz w:val="28"/>
+                <w:szCs w:val="28"/>
               </w:rPr>
               <w:fldChar w:fldCharType="begin"/>
             </w:r>
             <w:r>
               <w:rPr>
+                <w:i w:val="0"/>
+                <w:iCs w:val="0"/>
                 <w:noProof/>
                 <w:webHidden/>
-              </w:rPr>
-              <w:instrText xml:space="preserve"> PAGEREF _Toc226677929 \h </w:instrText>
+                <w:sz w:val="28"/>
+                <w:szCs w:val="28"/>
+              </w:rPr>
+              <w:instrText xml:space="preserve"> PAGEREF _Toc226768117 \h </w:instrText>
             </w:r>
             <w:r>
               <w:rPr>
+                <w:i w:val="0"/>
+                <w:iCs w:val="0"/>
                 <w:noProof/>
                 <w:webHidden/>
+                <w:sz w:val="28"/>
+                <w:szCs w:val="28"/>
               </w:rPr>
             </w:r>
             <w:r>
               <w:rPr>
+                <w:i w:val="0"/>
+                <w:iCs w:val="0"/>
                 <w:noProof/>
                 <w:webHidden/>
+                <w:sz w:val="28"/>
+                <w:szCs w:val="28"/>
               </w:rPr>
               <w:fldChar w:fldCharType="separate"/>
             </w:r>
             <w:r>
               <w:rPr>
+                <w:i w:val="0"/>
+                <w:iCs w:val="0"/>
                 <w:noProof/>
                 <w:webHidden/>
+                <w:sz w:val="28"/>
+                <w:szCs w:val="28"/>
               </w:rPr>
               <w:t>8</w:t>
             </w:r>
             <w:r>
               <w:rPr>
+                <w:i w:val="0"/>
+                <w:iCs w:val="0"/>
                 <w:noProof/>
                 <w:webHidden/>
+                <w:sz w:val="28"/>
+                <w:szCs w:val="28"/>
               </w:rPr>
               <w:fldChar w:fldCharType="end"/>
             </w:r>
@@ -1052,8 +1185,6 @@
             </w:tabs>
             <w:rPr>
               <w:rFonts w:eastAsiaTheme="minorEastAsia" w:cstheme="minorBidi"/>
-              <w:b w:val="0"/>
-              <w:bCs w:val="0"/>
               <w:noProof/>
               <w:kern w:val="2"/>
               <w:sz w:val="24"/>
@@ -1062,11 +1193,13 @@
               <w14:ligatures w14:val="standardContextual"/>
             </w:rPr>
           </w:pPr>
-          <w:hyperlink w:anchor="_Toc226677930" w:history="1">
+          <w:hyperlink w:anchor="_Toc226768118" w:history="1">
             <w:r>
               <w:rPr>
                 <w:rStyle w:val="af"/>
                 <w:noProof/>
+                <w:sz w:val="24"/>
+                <w:szCs w:val="24"/>
               </w:rPr>
               <w:t>2.1. Обзор современных подходов к семантической сегментации</w:t>
             </w:r>
@@ -1074,6 +1207,8 @@
               <w:rPr>
                 <w:noProof/>
                 <w:webHidden/>
+                <w:sz w:val="24"/>
+                <w:szCs w:val="24"/>
               </w:rPr>
               <w:tab/>
             </w:r>
@@ -1081,6 +1216,8 @@
               <w:rPr>
                 <w:noProof/>
                 <w:webHidden/>
+                <w:sz w:val="24"/>
+                <w:szCs w:val="24"/>
               </w:rPr>
               <w:fldChar w:fldCharType="begin"/>
             </w:r>
@@ -1088,19 +1225,25 @@
               <w:rPr>
                 <w:noProof/>
                 <w:webHidden/>
-              </w:rPr>
-              <w:instrText xml:space="preserve"> PAGEREF _Toc226677930 \h </w:instrText>
+                <w:sz w:val="24"/>
+                <w:szCs w:val="24"/>
+              </w:rPr>
+              <w:instrText xml:space="preserve"> PAGEREF _Toc226768118 \h </w:instrText>
             </w:r>
             <w:r>
               <w:rPr>
                 <w:noProof/>
                 <w:webHidden/>
+                <w:sz w:val="24"/>
+                <w:szCs w:val="24"/>
               </w:rPr>
             </w:r>
             <w:r>
               <w:rPr>
                 <w:noProof/>
                 <w:webHidden/>
+                <w:sz w:val="24"/>
+                <w:szCs w:val="24"/>
               </w:rPr>
               <w:fldChar w:fldCharType="separate"/>
             </w:r>
@@ -1108,6 +1251,8 @@
               <w:rPr>
                 <w:noProof/>
                 <w:webHidden/>
+                <w:sz w:val="24"/>
+                <w:szCs w:val="24"/>
               </w:rPr>
               <w:t>8</w:t>
             </w:r>
@@ -1115,6 +1260,8 @@
               <w:rPr>
                 <w:noProof/>
                 <w:webHidden/>
+                <w:sz w:val="24"/>
+                <w:szCs w:val="24"/>
               </w:rPr>
               <w:fldChar w:fldCharType="end"/>
             </w:r>
@@ -1128,8 +1275,6 @@
             </w:tabs>
             <w:rPr>
               <w:rFonts w:eastAsiaTheme="minorEastAsia" w:cstheme="minorBidi"/>
-              <w:b w:val="0"/>
-              <w:bCs w:val="0"/>
               <w:noProof/>
               <w:kern w:val="2"/>
               <w:sz w:val="24"/>
@@ -1138,11 +1283,13 @@
               <w14:ligatures w14:val="standardContextual"/>
             </w:rPr>
           </w:pPr>
-          <w:hyperlink w:anchor="_Toc226677931" w:history="1">
+          <w:hyperlink w:anchor="_Toc226768119" w:history="1">
             <w:r>
               <w:rPr>
                 <w:rStyle w:val="af"/>
                 <w:noProof/>
+                <w:sz w:val="24"/>
+                <w:szCs w:val="24"/>
               </w:rPr>
               <w:t>2.2. Проектирование гибридной архитектуры на базе MobileNetV3Large</w:t>
             </w:r>
@@ -1150,6 +1297,8 @@
               <w:rPr>
                 <w:noProof/>
                 <w:webHidden/>
+                <w:sz w:val="24"/>
+                <w:szCs w:val="24"/>
               </w:rPr>
               <w:tab/>
             </w:r>
@@ -1157,6 +1306,8 @@
               <w:rPr>
                 <w:noProof/>
                 <w:webHidden/>
+                <w:sz w:val="24"/>
+                <w:szCs w:val="24"/>
               </w:rPr>
               <w:fldChar w:fldCharType="begin"/>
             </w:r>
@@ -1164,19 +1315,25 @@
               <w:rPr>
                 <w:noProof/>
                 <w:webHidden/>
-              </w:rPr>
-              <w:instrText xml:space="preserve"> PAGEREF _Toc226677931 \h </w:instrText>
+                <w:sz w:val="24"/>
+                <w:szCs w:val="24"/>
+              </w:rPr>
+              <w:instrText xml:space="preserve"> PAGEREF _Toc226768119 \h </w:instrText>
             </w:r>
             <w:r>
               <w:rPr>
                 <w:noProof/>
                 <w:webHidden/>
+                <w:sz w:val="24"/>
+                <w:szCs w:val="24"/>
               </w:rPr>
             </w:r>
             <w:r>
               <w:rPr>
                 <w:noProof/>
                 <w:webHidden/>
+                <w:sz w:val="24"/>
+                <w:szCs w:val="24"/>
               </w:rPr>
               <w:fldChar w:fldCharType="separate"/>
             </w:r>
@@ -1184,6 +1341,8 @@
               <w:rPr>
                 <w:noProof/>
                 <w:webHidden/>
+                <w:sz w:val="24"/>
+                <w:szCs w:val="24"/>
               </w:rPr>
               <w:t>9</w:t>
             </w:r>
@@ -1191,6 +1350,8 @@
               <w:rPr>
                 <w:noProof/>
                 <w:webHidden/>
+                <w:sz w:val="24"/>
+                <w:szCs w:val="24"/>
               </w:rPr>
               <w:fldChar w:fldCharType="end"/>
             </w:r>
@@ -1204,69 +1365,101 @@
             </w:tabs>
             <w:rPr>
               <w:rFonts w:eastAsiaTheme="minorEastAsia" w:cstheme="minorBidi"/>
-              <w:b w:val="0"/>
-              <w:bCs w:val="0"/>
               <w:i w:val="0"/>
               <w:iCs w:val="0"/>
               <w:noProof/>
               <w:kern w:val="2"/>
+              <w:sz w:val="28"/>
+              <w:szCs w:val="28"/>
               <w:lang w:eastAsia="ru-RU"/>
               <w14:ligatures w14:val="standardContextual"/>
             </w:rPr>
           </w:pPr>
-          <w:hyperlink w:anchor="_Toc226677932" w:history="1">
+          <w:hyperlink w:anchor="_Toc226768120" w:history="1">
             <w:r>
               <w:rPr>
                 <w:rStyle w:val="af"/>
+                <w:i w:val="0"/>
+                <w:iCs w:val="0"/>
                 <w:noProof/>
-              </w:rPr>
-              <w:t>Глава 3. Формирование синтетического датасета для обучения модели сегментации</w:t>
+                <w:sz w:val="28"/>
+                <w:szCs w:val="28"/>
+              </w:rPr>
+              <w:t>ГЛАВА 3. ФОРМИРОВАНИЕ СИНТЕТИЧЕСКОГО ДАТАСЕТА ДЛЯ ОБУЧЕНИЯ МОДЕЛИ СЕГМЕНТАЦИИ</w:t>
             </w:r>
             <w:r>
               <w:rPr>
+                <w:i w:val="0"/>
+                <w:iCs w:val="0"/>
                 <w:noProof/>
                 <w:webHidden/>
+                <w:sz w:val="28"/>
+                <w:szCs w:val="28"/>
               </w:rPr>
               <w:tab/>
             </w:r>
             <w:r>
               <w:rPr>
+                <w:i w:val="0"/>
+                <w:iCs w:val="0"/>
                 <w:noProof/>
                 <w:webHidden/>
+                <w:sz w:val="28"/>
+                <w:szCs w:val="28"/>
               </w:rPr>
               <w:fldChar w:fldCharType="begin"/>
             </w:r>
             <w:r>
               <w:rPr>
+                <w:i w:val="0"/>
+                <w:iCs w:val="0"/>
                 <w:noProof/>
                 <w:webHidden/>
-              </w:rPr>
-              <w:instrText xml:space="preserve"> PAGEREF _Toc226677932 \h </w:instrText>
+                <w:sz w:val="28"/>
+                <w:szCs w:val="28"/>
+              </w:rPr>
+              <w:instrText xml:space="preserve"> PAGEREF _Toc226768120 \h </w:instrText>
             </w:r>
             <w:r>
               <w:rPr>
+                <w:i w:val="0"/>
+                <w:iCs w:val="0"/>
                 <w:noProof/>
                 <w:webHidden/>
+                <w:sz w:val="28"/>
+                <w:szCs w:val="28"/>
               </w:rPr>
             </w:r>
             <w:r>
               <w:rPr>
+                <w:i w:val="0"/>
+                <w:iCs w:val="0"/>
                 <w:noProof/>
                 <w:webHidden/>
+                <w:sz w:val="28"/>
+                <w:szCs w:val="28"/>
               </w:rPr>
               <w:fldChar w:fldCharType="separate"/>
             </w:r>
             <w:r>
               <w:rPr>
+                <w:i w:val="0"/>
+                <w:iCs w:val="0"/>
                 <w:noProof/>
                 <w:webHidden/>
+                <w:sz w:val="28"/>
+                <w:szCs w:val="28"/>
               </w:rPr>
               <w:t>13</w:t>
             </w:r>
             <w:r>
               <w:rPr>
+                <w:i w:val="0"/>
+                <w:iCs w:val="0"/>
                 <w:noProof/>
                 <w:webHidden/>
+                <w:sz w:val="28"/>
+                <w:szCs w:val="28"/>
               </w:rPr>
               <w:fldChar w:fldCharType="end"/>
             </w:r>
@@ -1280,8 +1473,6 @@
             </w:tabs>
             <w:rPr>
               <w:rFonts w:eastAsiaTheme="minorEastAsia" w:cstheme="minorBidi"/>
-              <w:b w:val="0"/>
-              <w:bCs w:val="0"/>
               <w:noProof/>
               <w:kern w:val="2"/>
               <w:sz w:val="24"/>
@@ -1290,11 +1481,13 @@
               <w14:ligatures w14:val="standardContextual"/>
             </w:rPr>
           </w:pPr>
-          <w:hyperlink w:anchor="_Toc226677933" w:history="1">
+          <w:hyperlink w:anchor="_Toc226768121" w:history="1">
             <w:r>
               <w:rPr>
                 <w:rStyle w:val="af"/>
                 <w:noProof/>
+                <w:sz w:val="24"/>
+                <w:szCs w:val="24"/>
               </w:rPr>
               <w:t>3.1. Проблема недостатка размеченных данных и стратегия синтеза</w:t>
             </w:r>
@@ -1302,6 +1495,8 @@
               <w:rPr>
                 <w:noProof/>
                 <w:webHidden/>
+                <w:sz w:val="24"/>
+                <w:szCs w:val="24"/>
               </w:rPr>
               <w:tab/>
             </w:r>
@@ -1309,6 +1504,8 @@
               <w:rPr>
                 <w:noProof/>
                 <w:webHidden/>
+                <w:sz w:val="24"/>
+                <w:szCs w:val="24"/>
               </w:rPr>
               <w:fldChar w:fldCharType="begin"/>
             </w:r>
@@ -1316,19 +1513,25 @@
               <w:rPr>
                 <w:noProof/>
                 <w:webHidden/>
-              </w:rPr>
-              <w:instrText xml:space="preserve"> PAGEREF _Toc226677933 \h </w:instrText>
+                <w:sz w:val="24"/>
+                <w:szCs w:val="24"/>
+              </w:rPr>
+              <w:instrText xml:space="preserve"> PAGEREF _Toc226768121 \h </w:instrText>
             </w:r>
             <w:r>
               <w:rPr>
                 <w:noProof/>
                 <w:webHidden/>
+                <w:sz w:val="24"/>
+                <w:szCs w:val="24"/>
               </w:rPr>
             </w:r>
             <w:r>
               <w:rPr>
                 <w:noProof/>
                 <w:webHidden/>
+                <w:sz w:val="24"/>
+                <w:szCs w:val="24"/>
               </w:rPr>
               <w:fldChar w:fldCharType="separate"/>
             </w:r>
@@ -1336,6 +1539,8 @@
               <w:rPr>
                 <w:noProof/>
                 <w:webHidden/>
+                <w:sz w:val="24"/>
+                <w:szCs w:val="24"/>
               </w:rPr>
               <w:t>13</w:t>
             </w:r>
@@ -1343,6 +1548,8 @@
               <w:rPr>
                 <w:noProof/>
                 <w:webHidden/>
+                <w:sz w:val="24"/>
+                <w:szCs w:val="24"/>
               </w:rPr>
               <w:fldChar w:fldCharType="end"/>
             </w:r>
@@ -1356,8 +1563,6 @@
             </w:tabs>
             <w:rPr>
               <w:rFonts w:eastAsiaTheme="minorEastAsia" w:cstheme="minorBidi"/>
-              <w:b w:val="0"/>
-              <w:bCs w:val="0"/>
               <w:noProof/>
               <w:kern w:val="2"/>
               <w:sz w:val="24"/>
@@ -1366,11 +1571,13 @@
               <w14:ligatures w14:val="standardContextual"/>
             </w:rPr>
           </w:pPr>
-          <w:hyperlink w:anchor="_Toc226677934" w:history="1">
+          <w:hyperlink w:anchor="_Toc226768122" w:history="1">
             <w:r>
               <w:rPr>
                 <w:rStyle w:val="af"/>
                 <w:noProof/>
+                <w:sz w:val="24"/>
+                <w:szCs w:val="24"/>
               </w:rPr>
               <w:t>3.2. Подготовка исходных изображений и генерация масок</w:t>
             </w:r>
@@ -1378,6 +1585,8 @@
               <w:rPr>
                 <w:noProof/>
                 <w:webHidden/>
+                <w:sz w:val="24"/>
+                <w:szCs w:val="24"/>
               </w:rPr>
               <w:tab/>
             </w:r>
@@ -1385,6 +1594,8 @@
               <w:rPr>
                 <w:noProof/>
                 <w:webHidden/>
+                <w:sz w:val="24"/>
+                <w:szCs w:val="24"/>
               </w:rPr>
               <w:fldChar w:fldCharType="begin"/>
             </w:r>
@@ -1392,19 +1603,25 @@
               <w:rPr>
                 <w:noProof/>
                 <w:webHidden/>
-              </w:rPr>
-              <w:instrText xml:space="preserve"> PAGEREF _Toc226677934 \h </w:instrText>
+                <w:sz w:val="24"/>
+                <w:szCs w:val="24"/>
+              </w:rPr>
+              <w:instrText xml:space="preserve"> PAGEREF _Toc226768122 \h </w:instrText>
             </w:r>
             <w:r>
               <w:rPr>
                 <w:noProof/>
                 <w:webHidden/>
+                <w:sz w:val="24"/>
+                <w:szCs w:val="24"/>
               </w:rPr>
             </w:r>
             <w:r>
               <w:rPr>
                 <w:noProof/>
                 <w:webHidden/>
+                <w:sz w:val="24"/>
+                <w:szCs w:val="24"/>
               </w:rPr>
               <w:fldChar w:fldCharType="separate"/>
             </w:r>
@@ -1412,6 +1629,8 @@
               <w:rPr>
                 <w:noProof/>
                 <w:webHidden/>
+                <w:sz w:val="24"/>
+                <w:szCs w:val="24"/>
               </w:rPr>
               <w:t>13</w:t>
             </w:r>
@@ -1419,6 +1638,8 @@
               <w:rPr>
                 <w:noProof/>
                 <w:webHidden/>
+                <w:sz w:val="24"/>
+                <w:szCs w:val="24"/>
               </w:rPr>
               <w:fldChar w:fldCharType="end"/>
             </w:r>
@@ -1432,8 +1653,6 @@
             </w:tabs>
             <w:rPr>
               <w:rFonts w:eastAsiaTheme="minorEastAsia" w:cstheme="minorBidi"/>
-              <w:b w:val="0"/>
-              <w:bCs w:val="0"/>
               <w:noProof/>
               <w:kern w:val="2"/>
               <w:sz w:val="24"/>
@@ -1442,11 +1661,13 @@
               <w14:ligatures w14:val="standardContextual"/>
             </w:rPr>
           </w:pPr>
-          <w:hyperlink w:anchor="_Toc226677935" w:history="1">
+          <w:hyperlink w:anchor="_Toc226768123" w:history="1">
             <w:r>
               <w:rPr>
                 <w:rStyle w:val="af"/>
                 <w:noProof/>
+                <w:sz w:val="24"/>
+                <w:szCs w:val="24"/>
               </w:rPr>
               <w:t>3.3. Сбор библиотеки реалистичных фонов</w:t>
             </w:r>
@@ -1454,6 +1675,8 @@
               <w:rPr>
                 <w:noProof/>
                 <w:webHidden/>
+                <w:sz w:val="24"/>
+                <w:szCs w:val="24"/>
               </w:rPr>
               <w:tab/>
             </w:r>
@@ -1461,6 +1684,8 @@
               <w:rPr>
                 <w:noProof/>
                 <w:webHidden/>
+                <w:sz w:val="24"/>
+                <w:szCs w:val="24"/>
               </w:rPr>
               <w:fldChar w:fldCharType="begin"/>
             </w:r>
@@ -1468,19 +1693,25 @@
               <w:rPr>
                 <w:noProof/>
                 <w:webHidden/>
-              </w:rPr>
-              <w:instrText xml:space="preserve"> PAGEREF _Toc226677935 \h </w:instrText>
+                <w:sz w:val="24"/>
+                <w:szCs w:val="24"/>
+              </w:rPr>
+              <w:instrText xml:space="preserve"> PAGEREF _Toc226768123 \h </w:instrText>
             </w:r>
             <w:r>
               <w:rPr>
                 <w:noProof/>
                 <w:webHidden/>
+                <w:sz w:val="24"/>
+                <w:szCs w:val="24"/>
               </w:rPr>
             </w:r>
             <w:r>
               <w:rPr>
                 <w:noProof/>
                 <w:webHidden/>
+                <w:sz w:val="24"/>
+                <w:szCs w:val="24"/>
               </w:rPr>
               <w:fldChar w:fldCharType="separate"/>
             </w:r>
@@ -1488,6 +1719,8 @@
               <w:rPr>
                 <w:noProof/>
                 <w:webHidden/>
+                <w:sz w:val="24"/>
+                <w:szCs w:val="24"/>
               </w:rPr>
               <w:t>14</w:t>
             </w:r>
@@ -1495,6 +1728,8 @@
               <w:rPr>
                 <w:noProof/>
                 <w:webHidden/>
+                <w:sz w:val="24"/>
+                <w:szCs w:val="24"/>
               </w:rPr>
               <w:fldChar w:fldCharType="end"/>
             </w:r>
@@ -1508,8 +1743,6 @@
             </w:tabs>
             <w:rPr>
               <w:rFonts w:eastAsiaTheme="minorEastAsia" w:cstheme="minorBidi"/>
-              <w:b w:val="0"/>
-              <w:bCs w:val="0"/>
               <w:noProof/>
               <w:kern w:val="2"/>
               <w:sz w:val="24"/>
@@ -1518,11 +1751,13 @@
               <w14:ligatures w14:val="standardContextual"/>
             </w:rPr>
           </w:pPr>
-          <w:hyperlink w:anchor="_Toc226677936" w:history="1">
+          <w:hyperlink w:anchor="_Toc226768124" w:history="1">
             <w:r>
               <w:rPr>
                 <w:rStyle w:val="af"/>
                 <w:noProof/>
+                <w:sz w:val="24"/>
+                <w:szCs w:val="24"/>
               </w:rPr>
               <w:t>3.4. Синтез композиций</w:t>
             </w:r>
@@ -1530,6 +1765,8 @@
               <w:rPr>
                 <w:noProof/>
                 <w:webHidden/>
+                <w:sz w:val="24"/>
+                <w:szCs w:val="24"/>
               </w:rPr>
               <w:tab/>
             </w:r>
@@ -1537,6 +1774,8 @@
               <w:rPr>
                 <w:noProof/>
                 <w:webHidden/>
+                <w:sz w:val="24"/>
+                <w:szCs w:val="24"/>
               </w:rPr>
               <w:fldChar w:fldCharType="begin"/>
             </w:r>
@@ -1544,19 +1783,25 @@
               <w:rPr>
                 <w:noProof/>
                 <w:webHidden/>
-              </w:rPr>
-              <w:instrText xml:space="preserve"> PAGEREF _Toc226677936 \h </w:instrText>
+                <w:sz w:val="24"/>
+                <w:szCs w:val="24"/>
+              </w:rPr>
+              <w:instrText xml:space="preserve"> PAGEREF _Toc226768124 \h </w:instrText>
             </w:r>
             <w:r>
               <w:rPr>
                 <w:noProof/>
                 <w:webHidden/>
+                <w:sz w:val="24"/>
+                <w:szCs w:val="24"/>
               </w:rPr>
             </w:r>
             <w:r>
               <w:rPr>
                 <w:noProof/>
                 <w:webHidden/>
+                <w:sz w:val="24"/>
+                <w:szCs w:val="24"/>
               </w:rPr>
               <w:fldChar w:fldCharType="separate"/>
             </w:r>
@@ -1564,6 +1809,8 @@
               <w:rPr>
                 <w:noProof/>
                 <w:webHidden/>
+                <w:sz w:val="24"/>
+                <w:szCs w:val="24"/>
               </w:rPr>
               <w:t>15</w:t>
             </w:r>
@@ -1571,6 +1818,8 @@
               <w:rPr>
                 <w:noProof/>
                 <w:webHidden/>
+                <w:sz w:val="24"/>
+                <w:szCs w:val="24"/>
               </w:rPr>
               <w:fldChar w:fldCharType="end"/>
             </w:r>
@@ -1584,69 +1833,101 @@
             </w:tabs>
             <w:rPr>
               <w:rFonts w:eastAsiaTheme="minorEastAsia" w:cstheme="minorBidi"/>
-              <w:b w:val="0"/>
-              <w:bCs w:val="0"/>
               <w:i w:val="0"/>
               <w:iCs w:val="0"/>
               <w:noProof/>
               <w:kern w:val="2"/>
+              <w:sz w:val="28"/>
+              <w:szCs w:val="28"/>
               <w:lang w:eastAsia="ru-RU"/>
               <w14:ligatures w14:val="standardContextual"/>
             </w:rPr>
           </w:pPr>
-          <w:hyperlink w:anchor="_Toc226677937" w:history="1">
+          <w:hyperlink w:anchor="_Toc226768125" w:history="1">
             <w:r>
               <w:rPr>
                 <w:rStyle w:val="af"/>
+                <w:i w:val="0"/>
+                <w:iCs w:val="0"/>
                 <w:noProof/>
-              </w:rPr>
-              <w:t>Глава 4. Экспериментальные исследования: оптимизация функции потерь и стратегия активного обучения</w:t>
+                <w:sz w:val="28"/>
+                <w:szCs w:val="28"/>
+              </w:rPr>
+              <w:t>ГЛАВА 4. ЭКСПЕРИМЕНТАЛЬНЫЕ ИССЛЕДОВАНИЯ: ОПТИМИЗАЦИЯ ФУНКЦИИ ПОТЕРЬ И СТРАТЕГИЯ АКТИВНОГО ОБУЧЕНИЯ</w:t>
             </w:r>
             <w:r>
               <w:rPr>
+                <w:i w:val="0"/>
+                <w:iCs w:val="0"/>
                 <w:noProof/>
                 <w:webHidden/>
+                <w:sz w:val="28"/>
+                <w:szCs w:val="28"/>
               </w:rPr>
               <w:tab/>
             </w:r>
             <w:r>
               <w:rPr>
+                <w:i w:val="0"/>
+                <w:iCs w:val="0"/>
                 <w:noProof/>
                 <w:webHidden/>
+                <w:sz w:val="28"/>
+                <w:szCs w:val="28"/>
               </w:rPr>
               <w:fldChar w:fldCharType="begin"/>
             </w:r>
             <w:r>
               <w:rPr>
+                <w:i w:val="0"/>
+                <w:iCs w:val="0"/>
                 <w:noProof/>
                 <w:webHidden/>
-              </w:rPr>
-              <w:instrText xml:space="preserve"> PAGEREF _Toc226677937 \h </w:instrText>
+                <w:sz w:val="28"/>
+                <w:szCs w:val="28"/>
+              </w:rPr>
+              <w:instrText xml:space="preserve"> PAGEREF _Toc226768125 \h </w:instrText>
             </w:r>
             <w:r>
               <w:rPr>
+                <w:i w:val="0"/>
+                <w:iCs w:val="0"/>
                 <w:noProof/>
                 <w:webHidden/>
+                <w:sz w:val="28"/>
+                <w:szCs w:val="28"/>
               </w:rPr>
             </w:r>
             <w:r>
               <w:rPr>
+                <w:i w:val="0"/>
+                <w:iCs w:val="0"/>
                 <w:noProof/>
                 <w:webHidden/>
+                <w:sz w:val="28"/>
+                <w:szCs w:val="28"/>
               </w:rPr>
               <w:fldChar w:fldCharType="separate"/>
             </w:r>
             <w:r>
               <w:rPr>
+                <w:i w:val="0"/>
+                <w:iCs w:val="0"/>
                 <w:noProof/>
                 <w:webHidden/>
+                <w:sz w:val="28"/>
+                <w:szCs w:val="28"/>
               </w:rPr>
               <w:t>18</w:t>
             </w:r>
             <w:r>
               <w:rPr>
+                <w:i w:val="0"/>
+                <w:iCs w:val="0"/>
                 <w:noProof/>
                 <w:webHidden/>
+                <w:sz w:val="28"/>
+                <w:szCs w:val="28"/>
               </w:rPr>
               <w:fldChar w:fldCharType="end"/>
             </w:r>
@@ -1660,8 +1941,6 @@
             </w:tabs>
             <w:rPr>
               <w:rFonts w:eastAsiaTheme="minorEastAsia" w:cstheme="minorBidi"/>
-              <w:b w:val="0"/>
-              <w:bCs w:val="0"/>
               <w:noProof/>
               <w:kern w:val="2"/>
               <w:sz w:val="24"/>
@@ -1670,11 +1949,13 @@
               <w14:ligatures w14:val="standardContextual"/>
             </w:rPr>
           </w:pPr>
-          <w:hyperlink w:anchor="_Toc226677938" w:history="1">
+          <w:hyperlink w:anchor="_Toc226768126" w:history="1">
             <w:r>
               <w:rPr>
                 <w:rStyle w:val="af"/>
                 <w:noProof/>
+                <w:sz w:val="24"/>
+                <w:szCs w:val="24"/>
               </w:rPr>
               <w:t>4.1. Сравнительный анализ функций потерь: BCE vs. BCE + Dice Loss</w:t>
             </w:r>
@@ -1682,6 +1963,8 @@
               <w:rPr>
                 <w:noProof/>
                 <w:webHidden/>
+                <w:sz w:val="24"/>
+                <w:szCs w:val="24"/>
               </w:rPr>
               <w:tab/>
             </w:r>
@@ -1689,6 +1972,8 @@
               <w:rPr>
                 <w:noProof/>
                 <w:webHidden/>
+                <w:sz w:val="24"/>
+                <w:szCs w:val="24"/>
               </w:rPr>
               <w:fldChar w:fldCharType="begin"/>
             </w:r>
@@ -1696,19 +1981,25 @@
               <w:rPr>
                 <w:noProof/>
                 <w:webHidden/>
-              </w:rPr>
-              <w:instrText xml:space="preserve"> PAGEREF _Toc226677938 \h </w:instrText>
+                <w:sz w:val="24"/>
+                <w:szCs w:val="24"/>
+              </w:rPr>
+              <w:instrText xml:space="preserve"> PAGEREF _Toc226768126 \h </w:instrText>
             </w:r>
             <w:r>
               <w:rPr>
                 <w:noProof/>
                 <w:webHidden/>
+                <w:sz w:val="24"/>
+                <w:szCs w:val="24"/>
               </w:rPr>
             </w:r>
             <w:r>
               <w:rPr>
                 <w:noProof/>
                 <w:webHidden/>
+                <w:sz w:val="24"/>
+                <w:szCs w:val="24"/>
               </w:rPr>
               <w:fldChar w:fldCharType="separate"/>
             </w:r>
@@ -1716,6 +2007,8 @@
               <w:rPr>
                 <w:noProof/>
                 <w:webHidden/>
+                <w:sz w:val="24"/>
+                <w:szCs w:val="24"/>
               </w:rPr>
               <w:t>18</w:t>
             </w:r>
@@ -1723,6 +2016,8 @@
               <w:rPr>
                 <w:noProof/>
                 <w:webHidden/>
+                <w:sz w:val="24"/>
+                <w:szCs w:val="24"/>
               </w:rPr>
               <w:fldChar w:fldCharType="end"/>
             </w:r>
@@ -1736,8 +2031,6 @@
             </w:tabs>
             <w:rPr>
               <w:rFonts w:eastAsiaTheme="minorEastAsia" w:cstheme="minorBidi"/>
-              <w:b w:val="0"/>
-              <w:bCs w:val="0"/>
               <w:noProof/>
               <w:kern w:val="2"/>
               <w:sz w:val="24"/>
@@ -1746,11 +2039,13 @@
               <w14:ligatures w14:val="standardContextual"/>
             </w:rPr>
           </w:pPr>
-          <w:hyperlink w:anchor="_Toc226677939" w:history="1">
+          <w:hyperlink w:anchor="_Toc226768127" w:history="1">
             <w:r>
               <w:rPr>
                 <w:rStyle w:val="af"/>
                 <w:noProof/>
+                <w:sz w:val="24"/>
+                <w:szCs w:val="24"/>
               </w:rPr>
               <w:t>4.2. Проблема доменного сдвига и стратегия Active Learning</w:t>
             </w:r>
@@ -1758,6 +2053,8 @@
               <w:rPr>
                 <w:noProof/>
                 <w:webHidden/>
+                <w:sz w:val="24"/>
+                <w:szCs w:val="24"/>
               </w:rPr>
               <w:tab/>
             </w:r>
@@ -1765,6 +2062,8 @@
               <w:rPr>
                 <w:noProof/>
                 <w:webHidden/>
+                <w:sz w:val="24"/>
+                <w:szCs w:val="24"/>
               </w:rPr>
               <w:fldChar w:fldCharType="begin"/>
             </w:r>
@@ -1772,19 +2071,25 @@
               <w:rPr>
                 <w:noProof/>
                 <w:webHidden/>
-              </w:rPr>
-              <w:instrText xml:space="preserve"> PAGEREF _Toc226677939 \h </w:instrText>
+                <w:sz w:val="24"/>
+                <w:szCs w:val="24"/>
+              </w:rPr>
+              <w:instrText xml:space="preserve"> PAGEREF _Toc226768127 \h </w:instrText>
             </w:r>
             <w:r>
               <w:rPr>
                 <w:noProof/>
                 <w:webHidden/>
+                <w:sz w:val="24"/>
+                <w:szCs w:val="24"/>
               </w:rPr>
             </w:r>
             <w:r>
               <w:rPr>
                 <w:noProof/>
                 <w:webHidden/>
+                <w:sz w:val="24"/>
+                <w:szCs w:val="24"/>
               </w:rPr>
               <w:fldChar w:fldCharType="separate"/>
             </w:r>
@@ -1792,13 +2097,17 @@
               <w:rPr>
                 <w:noProof/>
                 <w:webHidden/>
-              </w:rPr>
-              <w:t>21</w:t>
+                <w:sz w:val="24"/>
+                <w:szCs w:val="24"/>
+              </w:rPr>
+              <w:t>22</w:t>
             </w:r>
             <w:r>
               <w:rPr>
                 <w:noProof/>
                 <w:webHidden/>
+                <w:sz w:val="24"/>
+                <w:szCs w:val="24"/>
               </w:rPr>
               <w:fldChar w:fldCharType="end"/>
             </w:r>
@@ -1812,8 +2121,6 @@
             </w:tabs>
             <w:rPr>
               <w:rFonts w:eastAsiaTheme="minorEastAsia" w:cstheme="minorBidi"/>
-              <w:b w:val="0"/>
-              <w:bCs w:val="0"/>
               <w:noProof/>
               <w:kern w:val="2"/>
               <w:sz w:val="24"/>
@@ -1822,12 +2129,14 @@
               <w14:ligatures w14:val="standardContextual"/>
             </w:rPr>
           </w:pPr>
-          <w:hyperlink w:anchor="_Toc226677940" w:history="1">
+          <w:hyperlink w:anchor="_Toc226768128" w:history="1">
             <w:r>
               <w:rPr>
                 <w:rStyle w:val="af"/>
                 <w:rFonts w:eastAsiaTheme="majorEastAsia" w:cstheme="majorBidi"/>
                 <w:noProof/>
+                <w:sz w:val="24"/>
+                <w:szCs w:val="24"/>
               </w:rPr>
               <w:t>4.3. Результаты дообучения (Fine-Tuning)</w:t>
             </w:r>
@@ -1835,6 +2144,8 @@
               <w:rPr>
                 <w:noProof/>
                 <w:webHidden/>
+                <w:sz w:val="24"/>
+                <w:szCs w:val="24"/>
               </w:rPr>
               <w:tab/>
             </w:r>
@@ -1842,6 +2153,8 @@
               <w:rPr>
                 <w:noProof/>
                 <w:webHidden/>
+                <w:sz w:val="24"/>
+                <w:szCs w:val="24"/>
               </w:rPr>
               <w:fldChar w:fldCharType="begin"/>
             </w:r>
@@ -1849,19 +2162,25 @@
               <w:rPr>
                 <w:noProof/>
                 <w:webHidden/>
-              </w:rPr>
-              <w:instrText xml:space="preserve"> PAGEREF _Toc226677940 \h </w:instrText>
+                <w:sz w:val="24"/>
+                <w:szCs w:val="24"/>
+              </w:rPr>
+              <w:instrText xml:space="preserve"> PAGEREF _Toc226768128 \h </w:instrText>
             </w:r>
             <w:r>
               <w:rPr>
                 <w:noProof/>
                 <w:webHidden/>
+                <w:sz w:val="24"/>
+                <w:szCs w:val="24"/>
               </w:rPr>
             </w:r>
             <w:r>
               <w:rPr>
                 <w:noProof/>
                 <w:webHidden/>
+                <w:sz w:val="24"/>
+                <w:szCs w:val="24"/>
               </w:rPr>
               <w:fldChar w:fldCharType="separate"/>
             </w:r>
@@ -1869,13 +2188,17 @@
               <w:rPr>
                 <w:noProof/>
                 <w:webHidden/>
-              </w:rPr>
-              <w:t>22</w:t>
+                <w:sz w:val="24"/>
+                <w:szCs w:val="24"/>
+              </w:rPr>
+              <w:t>23</w:t>
             </w:r>
             <w:r>
               <w:rPr>
                 <w:noProof/>
                 <w:webHidden/>
+                <w:sz w:val="24"/>
+                <w:szCs w:val="24"/>
               </w:rPr>
               <w:fldChar w:fldCharType="end"/>
             </w:r>
@@ -1889,8 +2212,6 @@
             </w:tabs>
             <w:rPr>
               <w:rFonts w:eastAsiaTheme="minorEastAsia" w:cstheme="minorBidi"/>
-              <w:b w:val="0"/>
-              <w:bCs w:val="0"/>
               <w:noProof/>
               <w:kern w:val="2"/>
               <w:sz w:val="24"/>
@@ -1899,12 +2220,14 @@
               <w14:ligatures w14:val="standardContextual"/>
             </w:rPr>
           </w:pPr>
-          <w:hyperlink w:anchor="_Toc226677941" w:history="1">
+          <w:hyperlink w:anchor="_Toc226768129" w:history="1">
             <w:r>
               <w:rPr>
                 <w:rStyle w:val="af"/>
                 <w:rFonts w:eastAsiaTheme="majorEastAsia" w:cstheme="majorBidi"/>
                 <w:noProof/>
+                <w:sz w:val="24"/>
+                <w:szCs w:val="24"/>
               </w:rPr>
               <w:t>4.4. Анализ результатов</w:t>
             </w:r>
@@ -1912,6 +2235,8 @@
               <w:rPr>
                 <w:noProof/>
                 <w:webHidden/>
+                <w:sz w:val="24"/>
+                <w:szCs w:val="24"/>
               </w:rPr>
               <w:tab/>
             </w:r>
@@ -1919,6 +2244,8 @@
               <w:rPr>
                 <w:noProof/>
                 <w:webHidden/>
+                <w:sz w:val="24"/>
+                <w:szCs w:val="24"/>
               </w:rPr>
               <w:fldChar w:fldCharType="begin"/>
             </w:r>
@@ -1926,19 +2253,25 @@
               <w:rPr>
                 <w:noProof/>
                 <w:webHidden/>
-              </w:rPr>
-              <w:instrText xml:space="preserve"> PAGEREF _Toc226677941 \h </w:instrText>
+                <w:sz w:val="24"/>
+                <w:szCs w:val="24"/>
+              </w:rPr>
+              <w:instrText xml:space="preserve"> PAGEREF _Toc226768129 \h </w:instrText>
             </w:r>
             <w:r>
               <w:rPr>
                 <w:noProof/>
                 <w:webHidden/>
+                <w:sz w:val="24"/>
+                <w:szCs w:val="24"/>
               </w:rPr>
             </w:r>
             <w:r>
               <w:rPr>
                 <w:noProof/>
                 <w:webHidden/>
+                <w:sz w:val="24"/>
+                <w:szCs w:val="24"/>
               </w:rPr>
               <w:fldChar w:fldCharType="separate"/>
             </w:r>
@@ -1946,13 +2279,125 @@
               <w:rPr>
                 <w:noProof/>
                 <w:webHidden/>
-              </w:rPr>
-              <w:t>23</w:t>
+                <w:sz w:val="24"/>
+                <w:szCs w:val="24"/>
+              </w:rPr>
+              <w:t>25</w:t>
             </w:r>
             <w:r>
               <w:rPr>
                 <w:noProof/>
                 <w:webHidden/>
+                <w:sz w:val="24"/>
+                <w:szCs w:val="24"/>
+              </w:rPr>
+              <w:fldChar w:fldCharType="end"/>
+            </w:r>
+          </w:hyperlink>
+        </w:p>
+        <w:p>
+          <w:pPr>
+            <w:pStyle w:val="12"/>
+            <w:tabs>
+              <w:tab w:val="right" w:leader="dot" w:pos="9627"/>
+            </w:tabs>
+            <w:rPr>
+              <w:rFonts w:eastAsiaTheme="minorEastAsia" w:cstheme="minorBidi"/>
+              <w:i w:val="0"/>
+              <w:iCs w:val="0"/>
+              <w:noProof/>
+              <w:kern w:val="2"/>
+              <w:sz w:val="28"/>
+              <w:szCs w:val="28"/>
+              <w:lang w:eastAsia="ru-RU"/>
+              <w14:ligatures w14:val="standardContextual"/>
+            </w:rPr>
+          </w:pPr>
+          <w:hyperlink w:anchor="_Toc226768130" w:history="1">
+            <w:r>
+              <w:rPr>
+                <w:rStyle w:val="af"/>
+                <w:i w:val="0"/>
+                <w:iCs w:val="0"/>
+                <w:noProof/>
+                <w:sz w:val="28"/>
+                <w:szCs w:val="28"/>
+              </w:rPr>
+              <w:t>СПИСОК ИСПОЛЬЗОВАННОЙ ЛИТЕРАТУРЫ</w:t>
+            </w:r>
+            <w:r>
+              <w:rPr>
+                <w:i w:val="0"/>
+                <w:iCs w:val="0"/>
+                <w:noProof/>
+                <w:webHidden/>
+                <w:sz w:val="28"/>
+                <w:szCs w:val="28"/>
+              </w:rPr>
+              <w:tab/>
+            </w:r>
+            <w:r>
+              <w:rPr>
+                <w:i w:val="0"/>
+                <w:iCs w:val="0"/>
+                <w:noProof/>
+                <w:webHidden/>
+                <w:sz w:val="28"/>
+                <w:szCs w:val="28"/>
+              </w:rPr>
+              <w:fldChar w:fldCharType="begin"/>
+            </w:r>
+            <w:r>
+              <w:rPr>
+                <w:i w:val="0"/>
+                <w:iCs w:val="0"/>
+                <w:noProof/>
+                <w:webHidden/>
+                <w:sz w:val="28"/>
+                <w:szCs w:val="28"/>
+              </w:rPr>
+              <w:instrText xml:space="preserve"> PAGEREF _Toc226768130 \h </w:instrText>
+            </w:r>
+            <w:r>
+              <w:rPr>
+                <w:i w:val="0"/>
+                <w:iCs w:val="0"/>
+                <w:noProof/>
+                <w:webHidden/>
+                <w:sz w:val="28"/>
+                <w:szCs w:val="28"/>
+              </w:rPr>
+            </w:r>
+            <w:r>
+              <w:rPr>
+                <w:i w:val="0"/>
+                <w:iCs w:val="0"/>
+                <w:noProof/>
+                <w:webHidden/>
+                <w:sz w:val="28"/>
+                <w:szCs w:val="28"/>
+              </w:rPr>
+              <w:fldChar w:fldCharType="separate"/>
+            </w:r>
+            <w:r>
+              <w:rPr>
+                <w:i w:val="0"/>
+                <w:iCs w:val="0"/>
+                <w:noProof/>
+                <w:webHidden/>
+                <w:sz w:val="28"/>
+                <w:szCs w:val="28"/>
+              </w:rPr>
+              <w:t>28</w:t>
+            </w:r>
+            <w:r>
+              <w:rPr>
+                <w:i w:val="0"/>
+                <w:iCs w:val="0"/>
+                <w:noProof/>
+                <w:webHidden/>
+                <w:sz w:val="28"/>
+                <w:szCs w:val="28"/>
               </w:rPr>
               <w:fldChar w:fldCharType="end"/>
             </w:r>
@@ -1961,14 +2406,16 @@
         <w:p>
           <w:pPr>
             <w:rPr>
-              <w:szCs w:val="24"/>
+              <w:sz w:val="28"/>
+              <w:szCs w:val="28"/>
             </w:rPr>
           </w:pPr>
           <w:r>
             <w:rPr>
               <w:b/>
               <w:bCs/>
-              <w:szCs w:val="24"/>
+              <w:sz w:val="28"/>
+              <w:szCs w:val="28"/>
             </w:rPr>
             <w:fldChar w:fldCharType="end"/>
           </w:r>
@@ -2001,7 +2448,7 @@
         </w:rPr>
       </w:pPr>
       <w:bookmarkStart w:id="1" w:name="_Hlk226659028"/>
-      <w:bookmarkStart w:id="2" w:name="_Toc226677924"/>
+      <w:bookmarkStart w:id="2" w:name="_Toc226768112"/>
       <w:bookmarkEnd w:id="0"/>
       <w:r>
         <w:rPr>
@@ -2054,7 +2501,7 @@
           <w:szCs w:val="24"/>
         </w:rPr>
       </w:pPr>
-      <w:bookmarkStart w:id="3" w:name="_Toc226677925"/>
+      <w:bookmarkStart w:id="3" w:name="_Toc226768113"/>
       <w:r>
         <w:rPr>
           <w:b/>
@@ -2094,10 +2541,33 @@
       </w:r>
       <w:r>
         <w:rPr>
-          <w:sz w:val="28"/>
-          <w:szCs w:val="24"/>
-        </w:rPr>
-        <w:t xml:space="preserve">. Данный выбор обусловлен оптимальным балансом между вычислительной сложностью и точностью распознавания: архитектура MobileNetV3 демонстрирует </w:t>
+          <w:b/>
+          <w:bCs/>
+          <w:sz w:val="28"/>
+          <w:szCs w:val="24"/>
+        </w:rPr>
+        <w:t xml:space="preserve"> </w:t>
+      </w:r>
+      <w:r>
+        <w:rPr>
+          <w:sz w:val="28"/>
+          <w:szCs w:val="24"/>
+        </w:rPr>
+        <w:t>[3]</w:t>
+      </w:r>
+      <w:r>
+        <w:rPr>
+          <w:sz w:val="28"/>
+          <w:szCs w:val="24"/>
+        </w:rPr>
+        <w:t>.</w:t>
+      </w:r>
+      <w:r>
+        <w:rPr>
+          <w:sz w:val="28"/>
+          <w:szCs w:val="24"/>
+        </w:rPr>
+        <w:t xml:space="preserve"> Данный выбор обусловлен оптимальным балансом между вычислительной сложностью и точностью распознавания: архитектура MobileNetV3 демонстрирует </w:t>
       </w:r>
       <w:r>
         <w:rPr>
@@ -2250,10 +2720,33 @@
       </w:r>
       <w:r>
         <w:rPr>
-          <w:sz w:val="28"/>
-          <w:szCs w:val="24"/>
-        </w:rPr>
-        <w:t xml:space="preserve">, являющийся одним из наиболее репрезентативных открытых источников в области фитопатологии. Датасет содержит 54 306 изображений, охватывающих 38 классов (14 видов культур с различными типами поражений и здоровые образцы). Ключевой особенностью данного датасета является то, </w:t>
+          <w:b/>
+          <w:bCs/>
+          <w:sz w:val="28"/>
+          <w:szCs w:val="24"/>
+        </w:rPr>
+        <w:t xml:space="preserve"> </w:t>
+      </w:r>
+      <w:r>
+        <w:rPr>
+          <w:sz w:val="28"/>
+          <w:szCs w:val="24"/>
+        </w:rPr>
+        <w:t>[4]</w:t>
+      </w:r>
+      <w:r>
+        <w:rPr>
+          <w:sz w:val="28"/>
+          <w:szCs w:val="24"/>
+        </w:rPr>
+        <w:t>,</w:t>
+      </w:r>
+      <w:r>
+        <w:rPr>
+          <w:sz w:val="28"/>
+          <w:szCs w:val="24"/>
+        </w:rPr>
+        <w:t xml:space="preserve"> являющийся одним из наиболее репрезентативных открытых источников в области фитопатологии. Датасет содержит 54 306 изображений, охватывающих 38 классов (14 видов культур с различными типами поражений и здоровые образцы). Ключевой особенностью данного датасета является то, </w:t>
       </w:r>
       <w:r>
         <w:rPr>
@@ -2295,7 +2788,7 @@
           <w:szCs w:val="24"/>
         </w:rPr>
       </w:pPr>
-      <w:bookmarkStart w:id="5" w:name="_Toc226677926"/>
+      <w:bookmarkStart w:id="5" w:name="_Toc226768114"/>
       <w:r>
         <w:rPr>
           <w:b/>
@@ -3871,7 +4364,7 @@
           <w:szCs w:val="24"/>
         </w:rPr>
       </w:pPr>
-      <w:bookmarkStart w:id="6" w:name="_Toc226677927"/>
+      <w:bookmarkStart w:id="6" w:name="_Toc226768115"/>
       <w:r>
         <w:rPr>
           <w:b/>
@@ -5069,7 +5562,7 @@
           <w:szCs w:val="24"/>
         </w:rPr>
       </w:pPr>
-      <w:bookmarkStart w:id="7" w:name="_Toc226677928"/>
+      <w:bookmarkStart w:id="7" w:name="_Toc226768116"/>
       <w:r>
         <w:rPr>
           <w:b/>
@@ -5279,7 +5772,7 @@
           <w:szCs w:val="24"/>
         </w:rPr>
       </w:pPr>
-      <w:bookmarkStart w:id="8" w:name="_Toc226677929"/>
+      <w:bookmarkStart w:id="8" w:name="_Toc226768117"/>
       <w:r>
         <w:rPr>
           <w:b/>
@@ -5340,7 +5833,7 @@
           <w:szCs w:val="24"/>
         </w:rPr>
       </w:pPr>
-      <w:bookmarkStart w:id="9" w:name="_Toc226677930"/>
+      <w:bookmarkStart w:id="9" w:name="_Toc226768118"/>
       <w:r>
         <w:rPr>
           <w:b/>
@@ -5413,7 +5906,28 @@
           <w:sz w:val="28"/>
           <w:szCs w:val="24"/>
         </w:rPr>
-        <w:t xml:space="preserve"> Пионерские модели, заменившие полносвязные слои на сверточные, что позволило работать с изображениями произвольного размера. Однако они часто теряют пространственную информацию из-за агрессивного пулинга.</w:t>
+        <w:t xml:space="preserve"> Пионерские модели, заменившие полносвязные слои на сверточные, что позволило работать с изображениями произвольного размера</w:t>
+      </w:r>
+      <w:r>
+        <w:rPr>
+          <w:sz w:val="28"/>
+          <w:szCs w:val="24"/>
+        </w:rPr>
+        <w:t xml:space="preserve"> [1</w:t>
+      </w:r>
+      <w:r>
+        <w:rPr>
+          <w:sz w:val="28"/>
+          <w:szCs w:val="24"/>
+        </w:rPr>
+        <w:t>]</w:t>
+      </w:r>
+      <w:r>
+        <w:rPr>
+          <w:sz w:val="28"/>
+          <w:szCs w:val="24"/>
+        </w:rPr>
+        <w:t>. Однако они часто теряют пространственную информацию из-за агрессивного пулинга.</w:t>
       </w:r>
     </w:p>
     <w:p>
@@ -5473,7 +5987,28 @@
           <w:sz w:val="28"/>
           <w:szCs w:val="24"/>
         </w:rPr>
-        <w:t xml:space="preserve"> Архитектура encoder-decoder с симметричными связями пропуска (skip-connections). Изначально разработанная для биомедицинской сегментации, U-Net показала исключительную эффективность на задачах с ограниченными данными и необходимостью точной локализации границ объектов.</w:t>
+        <w:t xml:space="preserve"> Архитектура encoder-decoder с симметричными связями пропуска (skip-connections). Изначально разработанная для биомедицинской сегментации, U-Net показала исключительную эффективность на задачах с ограниченными данными и необходимостью точной локализации границ объектов</w:t>
+      </w:r>
+      <w:r>
+        <w:rPr>
+          <w:sz w:val="28"/>
+          <w:szCs w:val="24"/>
+        </w:rPr>
+        <w:t xml:space="preserve"> [2</w:t>
+      </w:r>
+      <w:r>
+        <w:rPr>
+          <w:sz w:val="28"/>
+          <w:szCs w:val="24"/>
+        </w:rPr>
+        <w:t>]</w:t>
+      </w:r>
+      <w:r>
+        <w:rPr>
+          <w:sz w:val="28"/>
+          <w:szCs w:val="24"/>
+        </w:rPr>
+        <w:t>.</w:t>
       </w:r>
     </w:p>
     <w:p>
@@ -5616,7 +6151,7 @@
           <w:szCs w:val="24"/>
         </w:rPr>
       </w:pPr>
-      <w:bookmarkStart w:id="10" w:name="_Toc226677931"/>
+      <w:bookmarkStart w:id="10" w:name="_Toc226768119"/>
       <w:r>
         <w:rPr>
           <w:b/>
@@ -5655,10 +6190,33 @@
       </w:r>
       <w:r>
         <w:rPr>
-          <w:sz w:val="28"/>
-          <w:szCs w:val="24"/>
-        </w:rPr>
-        <w:t>. Это позволяет использовать веса, обученные на ImageNet, для инициализации низкоуровневых фильтров (края, текстуры), что особенно важно при небольшом размере обучающей выборки.</w:t>
+          <w:b/>
+          <w:bCs/>
+          <w:sz w:val="28"/>
+          <w:szCs w:val="24"/>
+        </w:rPr>
+        <w:t xml:space="preserve"> </w:t>
+      </w:r>
+      <w:r>
+        <w:rPr>
+          <w:sz w:val="28"/>
+          <w:szCs w:val="24"/>
+        </w:rPr>
+        <w:t>[3]</w:t>
+      </w:r>
+      <w:r>
+        <w:rPr>
+          <w:sz w:val="28"/>
+          <w:szCs w:val="24"/>
+        </w:rPr>
+        <w:t>.</w:t>
+      </w:r>
+      <w:r>
+        <w:rPr>
+          <w:sz w:val="28"/>
+          <w:szCs w:val="24"/>
+        </w:rPr>
+        <w:t xml:space="preserve"> Это позволяет использовать веса, обученные на ImageNet, для инициализации низкоуровневых фильтров (края, текстуры), что особенно важно при небольшом размере обучающей выборки.</w:t>
       </w:r>
     </w:p>
     <w:p>
@@ -6452,7 +7010,7 @@
           <w:szCs w:val="24"/>
         </w:rPr>
         <w:drawing>
-          <wp:inline distT="0" distB="0" distL="0" distR="0" wp14:anchorId="03BC32B2" wp14:editId="7D9CD194">
+          <wp:inline distT="0" distB="0" distL="0" distR="0" wp14:anchorId="03BC32B2" wp14:editId="6A05F6B3">
             <wp:extent cx="2644140" cy="6890758"/>
             <wp:effectExtent l="0" t="0" r="3810" b="5715"/>
             <wp:docPr id="4" name="Рисунок 4"/>
@@ -8018,7 +8576,7 @@
           <w:szCs w:val="24"/>
         </w:rPr>
       </w:pPr>
-      <w:bookmarkStart w:id="11" w:name="_Toc226677932"/>
+      <w:bookmarkStart w:id="11" w:name="_Toc226768120"/>
       <w:r>
         <w:rPr>
           <w:b/>
@@ -8043,7 +8601,7 @@
           <w:szCs w:val="24"/>
         </w:rPr>
       </w:pPr>
-      <w:bookmarkStart w:id="12" w:name="_Toc226677933"/>
+      <w:bookmarkStart w:id="12" w:name="_Toc226768121"/>
       <w:r>
         <w:rPr>
           <w:b/>
@@ -8252,7 +8810,7 @@
           <w:szCs w:val="24"/>
         </w:rPr>
       </w:pPr>
-      <w:bookmarkStart w:id="13" w:name="_Toc226677934"/>
+      <w:bookmarkStart w:id="13" w:name="_Toc226768122"/>
       <w:r>
         <w:rPr>
           <w:b/>
@@ -8296,23 +8854,27 @@
         </w:rPr>
         <w:t>, репрезентативно покрывающих все доступные классы заболеваний и культур.</w:t>
       </w:r>
-    </w:p>
-    <w:p>
-      <w:pPr>
-        <w:spacing w:line="360" w:lineRule="auto"/>
-        <w:ind w:firstLine="709"/>
-        <w:rPr>
-          <w:sz w:val="28"/>
-          <w:szCs w:val="24"/>
-        </w:rPr>
-      </w:pPr>
+      <w:r>
+        <w:rPr>
+          <w:sz w:val="28"/>
+          <w:szCs w:val="24"/>
+        </w:rPr>
+        <w:t xml:space="preserve"> </w:t>
+      </w:r>
+      <w:r>
+        <w:rPr>
+          <w:sz w:val="28"/>
+          <w:szCs w:val="24"/>
+        </w:rPr>
+        <w:t xml:space="preserve">Поскольку изображения в PlantVillage имеют однородный светлый фон, для </w:t>
+      </w:r>
       <w:r>
         <w:rPr>
           <w:sz w:val="28"/>
           <w:szCs w:val="24"/>
         </w:rPr>
         <w:lastRenderedPageBreak/>
-        <w:t>Поскольку изображения в PlantVillage имеют однородный светлый фон, для получения бинарных масок был применен алгоритм пороговой бинаризации с последующей морфологической очисткой.</w:t>
+        <w:t>получения бинарных масок был применен алгоритм пороговой бинаризации с последующей морфологической очисткой.</w:t>
       </w:r>
     </w:p>
     <w:p>
@@ -8552,7 +9114,7 @@
           <w:szCs w:val="24"/>
         </w:rPr>
       </w:pPr>
-      <w:bookmarkStart w:id="14" w:name="_Toc226677935"/>
+      <w:bookmarkStart w:id="14" w:name="_Toc226768123"/>
       <w:r>
         <w:rPr>
           <w:b/>
@@ -8788,7 +9350,7 @@
           <w:szCs w:val="24"/>
         </w:rPr>
       </w:pPr>
-      <w:bookmarkStart w:id="15" w:name="_Toc226677936"/>
+      <w:bookmarkStart w:id="15" w:name="_Toc226768124"/>
       <w:r>
         <w:rPr>
           <w:b/>
@@ -9956,7 +10518,7 @@
         </w:rPr>
         <w:br w:type="page"/>
       </w:r>
-      <w:bookmarkStart w:id="18" w:name="_Toc226677937"/>
+      <w:bookmarkStart w:id="18" w:name="_Toc226768125"/>
       <w:r>
         <w:rPr>
           <w:b/>
@@ -9982,7 +10544,7 @@
           <w:szCs w:val="24"/>
         </w:rPr>
       </w:pPr>
-      <w:bookmarkStart w:id="19" w:name="_Toc226677938"/>
+      <w:bookmarkStart w:id="19" w:name="_Toc226768126"/>
       <w:r>
         <w:rPr>
           <w:b/>
@@ -10176,7 +10738,63 @@
           <w:sz w:val="28"/>
           <w:szCs w:val="24"/>
         </w:rPr>
-        <w:t>). В отличие от BCE, Dice Loss является глобальной метрикой, которая напрямую оптимизирует площадь пересечения. Это делает её особенно эффективной для задач, где важно точное совпадение форм объектов, а не только по</w:t>
+        <w:t xml:space="preserve">). В отличие от BCE, Dice Loss является глобальной метрикой, </w:t>
+      </w:r>
+      <w:r>
+        <w:rPr>
+          <w:sz w:val="28"/>
+          <w:szCs w:val="24"/>
+        </w:rPr>
+        <w:t>которая напрямую оптимизирует площадь пересечения, что особенно эффективно при дисбалансе классов</w:t>
+      </w:r>
+      <w:r>
+        <w:rPr>
+          <w:sz w:val="28"/>
+          <w:szCs w:val="24"/>
+        </w:rPr>
+        <w:t xml:space="preserve"> </w:t>
+      </w:r>
+      <w:r>
+        <w:rPr>
+          <w:sz w:val="28"/>
+          <w:szCs w:val="24"/>
+        </w:rPr>
+        <w:t>[5</w:t>
+      </w:r>
+      <w:r>
+        <w:rPr>
+          <w:sz w:val="28"/>
+          <w:szCs w:val="24"/>
+        </w:rPr>
+        <w:t>]</w:t>
+      </w:r>
+      <w:r>
+        <w:rPr>
+          <w:sz w:val="28"/>
+          <w:szCs w:val="24"/>
+        </w:rPr>
+        <w:t>.</w:t>
+      </w:r>
+      <w:r>
+        <w:rPr>
+          <w:sz w:val="28"/>
+          <w:szCs w:val="24"/>
+        </w:rPr>
+        <w:t xml:space="preserve"> Это делает её особенно </w:t>
+      </w:r>
+      <w:r>
+        <w:rPr>
+          <w:sz w:val="28"/>
+          <w:szCs w:val="24"/>
+        </w:rPr>
+        <w:t>подходящей</w:t>
+      </w:r>
+      <w:r>
+        <w:rPr>
+          <w:sz w:val="28"/>
+          <w:szCs w:val="24"/>
+        </w:rPr>
+        <w:t xml:space="preserve"> для задач, где важно точное совпадение форм объектов, а не только по</w:t>
       </w:r>
       <w:r>
         <w:rPr>
@@ -13641,6 +14259,7 @@
     <w:p>
       <w:pPr>
         <w:spacing w:line="360" w:lineRule="auto"/>
+        <w:jc w:val="center"/>
         <w:rPr>
           <w:sz w:val="28"/>
           <w:szCs w:val="24"/>
@@ -13649,16 +14268,15 @@
       <w:bookmarkStart w:id="20" w:name="_Hlk226666346"/>
       <w:r>
         <w:rPr>
-          <w:noProof/>
           <w:sz w:val="28"/>
           <w:szCs w:val="24"/>
         </w:rPr>
         <w:lastRenderedPageBreak/>
         <w:drawing>
-          <wp:inline distT="0" distB="0" distL="0" distR="0" wp14:anchorId="35461DBC" wp14:editId="27430BC4">
-            <wp:extent cx="6371590" cy="1982470"/>
-            <wp:effectExtent l="0" t="0" r="0" b="0"/>
-            <wp:docPr id="14" name="Рисунок 14"/>
+          <wp:inline distT="0" distB="0" distL="0" distR="0" wp14:anchorId="2736484D" wp14:editId="3B9E2E2C">
+            <wp:extent cx="4320149" cy="2592000"/>
+            <wp:effectExtent l="0" t="0" r="4445" b="0"/>
+            <wp:docPr id="18" name="Рисунок 18"/>
             <wp:cNvGraphicFramePr>
               <a:graphicFrameLocks xmlns:a="http://schemas.openxmlformats.org/drawingml/2006/main" noChangeAspect="1"/>
             </wp:cNvGraphicFramePr>
@@ -13678,7 +14296,7 @@
                   <pic:spPr>
                     <a:xfrm>
                       <a:off x="0" y="0"/>
-                      <a:ext cx="6371590" cy="1982470"/>
+                      <a:ext cx="4320149" cy="2592000"/>
                     </a:xfrm>
                     <a:prstGeom prst="rect">
                       <a:avLst/>
@@ -13696,37 +14314,45 @@
         <w:spacing w:after="200" w:line="360" w:lineRule="auto"/>
         <w:jc w:val="center"/>
         <w:rPr>
-          <w:sz w:val="28"/>
-          <w:szCs w:val="24"/>
-        </w:rPr>
-      </w:pPr>
-      <w:r>
-        <w:rPr>
           <w:i/>
           <w:iCs/>
         </w:rPr>
-        <w:t xml:space="preserve">Рисунок </w:t>
-      </w:r>
+      </w:pPr>
+      <w:bookmarkStart w:id="21" w:name="_Hlk226767379"/>
       <w:r>
         <w:rPr>
           <w:i/>
           <w:iCs/>
         </w:rPr>
-        <w:t>5</w:t>
+        <w:t xml:space="preserve">Рисунок </w:t>
       </w:r>
       <w:r>
         <w:rPr>
           <w:i/>
           <w:iCs/>
         </w:rPr>
-        <w:t xml:space="preserve">. </w:t>
+        <w:t>5</w:t>
       </w:r>
       <w:r>
         <w:rPr>
           <w:i/>
           <w:iCs/>
         </w:rPr>
-        <w:t xml:space="preserve">График обучения оптимизированной сегментационной модели </w:t>
+        <w:t xml:space="preserve">. </w:t>
+      </w:r>
+      <w:r>
+        <w:rPr>
+          <w:i/>
+          <w:iCs/>
+        </w:rPr>
+        <w:t>Динамика функции потерь при обучении</w:t>
+      </w:r>
+      <w:r>
+        <w:rPr>
+          <w:i/>
+          <w:iCs/>
+        </w:rPr>
+        <w:t xml:space="preserve"> сегментационной модели </w:t>
       </w:r>
       <w:r>
         <w:rPr>
@@ -13754,395 +14380,23 @@
     </w:p>
     <w:p>
       <w:pPr>
-        <w:spacing w:after="200"/>
-        <w:jc w:val="left"/>
-        <w:outlineLvl w:val="1"/>
-        <w:rPr>
-          <w:b/>
-          <w:bCs/>
-          <w:sz w:val="28"/>
-          <w:szCs w:val="24"/>
-        </w:rPr>
-      </w:pPr>
-      <w:bookmarkStart w:id="21" w:name="_Toc226677939"/>
-      <w:bookmarkEnd w:id="20"/>
-      <w:r>
-        <w:rPr>
-          <w:b/>
-          <w:bCs/>
-          <w:sz w:val="28"/>
-          <w:szCs w:val="24"/>
-        </w:rPr>
-        <w:t>4.2. Проблема доменного сдвига и стратегия Active Learning</w:t>
-      </w:r>
-      <w:bookmarkEnd w:id="21"/>
-    </w:p>
-    <w:p>
-      <w:pPr>
         <w:spacing w:after="200" w:line="360" w:lineRule="auto"/>
-        <w:ind w:firstLine="709"/>
-        <w:jc w:val="left"/>
-        <w:rPr>
-          <w:sz w:val="28"/>
-          <w:szCs w:val="24"/>
-        </w:rPr>
-      </w:pPr>
-      <w:r>
-        <w:rPr>
-          <w:sz w:val="28"/>
-          <w:szCs w:val="24"/>
-        </w:rPr>
-        <w:t xml:space="preserve">Несмотря на почти идеальный IoU (&gt;0.99) на валидационной выборке синтетического датасета, тестирование модели на реальных фотографиях (снятых в полевых условиях, в руках, на сложном фоне) выявило существенное падение качества. Это явление известно как </w:t>
-      </w:r>
-      <w:r>
-        <w:rPr>
-          <w:b/>
-          <w:bCs/>
-          <w:sz w:val="28"/>
-          <w:szCs w:val="24"/>
-        </w:rPr>
-        <w:t>Domain Shift</w:t>
-      </w:r>
-      <w:r>
-        <w:rPr>
-          <w:b/>
-          <w:bCs/>
-          <w:sz w:val="28"/>
-          <w:szCs w:val="24"/>
-        </w:rPr>
-        <w:t xml:space="preserve"> (смещение)</w:t>
-      </w:r>
-      <w:r>
-        <w:rPr>
-          <w:sz w:val="28"/>
-          <w:szCs w:val="24"/>
-        </w:rPr>
-        <w:t xml:space="preserve"> — распределение данных в обучающей выборке (синтетика) отличается от распределения в целевой выборке (реальность).</w:t>
-      </w:r>
-    </w:p>
-    <w:p>
-      <w:pPr>
-        <w:spacing w:after="200" w:line="360" w:lineRule="auto"/>
-        <w:ind w:firstLine="709"/>
-        <w:jc w:val="left"/>
-        <w:rPr>
-          <w:sz w:val="28"/>
-          <w:szCs w:val="24"/>
-        </w:rPr>
-      </w:pPr>
-      <w:r>
-        <w:rPr>
-          <w:sz w:val="28"/>
-          <w:szCs w:val="24"/>
-        </w:rPr>
-        <w:t xml:space="preserve">Для эффективной адаптации модели без необходимости разметки тысяч новых изображений была применена стратегия </w:t>
-      </w:r>
-      <w:r>
-        <w:rPr>
-          <w:b/>
-          <w:bCs/>
-          <w:sz w:val="28"/>
-          <w:szCs w:val="24"/>
-        </w:rPr>
-        <w:t>Активного обучения (Active Learning)</w:t>
-      </w:r>
-      <w:r>
-        <w:rPr>
-          <w:sz w:val="28"/>
-          <w:szCs w:val="24"/>
-        </w:rPr>
-        <w:t>.</w:t>
-      </w:r>
-    </w:p>
-    <w:p>
-      <w:pPr>
-        <w:spacing w:after="200" w:line="360" w:lineRule="auto"/>
-        <w:jc w:val="left"/>
-        <w:rPr>
-          <w:sz w:val="28"/>
-          <w:szCs w:val="24"/>
-        </w:rPr>
-      </w:pPr>
-      <w:r>
-        <w:rPr>
-          <w:b/>
-          <w:bCs/>
-          <w:sz w:val="28"/>
-          <w:szCs w:val="24"/>
-        </w:rPr>
-        <w:t>Алгоритм отбора данных для дообучения:</w:t>
-      </w:r>
-    </w:p>
-    <w:p>
-      <w:pPr>
-        <w:numPr>
-          <w:ilvl w:val="0"/>
-          <w:numId w:val="56"/>
-        </w:numPr>
-        <w:tabs>
-          <w:tab w:val="num" w:pos="720"/>
-        </w:tabs>
-        <w:spacing w:after="200"/>
-        <w:ind w:hanging="357"/>
-        <w:jc w:val="left"/>
-        <w:rPr>
-          <w:sz w:val="28"/>
-          <w:szCs w:val="24"/>
-        </w:rPr>
-      </w:pPr>
-      <w:r>
-        <w:rPr>
-          <w:sz w:val="28"/>
-          <w:szCs w:val="24"/>
-        </w:rPr>
-        <w:t>Модель была запущена на небольшом наборе реальных изображений.</w:t>
-      </w:r>
-    </w:p>
-    <w:p>
-      <w:pPr>
-        <w:numPr>
-          <w:ilvl w:val="0"/>
-          <w:numId w:val="56"/>
-        </w:numPr>
-        <w:tabs>
-          <w:tab w:val="num" w:pos="720"/>
-        </w:tabs>
-        <w:spacing w:after="200"/>
-        <w:ind w:hanging="357"/>
-        <w:jc w:val="left"/>
-        <w:rPr>
-          <w:sz w:val="28"/>
-          <w:szCs w:val="24"/>
-        </w:rPr>
-      </w:pPr>
-      <w:r>
-        <w:rPr>
-          <w:sz w:val="28"/>
-          <w:szCs w:val="24"/>
-        </w:rPr>
-        <w:t>Вручную отбирались кадры, где модель допускала ошибки:</w:t>
-      </w:r>
-    </w:p>
-    <w:p>
-      <w:pPr>
-        <w:numPr>
-          <w:ilvl w:val="1"/>
-          <w:numId w:val="56"/>
-        </w:numPr>
-        <w:tabs>
-          <w:tab w:val="num" w:pos="1440"/>
-        </w:tabs>
-        <w:spacing w:after="200"/>
-        <w:ind w:hanging="357"/>
-        <w:jc w:val="left"/>
-        <w:rPr>
-          <w:sz w:val="28"/>
-          <w:szCs w:val="24"/>
-        </w:rPr>
-      </w:pPr>
-      <w:r>
-        <w:rPr>
-          <w:sz w:val="28"/>
-          <w:szCs w:val="24"/>
-        </w:rPr>
-        <w:t>Ложноположительные срабатывания на фоне (листва, земля).</w:t>
-      </w:r>
-    </w:p>
-    <w:p>
-      <w:pPr>
-        <w:numPr>
-          <w:ilvl w:val="1"/>
-          <w:numId w:val="56"/>
-        </w:numPr>
-        <w:tabs>
-          <w:tab w:val="num" w:pos="1440"/>
-        </w:tabs>
-        <w:spacing w:after="200"/>
-        <w:ind w:hanging="357"/>
-        <w:jc w:val="left"/>
-        <w:rPr>
-          <w:sz w:val="28"/>
-          <w:szCs w:val="24"/>
-        </w:rPr>
-      </w:pPr>
-      <w:r>
-        <w:rPr>
-          <w:sz w:val="28"/>
-          <w:szCs w:val="24"/>
-        </w:rPr>
-        <w:t>Ложноотрицательные пропуски частей листа.</w:t>
-      </w:r>
-    </w:p>
-    <w:p>
-      <w:pPr>
-        <w:numPr>
-          <w:ilvl w:val="1"/>
-          <w:numId w:val="56"/>
-        </w:numPr>
-        <w:tabs>
-          <w:tab w:val="num" w:pos="1440"/>
-        </w:tabs>
-        <w:spacing w:after="200"/>
-        <w:ind w:hanging="357"/>
-        <w:jc w:val="left"/>
-        <w:rPr>
-          <w:sz w:val="28"/>
-          <w:szCs w:val="24"/>
-        </w:rPr>
-      </w:pPr>
-      <w:r>
-        <w:rPr>
-          <w:sz w:val="28"/>
-          <w:szCs w:val="24"/>
-        </w:rPr>
-        <w:t>Неточности на границах.</w:t>
-      </w:r>
-    </w:p>
-    <w:p>
-      <w:pPr>
-        <w:numPr>
-          <w:ilvl w:val="0"/>
-          <w:numId w:val="56"/>
-        </w:numPr>
-        <w:tabs>
-          <w:tab w:val="num" w:pos="720"/>
-        </w:tabs>
-        <w:spacing w:after="200"/>
-        <w:ind w:hanging="357"/>
-        <w:jc w:val="left"/>
-        <w:rPr>
-          <w:sz w:val="28"/>
-          <w:szCs w:val="24"/>
-        </w:rPr>
-      </w:pPr>
-      <w:r>
-        <w:rPr>
-          <w:sz w:val="28"/>
-          <w:szCs w:val="24"/>
-        </w:rPr>
-        <w:t xml:space="preserve">Отобрано </w:t>
-      </w:r>
-      <w:r>
-        <w:rPr>
-          <w:b/>
-          <w:bCs/>
-          <w:sz w:val="28"/>
-          <w:szCs w:val="24"/>
-        </w:rPr>
-        <w:t>111 критических кейсов</w:t>
-      </w:r>
-      <w:r>
-        <w:rPr>
-          <w:sz w:val="28"/>
-          <w:szCs w:val="24"/>
-        </w:rPr>
-        <w:t>, для которых вручную скорректированы маски.</w:t>
-      </w:r>
-    </w:p>
-    <w:p>
-      <w:pPr>
-        <w:numPr>
-          <w:ilvl w:val="0"/>
-          <w:numId w:val="56"/>
-        </w:numPr>
-        <w:tabs>
-          <w:tab w:val="num" w:pos="720"/>
-        </w:tabs>
-        <w:spacing w:after="200"/>
-        <w:ind w:hanging="357"/>
-        <w:jc w:val="left"/>
-        <w:rPr>
-          <w:sz w:val="28"/>
-          <w:szCs w:val="24"/>
-        </w:rPr>
-      </w:pPr>
-      <w:r>
-        <w:rPr>
-          <w:sz w:val="28"/>
-          <w:szCs w:val="24"/>
-        </w:rPr>
-        <w:t>Дополнительно добавлено ~100 изображений с ручной разметкой для баланса.</w:t>
-      </w:r>
-    </w:p>
-    <w:p>
-      <w:pPr>
-        <w:numPr>
-          <w:ilvl w:val="0"/>
-          <w:numId w:val="56"/>
-        </w:numPr>
-        <w:tabs>
-          <w:tab w:val="num" w:pos="720"/>
-        </w:tabs>
-        <w:spacing w:after="200"/>
-        <w:ind w:hanging="357"/>
-        <w:jc w:val="left"/>
-        <w:rPr>
-          <w:sz w:val="28"/>
-          <w:szCs w:val="24"/>
-        </w:rPr>
-      </w:pPr>
-      <w:r>
-        <w:rPr>
-          <w:sz w:val="28"/>
-          <w:szCs w:val="24"/>
-        </w:rPr>
-        <w:t xml:space="preserve">Итоговый набор для дообучения (Fine-tuning set) составил </w:t>
-      </w:r>
-      <w:r>
-        <w:rPr>
-          <w:b/>
-          <w:bCs/>
-          <w:sz w:val="28"/>
-          <w:szCs w:val="24"/>
-        </w:rPr>
-        <w:t>780 изображений</w:t>
-      </w:r>
-      <w:r>
-        <w:rPr>
-          <w:sz w:val="28"/>
-          <w:szCs w:val="24"/>
-        </w:rPr>
-        <w:t>.</w:t>
-      </w:r>
-    </w:p>
-    <w:p>
-      <w:pPr>
-        <w:spacing w:after="200" w:line="360" w:lineRule="auto"/>
-        <w:jc w:val="left"/>
-        <w:rPr>
-          <w:sz w:val="28"/>
-          <w:szCs w:val="24"/>
-        </w:rPr>
-      </w:pPr>
-      <w:r>
-        <w:rPr>
-          <w:sz w:val="28"/>
-          <w:szCs w:val="24"/>
-        </w:rPr>
-        <w:lastRenderedPageBreak/>
-        <w:t>Для увеличения разнообразия этого малого набора данных применялась агрессивная аугментация, создающая 5 вариаций каждого исходного изображения.</w:t>
-      </w:r>
-    </w:p>
-    <w:p>
-      <w:pPr>
-        <w:spacing w:after="200"/>
-        <w:jc w:val="left"/>
-        <w:rPr>
-          <w:sz w:val="28"/>
-          <w:szCs w:val="24"/>
-        </w:rPr>
-      </w:pPr>
-      <w:r>
-        <w:rPr>
-          <w:noProof/>
-          <w:sz w:val="28"/>
-          <w:szCs w:val="24"/>
+        <w:jc w:val="center"/>
+        <w:rPr>
+          <w:i/>
+          <w:iCs/>
+        </w:rPr>
+      </w:pPr>
+      <w:r>
+        <w:rPr>
+          <w:i/>
+          <w:iCs/>
         </w:rPr>
         <w:drawing>
-          <wp:inline distT="0" distB="0" distL="0" distR="0" wp14:anchorId="0B375DA5" wp14:editId="26D6FF4E">
-            <wp:extent cx="6371590" cy="2589530"/>
-            <wp:effectExtent l="0" t="0" r="0" b="1270"/>
-            <wp:docPr id="13" name="Рисунок 13"/>
+          <wp:inline distT="0" distB="0" distL="0" distR="0" wp14:anchorId="43C64EDC" wp14:editId="6AED63CD">
+            <wp:extent cx="4320150" cy="2592000"/>
+            <wp:effectExtent l="0" t="0" r="4445" b="0"/>
+            <wp:docPr id="21" name="Рисунок 21"/>
             <wp:cNvGraphicFramePr>
               <a:graphicFrameLocks xmlns:a="http://schemas.openxmlformats.org/drawingml/2006/main" noChangeAspect="1"/>
             </wp:cNvGraphicFramePr>
@@ -14162,6 +14416,650 @@
                   <pic:spPr>
                     <a:xfrm>
                       <a:off x="0" y="0"/>
+                      <a:ext cx="4320150" cy="2592000"/>
+                    </a:xfrm>
+                    <a:prstGeom prst="rect">
+                      <a:avLst/>
+                    </a:prstGeom>
+                  </pic:spPr>
+                </pic:pic>
+              </a:graphicData>
+            </a:graphic>
+          </wp:inline>
+        </w:drawing>
+      </w:r>
+    </w:p>
+    <w:p>
+      <w:pPr>
+        <w:spacing w:after="200" w:line="360" w:lineRule="auto"/>
+        <w:jc w:val="center"/>
+        <w:rPr>
+          <w:i/>
+          <w:iCs/>
+        </w:rPr>
+      </w:pPr>
+      <w:r>
+        <w:rPr>
+          <w:i/>
+          <w:iCs/>
+        </w:rPr>
+        <w:t xml:space="preserve">Рисунок </w:t>
+      </w:r>
+      <w:r>
+        <w:rPr>
+          <w:i/>
+          <w:iCs/>
+        </w:rPr>
+        <w:t>6</w:t>
+      </w:r>
+      <w:r>
+        <w:rPr>
+          <w:i/>
+          <w:iCs/>
+        </w:rPr>
+        <w:t xml:space="preserve">. </w:t>
+      </w:r>
+      <w:r>
+        <w:rPr>
+          <w:i/>
+          <w:iCs/>
+        </w:rPr>
+        <w:t xml:space="preserve">Динамика </w:t>
+      </w:r>
+      <w:r>
+        <w:rPr>
+          <w:i/>
+          <w:iCs/>
+        </w:rPr>
+        <w:t xml:space="preserve">метрики </w:t>
+      </w:r>
+      <w:r>
+        <w:rPr>
+          <w:i/>
+          <w:iCs/>
+          <w:lang w:val="en-US"/>
+        </w:rPr>
+        <w:t>IoU</w:t>
+      </w:r>
+      <w:r>
+        <w:rPr>
+          <w:i/>
+          <w:iCs/>
+        </w:rPr>
+        <w:t xml:space="preserve"> при обучении сегментационной модели </w:t>
+      </w:r>
+      <w:r>
+        <w:rPr>
+          <w:i/>
+          <w:iCs/>
+          <w:lang w:val="en-US"/>
+        </w:rPr>
+        <w:t>leaf</w:t>
+      </w:r>
+      <w:r>
+        <w:rPr>
+          <w:i/>
+          <w:iCs/>
+        </w:rPr>
+        <w:t>_</w:t>
+      </w:r>
+      <w:r>
+        <w:rPr>
+          <w:i/>
+          <w:iCs/>
+          <w:lang w:val="en-US"/>
+        </w:rPr>
+        <w:t>seg</w:t>
+      </w:r>
+    </w:p>
+    <w:p>
+      <w:pPr>
+        <w:spacing w:after="200" w:line="360" w:lineRule="auto"/>
+        <w:jc w:val="center"/>
+        <w:rPr>
+          <w:i/>
+          <w:iCs/>
+        </w:rPr>
+      </w:pPr>
+      <w:r>
+        <w:rPr>
+          <w:i/>
+          <w:iCs/>
+        </w:rPr>
+        <w:drawing>
+          <wp:inline distT="0" distB="0" distL="0" distR="0" wp14:anchorId="270918D0" wp14:editId="6F32FB5B">
+            <wp:extent cx="4320149" cy="2592000"/>
+            <wp:effectExtent l="0" t="0" r="4445" b="0"/>
+            <wp:docPr id="20" name="Рисунок 20"/>
+            <wp:cNvGraphicFramePr>
+              <a:graphicFrameLocks xmlns:a="http://schemas.openxmlformats.org/drawingml/2006/main" noChangeAspect="1"/>
+            </wp:cNvGraphicFramePr>
+            <a:graphic xmlns:a="http://schemas.openxmlformats.org/drawingml/2006/main">
+              <a:graphicData uri="http://schemas.openxmlformats.org/drawingml/2006/picture">
+                <pic:pic xmlns:pic="http://schemas.openxmlformats.org/drawingml/2006/picture">
+                  <pic:nvPicPr>
+                    <pic:cNvPr id="1" name=""/>
+                    <pic:cNvPicPr/>
+                  </pic:nvPicPr>
+                  <pic:blipFill>
+                    <a:blip r:embed="rId21"/>
+                    <a:stretch>
+                      <a:fillRect/>
+                    </a:stretch>
+                  </pic:blipFill>
+                  <pic:spPr>
+                    <a:xfrm>
+                      <a:off x="0" y="0"/>
+                      <a:ext cx="4320149" cy="2592000"/>
+                    </a:xfrm>
+                    <a:prstGeom prst="rect">
+                      <a:avLst/>
+                    </a:prstGeom>
+                  </pic:spPr>
+                </pic:pic>
+              </a:graphicData>
+            </a:graphic>
+          </wp:inline>
+        </w:drawing>
+      </w:r>
+    </w:p>
+    <w:p>
+      <w:pPr>
+        <w:spacing w:after="200" w:line="360" w:lineRule="auto"/>
+        <w:jc w:val="center"/>
+        <w:rPr>
+          <w:i/>
+          <w:iCs/>
+        </w:rPr>
+      </w:pPr>
+      <w:r>
+        <w:rPr>
+          <w:i/>
+          <w:iCs/>
+        </w:rPr>
+        <w:t xml:space="preserve">Рисунок </w:t>
+      </w:r>
+      <w:r>
+        <w:rPr>
+          <w:i/>
+          <w:iCs/>
+        </w:rPr>
+        <w:t>7</w:t>
+      </w:r>
+      <w:r>
+        <w:rPr>
+          <w:i/>
+          <w:iCs/>
+        </w:rPr>
+        <w:t xml:space="preserve">. </w:t>
+      </w:r>
+      <w:r>
+        <w:rPr>
+          <w:i/>
+          <w:iCs/>
+        </w:rPr>
+        <w:t xml:space="preserve">Динамика </w:t>
+      </w:r>
+      <w:r>
+        <w:rPr>
+          <w:i/>
+          <w:iCs/>
+        </w:rPr>
+        <w:t>коэффициента Дайса</w:t>
+      </w:r>
+      <w:r>
+        <w:rPr>
+          <w:i/>
+          <w:iCs/>
+        </w:rPr>
+        <w:t xml:space="preserve"> при обучении сегментационной модели </w:t>
+      </w:r>
+      <w:r>
+        <w:rPr>
+          <w:i/>
+          <w:iCs/>
+          <w:lang w:val="en-US"/>
+        </w:rPr>
+        <w:t>leaf</w:t>
+      </w:r>
+      <w:r>
+        <w:rPr>
+          <w:i/>
+          <w:iCs/>
+        </w:rPr>
+        <w:t>_</w:t>
+      </w:r>
+      <w:r>
+        <w:rPr>
+          <w:i/>
+          <w:iCs/>
+          <w:lang w:val="en-US"/>
+        </w:rPr>
+        <w:t>seg</w:t>
+      </w:r>
+    </w:p>
+    <w:bookmarkEnd w:id="21"/>
+    <w:p>
+      <w:pPr>
+        <w:spacing w:after="200" w:line="360" w:lineRule="auto"/>
+        <w:jc w:val="center"/>
+        <w:rPr>
+          <w:sz w:val="28"/>
+          <w:szCs w:val="24"/>
+        </w:rPr>
+      </w:pPr>
+    </w:p>
+    <w:p>
+      <w:pPr>
+        <w:spacing w:after="200"/>
+        <w:ind w:firstLine="709"/>
+        <w:jc w:val="left"/>
+        <w:outlineLvl w:val="1"/>
+        <w:rPr>
+          <w:b/>
+          <w:bCs/>
+          <w:sz w:val="28"/>
+          <w:szCs w:val="24"/>
+        </w:rPr>
+      </w:pPr>
+      <w:bookmarkStart w:id="22" w:name="_Toc226768127"/>
+      <w:bookmarkEnd w:id="20"/>
+      <w:r>
+        <w:rPr>
+          <w:b/>
+          <w:bCs/>
+          <w:sz w:val="28"/>
+          <w:szCs w:val="24"/>
+        </w:rPr>
+        <w:t>4.2. Проблема доменного сдвига и стратегия Active Learning</w:t>
+      </w:r>
+      <w:bookmarkEnd w:id="22"/>
+    </w:p>
+    <w:p>
+      <w:pPr>
+        <w:spacing w:after="200" w:line="360" w:lineRule="auto"/>
+        <w:ind w:firstLine="709"/>
+        <w:jc w:val="left"/>
+        <w:rPr>
+          <w:sz w:val="28"/>
+          <w:szCs w:val="24"/>
+        </w:rPr>
+      </w:pPr>
+      <w:r>
+        <w:rPr>
+          <w:sz w:val="28"/>
+          <w:szCs w:val="24"/>
+        </w:rPr>
+        <w:t xml:space="preserve">Несмотря на почти идеальный IoU (&gt;0.99) на валидационной выборке синтетического датасета, тестирование модели на реальных фотографиях (снятых в полевых условиях, в руках, на сложном фоне) выявило существенное падение качества. Это явление известно как </w:t>
+      </w:r>
+      <w:r>
+        <w:rPr>
+          <w:b/>
+          <w:bCs/>
+          <w:sz w:val="28"/>
+          <w:szCs w:val="24"/>
+        </w:rPr>
+        <w:t>Domain Shift</w:t>
+      </w:r>
+      <w:r>
+        <w:rPr>
+          <w:b/>
+          <w:bCs/>
+          <w:sz w:val="28"/>
+          <w:szCs w:val="24"/>
+        </w:rPr>
+        <w:t xml:space="preserve"> (смещение)</w:t>
+      </w:r>
+      <w:r>
+        <w:rPr>
+          <w:sz w:val="28"/>
+          <w:szCs w:val="24"/>
+        </w:rPr>
+        <w:t xml:space="preserve"> — распределение данных в обучающей выборке (синтетика) отличается от распределения в целевой выборке (реальность).</w:t>
+      </w:r>
+    </w:p>
+    <w:p>
+      <w:pPr>
+        <w:spacing w:after="200" w:line="360" w:lineRule="auto"/>
+        <w:ind w:firstLine="709"/>
+        <w:jc w:val="left"/>
+        <w:rPr>
+          <w:sz w:val="28"/>
+          <w:szCs w:val="24"/>
+        </w:rPr>
+      </w:pPr>
+      <w:r>
+        <w:rPr>
+          <w:sz w:val="28"/>
+          <w:szCs w:val="24"/>
+        </w:rPr>
+        <w:t xml:space="preserve">Для эффективной адаптации модели без необходимости разметки тысяч новых изображений была применена стратегия </w:t>
+      </w:r>
+      <w:r>
+        <w:rPr>
+          <w:b/>
+          <w:bCs/>
+          <w:sz w:val="28"/>
+          <w:szCs w:val="24"/>
+        </w:rPr>
+        <w:t>Активного обучения (Active Learning)</w:t>
+      </w:r>
+      <w:r>
+        <w:rPr>
+          <w:sz w:val="28"/>
+          <w:szCs w:val="24"/>
+        </w:rPr>
+        <w:t>.</w:t>
+      </w:r>
+    </w:p>
+    <w:p>
+      <w:pPr>
+        <w:spacing w:after="200" w:line="360" w:lineRule="auto"/>
+        <w:jc w:val="left"/>
+        <w:rPr>
+          <w:sz w:val="28"/>
+          <w:szCs w:val="24"/>
+        </w:rPr>
+      </w:pPr>
+      <w:r>
+        <w:rPr>
+          <w:b/>
+          <w:bCs/>
+          <w:sz w:val="28"/>
+          <w:szCs w:val="24"/>
+        </w:rPr>
+        <w:t>Алгоритм отбора данных для дообучения:</w:t>
+      </w:r>
+    </w:p>
+    <w:p>
+      <w:pPr>
+        <w:numPr>
+          <w:ilvl w:val="0"/>
+          <w:numId w:val="56"/>
+        </w:numPr>
+        <w:tabs>
+          <w:tab w:val="num" w:pos="720"/>
+        </w:tabs>
+        <w:spacing w:after="200"/>
+        <w:ind w:hanging="357"/>
+        <w:jc w:val="left"/>
+        <w:rPr>
+          <w:sz w:val="28"/>
+          <w:szCs w:val="24"/>
+        </w:rPr>
+      </w:pPr>
+      <w:r>
+        <w:rPr>
+          <w:sz w:val="28"/>
+          <w:szCs w:val="24"/>
+        </w:rPr>
+        <w:t>Модель была запущена на небольшом наборе реальных изображений.</w:t>
+      </w:r>
+    </w:p>
+    <w:p>
+      <w:pPr>
+        <w:numPr>
+          <w:ilvl w:val="0"/>
+          <w:numId w:val="56"/>
+        </w:numPr>
+        <w:tabs>
+          <w:tab w:val="num" w:pos="720"/>
+        </w:tabs>
+        <w:spacing w:after="200"/>
+        <w:ind w:hanging="357"/>
+        <w:jc w:val="left"/>
+        <w:rPr>
+          <w:sz w:val="28"/>
+          <w:szCs w:val="24"/>
+        </w:rPr>
+      </w:pPr>
+      <w:r>
+        <w:rPr>
+          <w:sz w:val="28"/>
+          <w:szCs w:val="24"/>
+        </w:rPr>
+        <w:t>Вручную отбирались кадры, где модель допускала ошибки:</w:t>
+      </w:r>
+    </w:p>
+    <w:p>
+      <w:pPr>
+        <w:numPr>
+          <w:ilvl w:val="1"/>
+          <w:numId w:val="56"/>
+        </w:numPr>
+        <w:tabs>
+          <w:tab w:val="num" w:pos="1440"/>
+        </w:tabs>
+        <w:spacing w:after="200"/>
+        <w:ind w:hanging="357"/>
+        <w:jc w:val="left"/>
+        <w:rPr>
+          <w:sz w:val="28"/>
+          <w:szCs w:val="24"/>
+        </w:rPr>
+      </w:pPr>
+      <w:r>
+        <w:rPr>
+          <w:sz w:val="28"/>
+          <w:szCs w:val="24"/>
+        </w:rPr>
+        <w:t>Ложноположительные срабатывания на фоне (листва, земля).</w:t>
+      </w:r>
+    </w:p>
+    <w:p>
+      <w:pPr>
+        <w:numPr>
+          <w:ilvl w:val="1"/>
+          <w:numId w:val="56"/>
+        </w:numPr>
+        <w:tabs>
+          <w:tab w:val="num" w:pos="1440"/>
+        </w:tabs>
+        <w:spacing w:after="200"/>
+        <w:ind w:hanging="357"/>
+        <w:jc w:val="left"/>
+        <w:rPr>
+          <w:sz w:val="28"/>
+          <w:szCs w:val="24"/>
+        </w:rPr>
+      </w:pPr>
+      <w:r>
+        <w:rPr>
+          <w:sz w:val="28"/>
+          <w:szCs w:val="24"/>
+        </w:rPr>
+        <w:t>Ложноотрицательные пропуски частей листа.</w:t>
+      </w:r>
+    </w:p>
+    <w:p>
+      <w:pPr>
+        <w:numPr>
+          <w:ilvl w:val="1"/>
+          <w:numId w:val="56"/>
+        </w:numPr>
+        <w:tabs>
+          <w:tab w:val="num" w:pos="1440"/>
+        </w:tabs>
+        <w:spacing w:after="200"/>
+        <w:ind w:hanging="357"/>
+        <w:jc w:val="left"/>
+        <w:rPr>
+          <w:sz w:val="28"/>
+          <w:szCs w:val="24"/>
+        </w:rPr>
+      </w:pPr>
+      <w:r>
+        <w:rPr>
+          <w:sz w:val="28"/>
+          <w:szCs w:val="24"/>
+        </w:rPr>
+        <w:t>Неточности на границах.</w:t>
+      </w:r>
+    </w:p>
+    <w:p>
+      <w:pPr>
+        <w:numPr>
+          <w:ilvl w:val="0"/>
+          <w:numId w:val="56"/>
+        </w:numPr>
+        <w:tabs>
+          <w:tab w:val="num" w:pos="720"/>
+        </w:tabs>
+        <w:spacing w:after="200"/>
+        <w:ind w:hanging="357"/>
+        <w:jc w:val="left"/>
+        <w:rPr>
+          <w:sz w:val="28"/>
+          <w:szCs w:val="24"/>
+        </w:rPr>
+      </w:pPr>
+      <w:r>
+        <w:rPr>
+          <w:sz w:val="28"/>
+          <w:szCs w:val="24"/>
+        </w:rPr>
+        <w:t xml:space="preserve">Отобрано </w:t>
+      </w:r>
+      <w:r>
+        <w:rPr>
+          <w:b/>
+          <w:bCs/>
+          <w:sz w:val="28"/>
+          <w:szCs w:val="24"/>
+        </w:rPr>
+        <w:t>111 критических кейсов</w:t>
+      </w:r>
+      <w:r>
+        <w:rPr>
+          <w:sz w:val="28"/>
+          <w:szCs w:val="24"/>
+        </w:rPr>
+        <w:t>, для которых вручную скорректированы маски.</w:t>
+      </w:r>
+    </w:p>
+    <w:p>
+      <w:pPr>
+        <w:numPr>
+          <w:ilvl w:val="0"/>
+          <w:numId w:val="56"/>
+        </w:numPr>
+        <w:tabs>
+          <w:tab w:val="num" w:pos="720"/>
+        </w:tabs>
+        <w:spacing w:after="200"/>
+        <w:ind w:hanging="357"/>
+        <w:jc w:val="left"/>
+        <w:rPr>
+          <w:sz w:val="28"/>
+          <w:szCs w:val="24"/>
+        </w:rPr>
+      </w:pPr>
+      <w:r>
+        <w:rPr>
+          <w:sz w:val="28"/>
+          <w:szCs w:val="24"/>
+        </w:rPr>
+        <w:t>Дополнительно добавлено ~100 изображений с ручной разметкой для баланса.</w:t>
+      </w:r>
+    </w:p>
+    <w:p>
+      <w:pPr>
+        <w:numPr>
+          <w:ilvl w:val="0"/>
+          <w:numId w:val="56"/>
+        </w:numPr>
+        <w:tabs>
+          <w:tab w:val="num" w:pos="720"/>
+        </w:tabs>
+        <w:spacing w:after="200"/>
+        <w:ind w:hanging="357"/>
+        <w:jc w:val="left"/>
+        <w:rPr>
+          <w:sz w:val="28"/>
+          <w:szCs w:val="24"/>
+        </w:rPr>
+      </w:pPr>
+      <w:r>
+        <w:rPr>
+          <w:sz w:val="28"/>
+          <w:szCs w:val="24"/>
+        </w:rPr>
+        <w:t xml:space="preserve">Итоговый набор для дообучения (Fine-tuning set) составил </w:t>
+      </w:r>
+      <w:r>
+        <w:rPr>
+          <w:b/>
+          <w:bCs/>
+          <w:sz w:val="28"/>
+          <w:szCs w:val="24"/>
+        </w:rPr>
+        <w:t>780 изображений</w:t>
+      </w:r>
+      <w:r>
+        <w:rPr>
+          <w:sz w:val="28"/>
+          <w:szCs w:val="24"/>
+        </w:rPr>
+        <w:t>.</w:t>
+      </w:r>
+    </w:p>
+    <w:p>
+      <w:pPr>
+        <w:spacing w:after="200" w:line="360" w:lineRule="auto"/>
+        <w:jc w:val="left"/>
+        <w:rPr>
+          <w:sz w:val="28"/>
+          <w:szCs w:val="24"/>
+        </w:rPr>
+      </w:pPr>
+      <w:r>
+        <w:rPr>
+          <w:sz w:val="28"/>
+          <w:szCs w:val="24"/>
+        </w:rPr>
+        <w:t>Для увеличения разнообразия этого малого набора данных применялась агрессивная аугментация, создающая 5 вариаций каждого исходного изображения.</w:t>
+      </w:r>
+    </w:p>
+    <w:p>
+      <w:pPr>
+        <w:spacing w:after="200"/>
+        <w:jc w:val="left"/>
+        <w:rPr>
+          <w:sz w:val="28"/>
+          <w:szCs w:val="24"/>
+        </w:rPr>
+      </w:pPr>
+      <w:r>
+        <w:rPr>
+          <w:noProof/>
+          <w:sz w:val="28"/>
+          <w:szCs w:val="24"/>
+        </w:rPr>
+        <w:lastRenderedPageBreak/>
+        <w:drawing>
+          <wp:inline distT="0" distB="0" distL="0" distR="0" wp14:anchorId="0B375DA5" wp14:editId="26D6FF4E">
+            <wp:extent cx="6371590" cy="2589530"/>
+            <wp:effectExtent l="0" t="0" r="0" b="1270"/>
+            <wp:docPr id="13" name="Рисунок 13"/>
+            <wp:cNvGraphicFramePr>
+              <a:graphicFrameLocks xmlns:a="http://schemas.openxmlformats.org/drawingml/2006/main" noChangeAspect="1"/>
+            </wp:cNvGraphicFramePr>
+            <a:graphic xmlns:a="http://schemas.openxmlformats.org/drawingml/2006/main">
+              <a:graphicData uri="http://schemas.openxmlformats.org/drawingml/2006/picture">
+                <pic:pic xmlns:pic="http://schemas.openxmlformats.org/drawingml/2006/picture">
+                  <pic:nvPicPr>
+                    <pic:cNvPr id="1" name=""/>
+                    <pic:cNvPicPr/>
+                  </pic:nvPicPr>
+                  <pic:blipFill>
+                    <a:blip r:embed="rId22"/>
+                    <a:stretch>
+                      <a:fillRect/>
+                    </a:stretch>
+                  </pic:blipFill>
+                  <pic:spPr>
+                    <a:xfrm>
+                      <a:off x="0" y="0"/>
                       <a:ext cx="6371590" cy="2589530"/>
                     </a:xfrm>
                     <a:prstGeom prst="rect">
@@ -14247,7 +15145,7 @@
           <w:szCs w:val="24"/>
         </w:rPr>
       </w:pPr>
-      <w:bookmarkStart w:id="22" w:name="_Toc226677940"/>
+      <w:bookmarkStart w:id="23" w:name="_Toc226768128"/>
       <w:r>
         <w:rPr>
           <w:rFonts w:eastAsiaTheme="majorEastAsia" w:cstheme="majorBidi"/>
@@ -14258,7 +15156,7 @@
         </w:rPr>
         <w:t>4.3. Результаты дообучения (Fine-Tuning)</w:t>
       </w:r>
-      <w:bookmarkEnd w:id="22"/>
+      <w:bookmarkEnd w:id="23"/>
     </w:p>
     <w:p>
       <w:pPr>
@@ -14450,6 +15348,19 @@
         </w:rPr>
         <w:t xml:space="preserve"> Adam.</w:t>
       </w:r>
+    </w:p>
+    <w:p>
+      <w:pPr>
+        <w:spacing w:after="200" w:line="360" w:lineRule="auto"/>
+        <w:ind w:left="714"/>
+        <w:contextualSpacing/>
+        <w:rPr>
+          <w:rFonts w:eastAsiaTheme="majorEastAsia" w:cstheme="majorBidi"/>
+          <w:bCs/>
+          <w:sz w:val="28"/>
+          <w:szCs w:val="24"/>
+        </w:rPr>
+      </w:pPr>
     </w:p>
     <w:tbl>
       <w:tblPr>
@@ -14931,51 +15842,56 @@
     </w:tbl>
     <w:p>
       <w:pPr>
+        <w:spacing w:before="200" w:line="360" w:lineRule="auto"/>
+        <w:jc w:val="center"/>
+        <w:rPr>
+          <w:lang w:val="en-US"/>
+        </w:rPr>
+      </w:pPr>
+      <w:r>
+        <w:rPr>
+          <w:i/>
+          <w:iCs/>
+        </w:rPr>
+        <w:t xml:space="preserve">Таблица </w:t>
+      </w:r>
+      <w:r>
+        <w:rPr>
+          <w:i/>
+          <w:iCs/>
+        </w:rPr>
+        <w:t>5</w:t>
+      </w:r>
+      <w:r>
+        <w:rPr>
+          <w:i/>
+          <w:iCs/>
+        </w:rPr>
+        <w:t>. Сравнение эффективности функций потерь на синтетическом датасете</w:t>
+      </w:r>
+    </w:p>
+    <w:p>
+      <w:pPr>
         <w:spacing w:line="360" w:lineRule="auto"/>
         <w:jc w:val="center"/>
-      </w:pPr>
-      <w:r>
         <w:rPr>
           <w:i/>
           <w:iCs/>
-        </w:rPr>
-        <w:t xml:space="preserve">Таблица </w:t>
-      </w:r>
+          <w:lang w:val="en-US"/>
+        </w:rPr>
+      </w:pPr>
       <w:r>
         <w:rPr>
           <w:i/>
           <w:iCs/>
-        </w:rPr>
-        <w:t>5</w:t>
-      </w:r>
-      <w:r>
-        <w:rPr>
-          <w:i/>
-          <w:iCs/>
-        </w:rPr>
-        <w:t>. Сравнение эффективности функций потерь на синтетическом датасете</w:t>
-      </w:r>
-    </w:p>
-    <w:p>
-      <w:pPr>
-        <w:spacing w:line="360" w:lineRule="auto"/>
-        <w:rPr>
-          <w:sz w:val="28"/>
-          <w:szCs w:val="24"/>
-        </w:rPr>
-      </w:pPr>
-      <w:r>
-        <w:rPr>
-          <w:noProof/>
-          <w:sz w:val="28"/>
-          <w:szCs w:val="24"/>
+          <w:lang w:val="en-US"/>
         </w:rPr>
         <w:lastRenderedPageBreak/>
         <w:drawing>
-          <wp:inline distT="0" distB="0" distL="0" distR="0" wp14:anchorId="452F4A62" wp14:editId="73C4B106">
-            <wp:extent cx="6371590" cy="1982470"/>
-            <wp:effectExtent l="0" t="0" r="0" b="0"/>
-            <wp:docPr id="16" name="Рисунок 16"/>
+          <wp:inline distT="0" distB="0" distL="0" distR="0" wp14:anchorId="38CCFABB" wp14:editId="1654D524">
+            <wp:extent cx="4320149" cy="2592000"/>
+            <wp:effectExtent l="0" t="0" r="4445" b="0"/>
+            <wp:docPr id="24" name="Рисунок 24"/>
             <wp:cNvGraphicFramePr>
               <a:graphicFrameLocks xmlns:a="http://schemas.openxmlformats.org/drawingml/2006/main" noChangeAspect="1"/>
             </wp:cNvGraphicFramePr>
@@ -14987,7 +15903,7 @@
                     <pic:cNvPicPr/>
                   </pic:nvPicPr>
                   <pic:blipFill>
-                    <a:blip r:embed="rId21"/>
+                    <a:blip r:embed="rId23"/>
                     <a:stretch>
                       <a:fillRect/>
                     </a:stretch>
@@ -14995,7 +15911,7 @@
                   <pic:spPr>
                     <a:xfrm>
                       <a:off x="0" y="0"/>
-                      <a:ext cx="6371590" cy="1982470"/>
+                      <a:ext cx="4320149" cy="2592000"/>
                     </a:xfrm>
                     <a:prstGeom prst="rect">
                       <a:avLst/>
@@ -15010,40 +15926,33 @@
     </w:p>
     <w:p>
       <w:pPr>
-        <w:spacing w:after="200" w:line="360" w:lineRule="auto"/>
+        <w:spacing w:after="200"/>
         <w:jc w:val="center"/>
-        <w:rPr>
-          <w:sz w:val="28"/>
-          <w:szCs w:val="24"/>
-        </w:rPr>
-      </w:pPr>
-      <w:r>
         <w:rPr>
           <w:i/>
           <w:iCs/>
         </w:rPr>
-        <w:t xml:space="preserve">Рисунок </w:t>
-      </w:r>
+      </w:pPr>
       <w:r>
         <w:rPr>
           <w:i/>
           <w:iCs/>
         </w:rPr>
-        <w:t>6</w:t>
+        <w:t xml:space="preserve">Рисунок </w:t>
       </w:r>
       <w:r>
         <w:rPr>
           <w:i/>
           <w:iCs/>
         </w:rPr>
-        <w:t xml:space="preserve">. </w:t>
+        <w:t>8</w:t>
       </w:r>
       <w:r>
         <w:rPr>
           <w:i/>
           <w:iCs/>
         </w:rPr>
-        <w:t xml:space="preserve">График обучения сегментационной модели </w:t>
+        <w:t xml:space="preserve">. Динамика функции потерь при обучении сегментационной модели </w:t>
       </w:r>
       <w:r>
         <w:rPr>
@@ -15089,6 +15998,342 @@
           <w:iCs/>
         </w:rPr>
         <w:t xml:space="preserve"> (</w:t>
+      </w:r>
+      <w:r>
+        <w:rPr>
+          <w:i/>
+          <w:iCs/>
+          <w:lang w:val="en-US"/>
+        </w:rPr>
+        <w:t>fine</w:t>
+      </w:r>
+      <w:r>
+        <w:rPr>
+          <w:i/>
+          <w:iCs/>
+        </w:rPr>
+        <w:t>-</w:t>
+      </w:r>
+      <w:r>
+        <w:rPr>
+          <w:i/>
+          <w:iCs/>
+          <w:lang w:val="en-US"/>
+        </w:rPr>
+        <w:t>tuned</w:t>
+      </w:r>
+      <w:r>
+        <w:rPr>
+          <w:i/>
+          <w:iCs/>
+        </w:rPr>
+        <w:t>)</w:t>
+      </w:r>
+    </w:p>
+    <w:p>
+      <w:pPr>
+        <w:spacing w:line="360" w:lineRule="auto"/>
+        <w:jc w:val="center"/>
+        <w:rPr>
+          <w:i/>
+          <w:iCs/>
+        </w:rPr>
+      </w:pPr>
+      <w:r>
+        <w:rPr>
+          <w:i/>
+          <w:iCs/>
+        </w:rPr>
+        <w:drawing>
+          <wp:inline distT="0" distB="0" distL="0" distR="0" wp14:anchorId="6A12BAFA" wp14:editId="7C772738">
+            <wp:extent cx="4320149" cy="2592000"/>
+            <wp:effectExtent l="0" t="0" r="4445" b="0"/>
+            <wp:docPr id="25" name="Рисунок 25"/>
+            <wp:cNvGraphicFramePr>
+              <a:graphicFrameLocks xmlns:a="http://schemas.openxmlformats.org/drawingml/2006/main" noChangeAspect="1"/>
+            </wp:cNvGraphicFramePr>
+            <a:graphic xmlns:a="http://schemas.openxmlformats.org/drawingml/2006/main">
+              <a:graphicData uri="http://schemas.openxmlformats.org/drawingml/2006/picture">
+                <pic:pic xmlns:pic="http://schemas.openxmlformats.org/drawingml/2006/picture">
+                  <pic:nvPicPr>
+                    <pic:cNvPr id="1" name=""/>
+                    <pic:cNvPicPr/>
+                  </pic:nvPicPr>
+                  <pic:blipFill>
+                    <a:blip r:embed="rId24"/>
+                    <a:stretch>
+                      <a:fillRect/>
+                    </a:stretch>
+                  </pic:blipFill>
+                  <pic:spPr>
+                    <a:xfrm>
+                      <a:off x="0" y="0"/>
+                      <a:ext cx="4320149" cy="2592000"/>
+                    </a:xfrm>
+                    <a:prstGeom prst="rect">
+                      <a:avLst/>
+                    </a:prstGeom>
+                  </pic:spPr>
+                </pic:pic>
+              </a:graphicData>
+            </a:graphic>
+          </wp:inline>
+        </w:drawing>
+      </w:r>
+    </w:p>
+    <w:p>
+      <w:pPr>
+        <w:spacing w:after="200" w:line="360" w:lineRule="auto"/>
+        <w:jc w:val="center"/>
+        <w:rPr>
+          <w:i/>
+          <w:iCs/>
+        </w:rPr>
+      </w:pPr>
+      <w:r>
+        <w:rPr>
+          <w:i/>
+          <w:iCs/>
+        </w:rPr>
+        <w:t xml:space="preserve">Рисунок </w:t>
+      </w:r>
+      <w:r>
+        <w:rPr>
+          <w:i/>
+          <w:iCs/>
+        </w:rPr>
+        <w:t>9</w:t>
+      </w:r>
+      <w:r>
+        <w:rPr>
+          <w:i/>
+          <w:iCs/>
+        </w:rPr>
+        <w:t xml:space="preserve">. Динамика метрики </w:t>
+      </w:r>
+      <w:r>
+        <w:rPr>
+          <w:i/>
+          <w:iCs/>
+          <w:lang w:val="en-US"/>
+        </w:rPr>
+        <w:t>IoU</w:t>
+      </w:r>
+      <w:r>
+        <w:rPr>
+          <w:i/>
+          <w:iCs/>
+        </w:rPr>
+        <w:t xml:space="preserve"> при обучении сегментационной модели </w:t>
+      </w:r>
+      <w:r>
+        <w:rPr>
+          <w:i/>
+          <w:iCs/>
+          <w:lang w:val="en-US"/>
+        </w:rPr>
+        <w:t>leaf</w:t>
+      </w:r>
+      <w:r>
+        <w:rPr>
+          <w:i/>
+          <w:iCs/>
+        </w:rPr>
+        <w:t>_</w:t>
+      </w:r>
+      <w:r>
+        <w:rPr>
+          <w:i/>
+          <w:iCs/>
+          <w:lang w:val="en-US"/>
+        </w:rPr>
+        <w:t>seg</w:t>
+      </w:r>
+      <w:r>
+        <w:rPr>
+          <w:i/>
+          <w:iCs/>
+        </w:rPr>
+        <w:t>_</w:t>
+      </w:r>
+      <w:r>
+        <w:rPr>
+          <w:i/>
+          <w:iCs/>
+          <w:lang w:val="en-US"/>
+        </w:rPr>
+        <w:t>ft</w:t>
+      </w:r>
+      <w:r>
+        <w:rPr>
+          <w:i/>
+          <w:iCs/>
+        </w:rPr>
+        <w:t xml:space="preserve"> (</w:t>
+      </w:r>
+      <w:r>
+        <w:rPr>
+          <w:i/>
+          <w:iCs/>
+          <w:lang w:val="en-US"/>
+        </w:rPr>
+        <w:t>fine</w:t>
+      </w:r>
+      <w:r>
+        <w:rPr>
+          <w:i/>
+          <w:iCs/>
+        </w:rPr>
+        <w:t>-</w:t>
+      </w:r>
+      <w:r>
+        <w:rPr>
+          <w:i/>
+          <w:iCs/>
+          <w:lang w:val="en-US"/>
+        </w:rPr>
+        <w:t>tuned</w:t>
+      </w:r>
+      <w:r>
+        <w:rPr>
+          <w:i/>
+          <w:iCs/>
+        </w:rPr>
+        <w:t>)</w:t>
+      </w:r>
+    </w:p>
+    <w:p>
+      <w:pPr>
+        <w:spacing w:line="360" w:lineRule="auto"/>
+        <w:jc w:val="center"/>
+        <w:rPr>
+          <w:i/>
+          <w:iCs/>
+        </w:rPr>
+      </w:pPr>
+      <w:r>
+        <w:rPr>
+          <w:i/>
+          <w:iCs/>
+        </w:rPr>
+        <w:drawing>
+          <wp:inline distT="0" distB="0" distL="0" distR="0" wp14:anchorId="7C386F96" wp14:editId="64CE4DF9">
+            <wp:extent cx="4320149" cy="2592000"/>
+            <wp:effectExtent l="0" t="0" r="4445" b="0"/>
+            <wp:docPr id="26" name="Рисунок 26"/>
+            <wp:cNvGraphicFramePr>
+              <a:graphicFrameLocks xmlns:a="http://schemas.openxmlformats.org/drawingml/2006/main" noChangeAspect="1"/>
+            </wp:cNvGraphicFramePr>
+            <a:graphic xmlns:a="http://schemas.openxmlformats.org/drawingml/2006/main">
+              <a:graphicData uri="http://schemas.openxmlformats.org/drawingml/2006/picture">
+                <pic:pic xmlns:pic="http://schemas.openxmlformats.org/drawingml/2006/picture">
+                  <pic:nvPicPr>
+                    <pic:cNvPr id="1" name=""/>
+                    <pic:cNvPicPr/>
+                  </pic:nvPicPr>
+                  <pic:blipFill>
+                    <a:blip r:embed="rId25"/>
+                    <a:stretch>
+                      <a:fillRect/>
+                    </a:stretch>
+                  </pic:blipFill>
+                  <pic:spPr>
+                    <a:xfrm>
+                      <a:off x="0" y="0"/>
+                      <a:ext cx="4320149" cy="2592000"/>
+                    </a:xfrm>
+                    <a:prstGeom prst="rect">
+                      <a:avLst/>
+                    </a:prstGeom>
+                  </pic:spPr>
+                </pic:pic>
+              </a:graphicData>
+            </a:graphic>
+          </wp:inline>
+        </w:drawing>
+      </w:r>
+    </w:p>
+    <w:p>
+      <w:pPr>
+        <w:spacing w:after="200" w:line="360" w:lineRule="auto"/>
+        <w:jc w:val="center"/>
+        <w:rPr>
+          <w:sz w:val="28"/>
+          <w:szCs w:val="24"/>
+        </w:rPr>
+      </w:pPr>
+      <w:r>
+        <w:rPr>
+          <w:i/>
+          <w:iCs/>
+        </w:rPr>
+        <w:t xml:space="preserve">Рисунок </w:t>
+      </w:r>
+      <w:r>
+        <w:rPr>
+          <w:i/>
+          <w:iCs/>
+        </w:rPr>
+        <w:t>10</w:t>
+      </w:r>
+      <w:r>
+        <w:rPr>
+          <w:i/>
+          <w:iCs/>
+        </w:rPr>
+        <w:t xml:space="preserve">. Динамика коэффициента Дайса при обучении модели </w:t>
+      </w:r>
+      <w:r>
+        <w:rPr>
+          <w:i/>
+          <w:iCs/>
+          <w:lang w:val="en-US"/>
+        </w:rPr>
+        <w:t>leaf</w:t>
+      </w:r>
+      <w:r>
+        <w:rPr>
+          <w:i/>
+          <w:iCs/>
+        </w:rPr>
+        <w:t>_</w:t>
+      </w:r>
+      <w:r>
+        <w:rPr>
+          <w:i/>
+          <w:iCs/>
+          <w:lang w:val="en-US"/>
+        </w:rPr>
+        <w:t>seg</w:t>
+      </w:r>
+      <w:r>
+        <w:rPr>
+          <w:i/>
+          <w:iCs/>
+        </w:rPr>
+        <w:t>_</w:t>
+      </w:r>
+      <w:r>
+        <w:rPr>
+          <w:i/>
+          <w:iCs/>
+          <w:lang w:val="en-US"/>
+        </w:rPr>
+        <w:t>ft</w:t>
+      </w:r>
+      <w:r>
+        <w:rPr>
+          <w:i/>
+          <w:iCs/>
+        </w:rPr>
+        <w:t xml:space="preserve"> </w:t>
+      </w:r>
+      <w:r>
+        <w:rPr>
+          <w:i/>
+          <w:iCs/>
+        </w:rPr>
+        <w:t>(</w:t>
       </w:r>
       <w:r>
         <w:rPr>
@@ -15142,6 +16387,7 @@
           <w:sz w:val="28"/>
           <w:szCs w:val="24"/>
         </w:rPr>
+        <w:lastRenderedPageBreak/>
         <w:t>Примечание:</w:t>
       </w:r>
       <w:r>
@@ -15274,7 +16520,7 @@
           <w:szCs w:val="24"/>
         </w:rPr>
       </w:pPr>
-      <w:bookmarkStart w:id="23" w:name="_Toc226677941"/>
+      <w:bookmarkStart w:id="24" w:name="_Toc226768129"/>
       <w:r>
         <w:rPr>
           <w:rFonts w:eastAsiaTheme="majorEastAsia" w:cstheme="majorBidi"/>
@@ -15285,7 +16531,7 @@
         </w:rPr>
         <w:t>4.4. Анализ результатов</w:t>
       </w:r>
-      <w:bookmarkEnd w:id="23"/>
+      <w:bookmarkEnd w:id="24"/>
     </w:p>
     <w:p>
       <w:pPr>
@@ -15501,7 +16747,7 @@
           <w:sz w:val="28"/>
           <w:szCs w:val="24"/>
         </w:rPr>
-        <w:t>Целевое дообучение на ошибках (Hard Negative Mining):</w:t>
+        <w:t>Целевое дообучение на ошибках:</w:t>
       </w:r>
       <w:r>
         <w:rPr>
@@ -15510,31 +16756,33 @@
           <w:sz w:val="28"/>
           <w:szCs w:val="24"/>
         </w:rPr>
-        <w:t xml:space="preserve"> Модель «исправила» свои систематические ошибки на сложных фонах, изучив всего 780 реальных примеров.</w:t>
+        <w:t xml:space="preserve"> Модель «исправила» свои систематические ошибки на сложных фонах</w:t>
       </w:r>
     </w:p>
     <w:p>
       <w:pPr>
         <w:spacing w:after="200" w:line="360" w:lineRule="auto"/>
+        <w:jc w:val="center"/>
         <w:rPr>
           <w:rFonts w:eastAsiaTheme="majorEastAsia" w:cstheme="majorBidi"/>
           <w:bCs/>
           <w:i/>
           <w:iCs/>
+          <w:lang w:val="en-US"/>
         </w:rPr>
       </w:pPr>
       <w:r>
         <w:rPr>
           <w:rFonts w:eastAsiaTheme="majorEastAsia" w:cstheme="majorBidi"/>
           <w:bCs/>
-          <w:sz w:val="28"/>
-          <w:szCs w:val="24"/>
-        </w:rPr>
-        <w:lastRenderedPageBreak/>
+          <w:noProof/>
+          <w:sz w:val="28"/>
+          <w:szCs w:val="24"/>
+        </w:rPr>
         <w:drawing>
-          <wp:inline distT="0" distB="0" distL="0" distR="0" wp14:anchorId="136F795B" wp14:editId="15A5CFDA">
-            <wp:extent cx="6141720" cy="2296565"/>
-            <wp:effectExtent l="0" t="0" r="0" b="8890"/>
+          <wp:inline distT="0" distB="0" distL="0" distR="0" wp14:anchorId="136F795B" wp14:editId="59DCC5B9">
+            <wp:extent cx="2141220" cy="2462675"/>
+            <wp:effectExtent l="0" t="0" r="0" b="0"/>
             <wp:docPr id="2" name="Рисунок 2"/>
             <wp:cNvGraphicFramePr>
               <a:graphicFrameLocks xmlns:a="http://schemas.openxmlformats.org/drawingml/2006/main" noChangeAspect="1"/>
@@ -15546,20 +16794,27 @@
                     <pic:cNvPr id="1" name=""/>
                     <pic:cNvPicPr/>
                   </pic:nvPicPr>
-                  <pic:blipFill>
-                    <a:blip r:embed="rId22"/>
-                    <a:stretch>
-                      <a:fillRect/>
-                    </a:stretch>
+                  <pic:blipFill rotWithShape="1">
+                    <a:blip r:embed="rId26"/>
+                    <a:srcRect r="67488"/>
+                    <a:stretch/>
                   </pic:blipFill>
-                  <pic:spPr>
+                  <pic:spPr bwMode="auto">
                     <a:xfrm>
                       <a:off x="0" y="0"/>
-                      <a:ext cx="6155870" cy="2301856"/>
+                      <a:ext cx="2152243" cy="2475353"/>
                     </a:xfrm>
                     <a:prstGeom prst="rect">
                       <a:avLst/>
                     </a:prstGeom>
+                    <a:ln>
+                      <a:noFill/>
+                    </a:ln>
+                    <a:extLst>
+                      <a:ext uri="{53640926-AAD7-44D8-BBD7-CCE9431645EC}">
+                        <a14:shadowObscured xmlns:a14="http://schemas.microsoft.com/office/drawing/2010/main"/>
+                      </a:ext>
+                    </a:extLst>
                   </pic:spPr>
                 </pic:pic>
               </a:graphicData>
@@ -15567,16 +16822,20 @@
           </wp:inline>
         </w:drawing>
       </w:r>
-      <w:bookmarkStart w:id="24" w:name="_Hlk226676390"/>
-      <w:r>
+      <w:bookmarkStart w:id="25" w:name="_Hlk226676390"/>
+    </w:p>
+    <w:p>
+      <w:pPr>
+        <w:spacing w:after="200" w:line="360" w:lineRule="auto"/>
+        <w:jc w:val="center"/>
         <w:rPr>
           <w:rFonts w:eastAsiaTheme="majorEastAsia" w:cstheme="majorBidi"/>
           <w:bCs/>
           <w:i/>
           <w:iCs/>
-        </w:rPr>
-        <w:t xml:space="preserve">Рисунок </w:t>
-      </w:r>
+          <w:lang w:val="en-US"/>
+        </w:rPr>
+      </w:pPr>
       <w:r>
         <w:rPr>
           <w:rFonts w:eastAsiaTheme="majorEastAsia" w:cstheme="majorBidi"/>
@@ -15584,7 +16843,7 @@
           <w:i/>
           <w:iCs/>
         </w:rPr>
-        <w:t>7</w:t>
+        <w:t xml:space="preserve">Рисунок </w:t>
       </w:r>
       <w:r>
         <w:rPr>
@@ -15593,7 +16852,7 @@
           <w:i/>
           <w:iCs/>
         </w:rPr>
-        <w:t>. Визуальное сравнение результатов сегментации на реальных данных.</w:t>
+        <w:t>11</w:t>
       </w:r>
       <w:r>
         <w:rPr>
@@ -15602,7 +16861,7 @@
           <w:i/>
           <w:iCs/>
         </w:rPr>
-        <w:t xml:space="preserve"> </w:t>
+        <w:t>. Исходн</w:t>
       </w:r>
       <w:r>
         <w:rPr>
@@ -15611,30 +16870,296 @@
           <w:i/>
           <w:iCs/>
         </w:rPr>
-        <w:t>Слева направо: (1) Исходное изображение листа с заболеванием; (2) Предсказание модели после первичного обучения на синтетическом датасете; (3) Предсказание модели после дообучения на выборке из 780 реальных изображений (после Fine-tuning). Черный фон обозначает класс «фон», цветная область — сегментированный лист.</w:t>
+        <w:t>ые</w:t>
+      </w:r>
+      <w:r>
+        <w:rPr>
+          <w:rFonts w:eastAsiaTheme="majorEastAsia" w:cstheme="majorBidi"/>
+          <w:bCs/>
+          <w:i/>
+          <w:iCs/>
+        </w:rPr>
+        <w:t xml:space="preserve"> изображени</w:t>
+      </w:r>
+      <w:r>
+        <w:rPr>
+          <w:rFonts w:eastAsiaTheme="majorEastAsia" w:cstheme="majorBidi"/>
+          <w:bCs/>
+          <w:i/>
+          <w:iCs/>
+        </w:rPr>
+        <w:t>я</w:t>
+      </w:r>
+      <w:r>
+        <w:rPr>
+          <w:rFonts w:eastAsiaTheme="majorEastAsia" w:cstheme="majorBidi"/>
+          <w:bCs/>
+          <w:i/>
+          <w:iCs/>
+        </w:rPr>
+        <w:t xml:space="preserve"> лист</w:t>
+      </w:r>
+      <w:r>
+        <w:rPr>
+          <w:rFonts w:eastAsiaTheme="majorEastAsia" w:cstheme="majorBidi"/>
+          <w:bCs/>
+          <w:i/>
+          <w:iCs/>
+        </w:rPr>
+        <w:t>ьев</w:t>
+      </w:r>
+      <w:r>
+        <w:rPr>
+          <w:rFonts w:eastAsiaTheme="majorEastAsia" w:cstheme="majorBidi"/>
+          <w:bCs/>
+          <w:i/>
+          <w:iCs/>
+        </w:rPr>
+        <w:t xml:space="preserve"> с заболеванием</w:t>
       </w:r>
       <w:bookmarkEnd w:id="17"/>
     </w:p>
     <w:p>
       <w:pPr>
         <w:spacing w:after="200" w:line="360" w:lineRule="auto"/>
-        <w:ind w:firstLine="709"/>
-        <w:contextualSpacing/>
+        <w:jc w:val="center"/>
         <w:rPr>
           <w:rFonts w:eastAsiaTheme="majorEastAsia" w:cstheme="majorBidi"/>
           <w:bCs/>
-          <w:sz w:val="28"/>
-          <w:szCs w:val="24"/>
+          <w:i/>
+          <w:iCs/>
+          <w:lang w:val="en-US"/>
         </w:rPr>
       </w:pPr>
       <w:r>
         <w:rPr>
           <w:rFonts w:eastAsiaTheme="majorEastAsia" w:cstheme="majorBidi"/>
           <w:bCs/>
-          <w:sz w:val="28"/>
-          <w:szCs w:val="24"/>
-        </w:rPr>
-        <w:t xml:space="preserve">Анализ визуальных результатов демонстрирует высокую эффективность предложенной стратегии активного обучения. На изображениях во второй колонке видно, что модель, обученная исключительно на синтетических данных, успешно выделяет общую форму листа, но часто допускает ошибки на границах объектов и включает в маску фрагменты сложного фона (почвы или других листьев), что характерно для проблемы доменного сдвига. </w:t>
+          <w:noProof/>
+          <w:sz w:val="28"/>
+          <w:szCs w:val="24"/>
+        </w:rPr>
+        <w:lastRenderedPageBreak/>
+        <w:drawing>
+          <wp:inline distT="0" distB="0" distL="0" distR="0" wp14:anchorId="2FDAC720" wp14:editId="4FC7D5F0">
+            <wp:extent cx="2320864" cy="2462400"/>
+            <wp:effectExtent l="0" t="0" r="3810" b="0"/>
+            <wp:docPr id="27" name="Рисунок 27"/>
+            <wp:cNvGraphicFramePr>
+              <a:graphicFrameLocks xmlns:a="http://schemas.openxmlformats.org/drawingml/2006/main" noChangeAspect="1"/>
+            </wp:cNvGraphicFramePr>
+            <a:graphic xmlns:a="http://schemas.openxmlformats.org/drawingml/2006/main">
+              <a:graphicData uri="http://schemas.openxmlformats.org/drawingml/2006/picture">
+                <pic:pic xmlns:pic="http://schemas.openxmlformats.org/drawingml/2006/picture">
+                  <pic:nvPicPr>
+                    <pic:cNvPr id="1" name=""/>
+                    <pic:cNvPicPr/>
+                  </pic:nvPicPr>
+                  <pic:blipFill rotWithShape="1">
+                    <a:blip r:embed="rId26"/>
+                    <a:srcRect l="33008" r="31748"/>
+                    <a:stretch/>
+                  </pic:blipFill>
+                  <pic:spPr bwMode="auto">
+                    <a:xfrm>
+                      <a:off x="0" y="0"/>
+                      <a:ext cx="2320864" cy="2462400"/>
+                    </a:xfrm>
+                    <a:prstGeom prst="rect">
+                      <a:avLst/>
+                    </a:prstGeom>
+                    <a:ln>
+                      <a:noFill/>
+                    </a:ln>
+                    <a:extLst>
+                      <a:ext uri="{53640926-AAD7-44D8-BBD7-CCE9431645EC}">
+                        <a14:shadowObscured xmlns:a14="http://schemas.microsoft.com/office/drawing/2010/main"/>
+                      </a:ext>
+                    </a:extLst>
+                  </pic:spPr>
+                </pic:pic>
+              </a:graphicData>
+            </a:graphic>
+          </wp:inline>
+        </w:drawing>
+      </w:r>
+    </w:p>
+    <w:p>
+      <w:pPr>
+        <w:spacing w:after="200" w:line="360" w:lineRule="auto"/>
+        <w:jc w:val="center"/>
+        <w:rPr>
+          <w:rFonts w:eastAsiaTheme="majorEastAsia" w:cstheme="majorBidi"/>
+          <w:bCs/>
+          <w:i/>
+          <w:iCs/>
+        </w:rPr>
+      </w:pPr>
+      <w:r>
+        <w:rPr>
+          <w:rFonts w:eastAsiaTheme="majorEastAsia" w:cstheme="majorBidi"/>
+          <w:bCs/>
+          <w:i/>
+          <w:iCs/>
+        </w:rPr>
+        <w:t xml:space="preserve">Рисунок </w:t>
+      </w:r>
+      <w:r>
+        <w:rPr>
+          <w:rFonts w:eastAsiaTheme="majorEastAsia" w:cstheme="majorBidi"/>
+          <w:bCs/>
+          <w:i/>
+          <w:iCs/>
+        </w:rPr>
+        <w:t>1</w:t>
+      </w:r>
+      <w:r>
+        <w:rPr>
+          <w:rFonts w:eastAsiaTheme="majorEastAsia" w:cstheme="majorBidi"/>
+          <w:bCs/>
+          <w:i/>
+          <w:iCs/>
+        </w:rPr>
+        <w:t>2</w:t>
+      </w:r>
+      <w:r>
+        <w:rPr>
+          <w:rFonts w:eastAsiaTheme="majorEastAsia" w:cstheme="majorBidi"/>
+          <w:bCs/>
+          <w:i/>
+          <w:iCs/>
+        </w:rPr>
+        <w:t>. Предсказание модели после первичного обучения на синтетическом датасете</w:t>
+      </w:r>
+      <w:r>
+        <w:rPr>
+          <w:rFonts w:eastAsiaTheme="majorEastAsia" w:cstheme="majorBidi"/>
+          <w:bCs/>
+          <w:i/>
+          <w:iCs/>
+        </w:rPr>
+        <w:t xml:space="preserve">. </w:t>
+      </w:r>
+      <w:r>
+        <w:rPr>
+          <w:rFonts w:eastAsiaTheme="majorEastAsia" w:cstheme="majorBidi"/>
+          <w:bCs/>
+          <w:i/>
+          <w:iCs/>
+        </w:rPr>
+        <w:t>Черный фон обозначает класс «фон», цветная область — сегментированный лист.</w:t>
+      </w:r>
+    </w:p>
+    <w:p>
+      <w:pPr>
+        <w:spacing w:after="200" w:line="360" w:lineRule="auto"/>
+        <w:jc w:val="center"/>
+        <w:rPr>
+          <w:rFonts w:eastAsiaTheme="majorEastAsia" w:cstheme="majorBidi"/>
+          <w:bCs/>
+          <w:i/>
+          <w:iCs/>
+          <w:lang w:val="en-US"/>
+        </w:rPr>
+      </w:pPr>
+      <w:r>
+        <w:rPr>
+          <w:rFonts w:eastAsiaTheme="majorEastAsia" w:cstheme="majorBidi"/>
+          <w:bCs/>
+          <w:noProof/>
+          <w:sz w:val="28"/>
+          <w:szCs w:val="24"/>
+        </w:rPr>
+        <w:drawing>
+          <wp:inline distT="0" distB="0" distL="0" distR="0" wp14:anchorId="50641F4D" wp14:editId="14BDACBC">
+            <wp:extent cx="2049931" cy="2462400"/>
+            <wp:effectExtent l="0" t="0" r="7620" b="0"/>
+            <wp:docPr id="28" name="Рисунок 28"/>
+            <wp:cNvGraphicFramePr>
+              <a:graphicFrameLocks xmlns:a="http://schemas.openxmlformats.org/drawingml/2006/main" noChangeAspect="1"/>
+            </wp:cNvGraphicFramePr>
+            <a:graphic xmlns:a="http://schemas.openxmlformats.org/drawingml/2006/main">
+              <a:graphicData uri="http://schemas.openxmlformats.org/drawingml/2006/picture">
+                <pic:pic xmlns:pic="http://schemas.openxmlformats.org/drawingml/2006/picture">
+                  <pic:nvPicPr>
+                    <pic:cNvPr id="1" name=""/>
+                    <pic:cNvPicPr/>
+                  </pic:nvPicPr>
+                  <pic:blipFill rotWithShape="1">
+                    <a:blip r:embed="rId26"/>
+                    <a:srcRect l="68871"/>
+                    <a:stretch/>
+                  </pic:blipFill>
+                  <pic:spPr bwMode="auto">
+                    <a:xfrm>
+                      <a:off x="0" y="0"/>
+                      <a:ext cx="2049931" cy="2462400"/>
+                    </a:xfrm>
+                    <a:prstGeom prst="rect">
+                      <a:avLst/>
+                    </a:prstGeom>
+                    <a:ln>
+                      <a:noFill/>
+                    </a:ln>
+                    <a:extLst>
+                      <a:ext uri="{53640926-AAD7-44D8-BBD7-CCE9431645EC}">
+                        <a14:shadowObscured xmlns:a14="http://schemas.microsoft.com/office/drawing/2010/main"/>
+                      </a:ext>
+                    </a:extLst>
+                  </pic:spPr>
+                </pic:pic>
+              </a:graphicData>
+            </a:graphic>
+          </wp:inline>
+        </w:drawing>
+      </w:r>
+    </w:p>
+    <w:p>
+      <w:pPr>
+        <w:spacing w:after="200" w:line="360" w:lineRule="auto"/>
+        <w:jc w:val="center"/>
+        <w:rPr>
+          <w:rFonts w:eastAsiaTheme="majorEastAsia" w:cstheme="majorBidi"/>
+          <w:bCs/>
+          <w:i/>
+          <w:iCs/>
+        </w:rPr>
+      </w:pPr>
+      <w:r>
+        <w:rPr>
+          <w:rFonts w:eastAsiaTheme="majorEastAsia" w:cstheme="majorBidi"/>
+          <w:bCs/>
+          <w:i/>
+          <w:iCs/>
+        </w:rPr>
+        <w:t xml:space="preserve">Рисунок </w:t>
+      </w:r>
+      <w:r>
+        <w:rPr>
+          <w:rFonts w:eastAsiaTheme="majorEastAsia" w:cstheme="majorBidi"/>
+          <w:bCs/>
+          <w:i/>
+          <w:iCs/>
+        </w:rPr>
+        <w:t>1</w:t>
+      </w:r>
+      <w:r>
+        <w:rPr>
+          <w:rFonts w:eastAsiaTheme="majorEastAsia" w:cstheme="majorBidi"/>
+          <w:bCs/>
+          <w:i/>
+          <w:iCs/>
+        </w:rPr>
+        <w:t>3</w:t>
+      </w:r>
+      <w:r>
+        <w:rPr>
+          <w:rFonts w:eastAsiaTheme="majorEastAsia" w:cstheme="majorBidi"/>
+          <w:bCs/>
+          <w:i/>
+          <w:iCs/>
+        </w:rPr>
+        <w:t>. Предсказание модели после дообучения на выборке из 780 реальных изображений (после Fine-tuning). Черный фон обозначает класс «фон», цветная область — сегментированный лист.</w:t>
       </w:r>
     </w:p>
     <w:p>
@@ -15656,19 +17181,68 @@
           <w:sz w:val="28"/>
           <w:szCs w:val="24"/>
         </w:rPr>
-        <w:t>После этапа дообучения (Fine-tuning) на малой выборке реальных кейсов (третья колонка) качество сегментации существенно возрастает: контуры листьев становятся четкими и соответствуют эталонным маскам, а фоновый шум практически полностью устранен. Это подтверждает, что комбинация масштабного синтетического пред-тренинга и точечной коррекции на сложных примерах позволяет достичь робастности модели, необходимой для работы в неконтролируемых полевых условиях.</w:t>
+        <w:t xml:space="preserve">Анализ визуальных результатов демонстрирует высокую эффективность предложенной стратегии активного обучения. На изображениях </w:t>
+      </w:r>
+      <w:r>
+        <w:rPr>
+          <w:rFonts w:eastAsiaTheme="majorEastAsia" w:cstheme="majorBidi"/>
+          <w:bCs/>
+          <w:sz w:val="28"/>
+          <w:szCs w:val="24"/>
+        </w:rPr>
+        <w:t xml:space="preserve">на рисунке 13 </w:t>
+      </w:r>
+      <w:r>
+        <w:rPr>
+          <w:rFonts w:eastAsiaTheme="majorEastAsia" w:cstheme="majorBidi"/>
+          <w:bCs/>
+          <w:sz w:val="28"/>
+          <w:szCs w:val="24"/>
+        </w:rPr>
+        <w:t xml:space="preserve">видно, что модель, обученная исключительно на синтетических данных, успешно выделяет общую форму листа, но часто допускает ошибки на границах объектов и включает в маску фрагменты сложного фона (почвы или других листьев), что характерно для проблемы доменного сдвига. </w:t>
       </w:r>
     </w:p>
-    <w:bookmarkEnd w:id="24"/>
     <w:p>
       <w:pPr>
+        <w:spacing w:after="200" w:line="360" w:lineRule="auto"/>
+        <w:ind w:firstLine="709"/>
+        <w:contextualSpacing/>
+        <w:rPr>
+          <w:rFonts w:eastAsiaTheme="majorEastAsia" w:cstheme="majorBidi"/>
+          <w:bCs/>
+          <w:sz w:val="28"/>
+          <w:szCs w:val="24"/>
+        </w:rPr>
+      </w:pPr>
+      <w:r>
+        <w:rPr>
+          <w:rFonts w:eastAsiaTheme="majorEastAsia" w:cstheme="majorBidi"/>
+          <w:bCs/>
+          <w:sz w:val="28"/>
+          <w:szCs w:val="24"/>
+        </w:rPr>
+        <w:t xml:space="preserve">После этапа дообучения (Fine-tuning) на малой выборке реальных кейсов (третья колонка) качество сегментации существенно возрастает: контуры </w:t>
+      </w:r>
+      <w:r>
+        <w:rPr>
+          <w:rFonts w:eastAsiaTheme="majorEastAsia" w:cstheme="majorBidi"/>
+          <w:bCs/>
+          <w:sz w:val="28"/>
+          <w:szCs w:val="24"/>
+        </w:rPr>
+        <w:lastRenderedPageBreak/>
+        <w:t>листьев становятся четкими и соответствуют эталонным маскам, а фоновый шум практически полностью устранен. Это подтверждает, что комбинация масштабного синтетического пред-тренинга и точечной коррекции на сложных примерах позволяет достичь робастности модели, необходимой для работы в неконтролируемых полевых условиях.</w:t>
+      </w:r>
+    </w:p>
+    <w:bookmarkEnd w:id="25"/>
+    <w:p>
+      <w:pPr>
         <w:spacing w:line="360" w:lineRule="auto"/>
       </w:pPr>
       <w:r>
         <w:rPr>
           <w:noProof/>
         </w:rPr>
-        <w:lastRenderedPageBreak/>
         <w:drawing>
           <wp:inline distT="0" distB="0" distL="0" distR="0" wp14:anchorId="4DFA8B03" wp14:editId="034B3707">
             <wp:extent cx="3017520" cy="2807335"/>
@@ -15685,7 +17259,7 @@
                     <pic:cNvPicPr/>
                   </pic:nvPicPr>
                   <pic:blipFill rotWithShape="1">
-                    <a:blip r:embed="rId23"/>
+                    <a:blip r:embed="rId27"/>
                     <a:srcRect r="52641"/>
                     <a:stretch/>
                   </pic:blipFill>
@@ -15738,7 +17312,7 @@
                     <pic:cNvPicPr/>
                   </pic:nvPicPr>
                   <pic:blipFill rotWithShape="1">
-                    <a:blip r:embed="rId23"/>
+                    <a:blip r:embed="rId27"/>
                     <a:srcRect l="55288"/>
                     <a:stretch/>
                   </pic:blipFill>
@@ -15789,7 +17363,7 @@
           <w:iCs/>
           <w:noProof/>
         </w:rPr>
-        <w:t>8</w:t>
+        <w:t>1</w:t>
       </w:r>
       <w:r>
         <w:rPr>
@@ -15797,7 +17371,7 @@
           <w:iCs/>
           <w:noProof/>
         </w:rPr>
-        <w:t xml:space="preserve">. Визуальное сравнение результатов сегментации на реальных данных. Слева направо: (1) Исходное изображение листа с заболеванием; (2) Предсказание </w:t>
+        <w:t>4</w:t>
       </w:r>
       <w:r>
         <w:rPr>
@@ -15805,7 +17379,7 @@
           <w:iCs/>
           <w:noProof/>
         </w:rPr>
-        <w:t xml:space="preserve">финальной сегментационной </w:t>
+        <w:t xml:space="preserve">. Визуальное сравнение результатов сегментации на реальных данных. Слева направо: (1) Исходное изображение листа с заболеванием; (2) Предсказание </w:t>
       </w:r>
       <w:r>
         <w:rPr>
@@ -15813,6 +17387,14 @@
           <w:iCs/>
           <w:noProof/>
         </w:rPr>
+        <w:t xml:space="preserve">финальной сегментационной </w:t>
+      </w:r>
+      <w:r>
+        <w:rPr>
+          <w:i/>
+          <w:iCs/>
+          <w:noProof/>
+        </w:rPr>
         <w:t>модели (после Fine-tuning).</w:t>
       </w:r>
     </w:p>
@@ -15835,6 +17417,307 @@
           <w:szCs w:val="24"/>
         </w:rPr>
         <w:t>Таким образом, предложенный пайплайн (Синтетика -&gt; Fine-tuning на малой выборке ошибок) доказал свою высокую эффективность и экономическую целесообразность, позволяя избежать затрат на ручную разметку тысяч изображений.</w:t>
+      </w:r>
+    </w:p>
+    <w:p>
+      <w:pPr>
+        <w:spacing w:after="200" w:line="276" w:lineRule="auto"/>
+        <w:jc w:val="left"/>
+        <w:rPr>
+          <w:rFonts w:eastAsiaTheme="majorEastAsia" w:cstheme="majorBidi"/>
+          <w:bCs/>
+          <w:sz w:val="28"/>
+          <w:szCs w:val="24"/>
+        </w:rPr>
+      </w:pPr>
+      <w:r>
+        <w:rPr>
+          <w:rFonts w:eastAsiaTheme="majorEastAsia" w:cstheme="majorBidi"/>
+          <w:bCs/>
+          <w:sz w:val="28"/>
+          <w:szCs w:val="24"/>
+        </w:rPr>
+        <w:br w:type="page"/>
+      </w:r>
+    </w:p>
+    <w:p>
+      <w:pPr>
+        <w:pStyle w:val="10"/>
+      </w:pPr>
+      <w:bookmarkStart w:id="26" w:name="_Toc153449397"/>
+      <w:bookmarkStart w:id="27" w:name="_Toc217161823"/>
+      <w:bookmarkStart w:id="28" w:name="_Toc226768130"/>
+      <w:r>
+        <w:lastRenderedPageBreak/>
+        <w:t>Список использованной литературы</w:t>
+      </w:r>
+      <w:bookmarkEnd w:id="26"/>
+      <w:bookmarkEnd w:id="27"/>
+      <w:bookmarkEnd w:id="28"/>
+    </w:p>
+    <w:p>
+      <w:pPr>
+        <w:numPr>
+          <w:ilvl w:val="0"/>
+          <w:numId w:val="36"/>
+        </w:numPr>
+        <w:spacing w:after="200" w:line="360" w:lineRule="auto"/>
+        <w:ind w:left="357" w:hanging="357"/>
+        <w:rPr>
+          <w:sz w:val="28"/>
+          <w:szCs w:val="28"/>
+          <w:lang w:val="en-US"/>
+        </w:rPr>
+      </w:pPr>
+      <w:r>
+        <w:rPr>
+          <w:sz w:val="28"/>
+          <w:szCs w:val="28"/>
+          <w:lang w:val="en-US"/>
+        </w:rPr>
+        <w:t>Long J., Shelhamer E., Darrell T. Fully Convolutional Networks for Semantic Segmentation // Proceedings of the IEEE Conference on Computer Vision and Pattern Recognition (CVPR). – 2015. – P. 3431-3440. – URL: https://openaccess.thecvf.com/content_cvpr_2015/papers/Long_Fully_Convolutional_Networks_2015_CVPR_paper.pdf (</w:t>
+      </w:r>
+      <w:r>
+        <w:rPr>
+          <w:sz w:val="28"/>
+          <w:szCs w:val="28"/>
+        </w:rPr>
+        <w:t>дата</w:t>
+      </w:r>
+      <w:r>
+        <w:rPr>
+          <w:sz w:val="28"/>
+          <w:szCs w:val="28"/>
+          <w:lang w:val="en-US"/>
+        </w:rPr>
+        <w:t xml:space="preserve"> </w:t>
+      </w:r>
+      <w:r>
+        <w:rPr>
+          <w:sz w:val="28"/>
+          <w:szCs w:val="28"/>
+        </w:rPr>
+        <w:t>обращения</w:t>
+      </w:r>
+      <w:r>
+        <w:rPr>
+          <w:sz w:val="28"/>
+          <w:szCs w:val="28"/>
+          <w:lang w:val="en-US"/>
+        </w:rPr>
+        <w:t>: 10.04.2026).</w:t>
+      </w:r>
+    </w:p>
+    <w:p>
+      <w:pPr>
+        <w:numPr>
+          <w:ilvl w:val="0"/>
+          <w:numId w:val="36"/>
+        </w:numPr>
+        <w:spacing w:after="200" w:line="360" w:lineRule="auto"/>
+        <w:ind w:left="357" w:hanging="357"/>
+        <w:rPr>
+          <w:sz w:val="28"/>
+          <w:szCs w:val="28"/>
+          <w:lang w:val="en-US"/>
+        </w:rPr>
+      </w:pPr>
+      <w:r>
+        <w:rPr>
+          <w:sz w:val="28"/>
+          <w:szCs w:val="28"/>
+          <w:lang w:val="en-US"/>
+        </w:rPr>
+        <w:t>Ronneberger O., Fischer P., Brox T. U-Net: Convolutional Networks for Biomedical Image Segmentation // International Conference on Medical Image Computing and Computer-Assisted Intervention (MICCAI). – Springer, Cham, 2015. – P. 234-241. – URL: https://arxiv.org/abs/1505.04597 (</w:t>
+      </w:r>
+      <w:r>
+        <w:rPr>
+          <w:sz w:val="28"/>
+          <w:szCs w:val="28"/>
+        </w:rPr>
+        <w:t>дата</w:t>
+      </w:r>
+      <w:r>
+        <w:rPr>
+          <w:sz w:val="28"/>
+          <w:szCs w:val="28"/>
+          <w:lang w:val="en-US"/>
+        </w:rPr>
+        <w:t xml:space="preserve"> </w:t>
+      </w:r>
+      <w:r>
+        <w:rPr>
+          <w:sz w:val="28"/>
+          <w:szCs w:val="28"/>
+        </w:rPr>
+        <w:t>обращения</w:t>
+      </w:r>
+      <w:r>
+        <w:rPr>
+          <w:sz w:val="28"/>
+          <w:szCs w:val="28"/>
+          <w:lang w:val="en-US"/>
+        </w:rPr>
+        <w:t>: 10.04.2026).</w:t>
+      </w:r>
+    </w:p>
+    <w:p>
+      <w:pPr>
+        <w:numPr>
+          <w:ilvl w:val="0"/>
+          <w:numId w:val="36"/>
+        </w:numPr>
+        <w:spacing w:after="200" w:line="360" w:lineRule="auto"/>
+        <w:ind w:left="357" w:hanging="357"/>
+        <w:rPr>
+          <w:sz w:val="28"/>
+          <w:szCs w:val="28"/>
+          <w:lang w:val="en-US"/>
+        </w:rPr>
+      </w:pPr>
+      <w:r>
+        <w:rPr>
+          <w:sz w:val="28"/>
+          <w:szCs w:val="28"/>
+          <w:lang w:val="en-US"/>
+        </w:rPr>
+        <w:t>Howard A., Sandler M., Chu G. et al. Searching for MobileNetV3 // Proceedings of the IEEE/CVF International Conference on Computer Vision (ICCV). – 2019. – P. 1314-1324. – URL: https://arxiv.org/abs/1905.02244 (</w:t>
+      </w:r>
+      <w:r>
+        <w:rPr>
+          <w:sz w:val="28"/>
+          <w:szCs w:val="28"/>
+        </w:rPr>
+        <w:t>дата</w:t>
+      </w:r>
+      <w:r>
+        <w:rPr>
+          <w:sz w:val="28"/>
+          <w:szCs w:val="28"/>
+          <w:lang w:val="en-US"/>
+        </w:rPr>
+        <w:t xml:space="preserve"> </w:t>
+      </w:r>
+      <w:r>
+        <w:rPr>
+          <w:sz w:val="28"/>
+          <w:szCs w:val="28"/>
+        </w:rPr>
+        <w:t>обращения</w:t>
+      </w:r>
+      <w:r>
+        <w:rPr>
+          <w:sz w:val="28"/>
+          <w:szCs w:val="28"/>
+          <w:lang w:val="en-US"/>
+        </w:rPr>
+        <w:t>: 10.04.2026).</w:t>
+      </w:r>
+    </w:p>
+    <w:p>
+      <w:pPr>
+        <w:numPr>
+          <w:ilvl w:val="0"/>
+          <w:numId w:val="36"/>
+        </w:numPr>
+        <w:spacing w:after="200" w:line="360" w:lineRule="auto"/>
+        <w:ind w:left="357" w:hanging="357"/>
+        <w:rPr>
+          <w:sz w:val="28"/>
+          <w:szCs w:val="28"/>
+          <w:lang w:val="en-US"/>
+        </w:rPr>
+      </w:pPr>
+      <w:r>
+        <w:rPr>
+          <w:sz w:val="28"/>
+          <w:szCs w:val="28"/>
+          <w:lang w:val="en-US"/>
+        </w:rPr>
+        <w:t>Hughes D. P., Salathé M. An open access repository of images on plant health to enable the development of mobile disease diagnostics // arXiv preprint arXiv:1511.08060. – 2015. – URL: https://arxiv.org/abs/1511.08060 (</w:t>
+      </w:r>
+      <w:r>
+        <w:rPr>
+          <w:sz w:val="28"/>
+          <w:szCs w:val="28"/>
+        </w:rPr>
+        <w:t>дата</w:t>
+      </w:r>
+      <w:r>
+        <w:rPr>
+          <w:sz w:val="28"/>
+          <w:szCs w:val="28"/>
+          <w:lang w:val="en-US"/>
+        </w:rPr>
+        <w:t xml:space="preserve"> </w:t>
+      </w:r>
+      <w:r>
+        <w:rPr>
+          <w:sz w:val="28"/>
+          <w:szCs w:val="28"/>
+        </w:rPr>
+        <w:t>обращения</w:t>
+      </w:r>
+      <w:r>
+        <w:rPr>
+          <w:sz w:val="28"/>
+          <w:szCs w:val="28"/>
+          <w:lang w:val="en-US"/>
+        </w:rPr>
+        <w:t>: 10.04.2026).</w:t>
+      </w:r>
+    </w:p>
+    <w:p>
+      <w:pPr>
+        <w:numPr>
+          <w:ilvl w:val="0"/>
+          <w:numId w:val="36"/>
+        </w:numPr>
+        <w:spacing w:after="200" w:line="360" w:lineRule="auto"/>
+        <w:ind w:left="357" w:hanging="357"/>
+        <w:rPr>
+          <w:sz w:val="28"/>
+          <w:szCs w:val="28"/>
+          <w:lang w:val="en-US"/>
+        </w:rPr>
+      </w:pPr>
+      <w:r>
+        <w:rPr>
+          <w:sz w:val="28"/>
+          <w:szCs w:val="28"/>
+          <w:lang w:val="en-US"/>
+        </w:rPr>
+        <w:t>Sudre C. H., Li W., Vercauteren T. et al. Generalised Dice Loss as a Continuous Function for Class Imbalance in Medical Image Segmentation // Deep Learning in Medical Image Analysis and Multimodal Learning for Clinical Decision Support. – Springer, Cham, 2017. – P. 234-242. – URL: https://arxiv.org/abs/1707.03237 (</w:t>
+      </w:r>
+      <w:r>
+        <w:rPr>
+          <w:sz w:val="28"/>
+          <w:szCs w:val="28"/>
+        </w:rPr>
+        <w:t>дата</w:t>
+      </w:r>
+      <w:r>
+        <w:rPr>
+          <w:sz w:val="28"/>
+          <w:szCs w:val="28"/>
+          <w:lang w:val="en-US"/>
+        </w:rPr>
+        <w:t xml:space="preserve"> </w:t>
+      </w:r>
+      <w:r>
+        <w:rPr>
+          <w:sz w:val="28"/>
+          <w:szCs w:val="28"/>
+        </w:rPr>
+        <w:t>обращения</w:t>
+      </w:r>
+      <w:r>
+        <w:rPr>
+          <w:sz w:val="28"/>
+          <w:szCs w:val="28"/>
+          <w:lang w:val="en-US"/>
+        </w:rPr>
+        <w:t>: 10.04.2026).</w:t>
       </w:r>
     </w:p>
     <w:sectPr>
@@ -16006,6 +17889,119 @@
     </w:lvl>
   </w:abstractNum>
   <w:abstractNum w:abstractNumId="1" w15:restartNumberingAfterBreak="0">
+    <w:nsid w:val="00450511"/>
+    <w:multiLevelType w:val="multilevel"/>
+    <w:tmpl w:val="19CC2A46"/>
+    <w:lvl w:ilvl="0">
+      <w:start w:val="1"/>
+      <w:numFmt w:val="decimal"/>
+      <w:lvlText w:val="%1."/>
+      <w:lvlJc w:val="left"/>
+      <w:pPr>
+        <w:tabs>
+          <w:tab w:val="num" w:pos="720"/>
+        </w:tabs>
+        <w:ind w:left="720" w:hanging="360"/>
+      </w:pPr>
+    </w:lvl>
+    <w:lvl w:ilvl="1" w:tentative="1">
+      <w:start w:val="1"/>
+      <w:numFmt w:val="decimal"/>
+      <w:lvlText w:val="%2."/>
+      <w:lvlJc w:val="left"/>
+      <w:pPr>
+        <w:tabs>
+          <w:tab w:val="num" w:pos="1440"/>
+        </w:tabs>
+        <w:ind w:left="1440" w:hanging="360"/>
+      </w:pPr>
+    </w:lvl>
+    <w:lvl w:ilvl="2" w:tentative="1">
+      <w:start w:val="1"/>
+      <w:numFmt w:val="decimal"/>
+      <w:lvlText w:val="%3."/>
+      <w:lvlJc w:val="left"/>
+      <w:pPr>
+        <w:tabs>
+          <w:tab w:val="num" w:pos="2160"/>
+        </w:tabs>
+        <w:ind w:left="2160" w:hanging="360"/>
+      </w:pPr>
+    </w:lvl>
+    <w:lvl w:ilvl="3" w:tentative="1">
+      <w:start w:val="1"/>
+      <w:numFmt w:val="decimal"/>
+      <w:lvlText w:val="%4."/>
+      <w:lvlJc w:val="left"/>
+      <w:pPr>
+        <w:tabs>
+          <w:tab w:val="num" w:pos="2880"/>
+        </w:tabs>
+        <w:ind w:left="2880" w:hanging="360"/>
+      </w:pPr>
+    </w:lvl>
+    <w:lvl w:ilvl="4" w:tentative="1">
+      <w:start w:val="1"/>
+      <w:numFmt w:val="decimal"/>
+      <w:lvlText w:val="%5."/>
+      <w:lvlJc w:val="left"/>
+      <w:pPr>
+        <w:tabs>
+          <w:tab w:val="num" w:pos="3600"/>
+        </w:tabs>
+        <w:ind w:left="3600" w:hanging="360"/>
+      </w:pPr>
+    </w:lvl>
+    <w:lvl w:ilvl="5" w:tentative="1">
+      <w:start w:val="1"/>
+      <w:numFmt w:val="decimal"/>
+      <w:lvlText w:val="%6."/>
+      <w:lvlJc w:val="left"/>
+      <w:pPr>
+        <w:tabs>
+          <w:tab w:val="num" w:pos="4320"/>
+        </w:tabs>
+        <w:ind w:left="4320" w:hanging="360"/>
+      </w:pPr>
+    </w:lvl>
+    <w:lvl w:ilvl="6" w:tentative="1">
+      <w:start w:val="1"/>
+      <w:numFmt w:val="decimal"/>
+      <w:lvlText w:val="%7."/>
+      <w:lvlJc w:val="left"/>
+      <w:pPr>
+        <w:tabs>
+          <w:tab w:val="num" w:pos="5040"/>
+        </w:tabs>
+        <w:ind w:left="5040" w:hanging="360"/>
+      </w:pPr>
+    </w:lvl>
+    <w:lvl w:ilvl="7" w:tentative="1">
+      <w:start w:val="1"/>
+      <w:numFmt w:val="decimal"/>
+      <w:lvlText w:val="%8."/>
+      <w:lvlJc w:val="left"/>
+      <w:pPr>
+        <w:tabs>
+          <w:tab w:val="num" w:pos="5760"/>
+        </w:tabs>
+        <w:ind w:left="5760" w:hanging="360"/>
+      </w:pPr>
+    </w:lvl>
+    <w:lvl w:ilvl="8" w:tentative="1">
+      <w:start w:val="1"/>
+      <w:numFmt w:val="decimal"/>
+      <w:lvlText w:val="%9."/>
+      <w:lvlJc w:val="left"/>
+      <w:pPr>
+        <w:tabs>
+          <w:tab w:val="num" w:pos="6480"/>
+        </w:tabs>
+        <w:ind w:left="6480" w:hanging="360"/>
+      </w:pPr>
+    </w:lvl>
+  </w:abstractNum>
+  <w:abstractNum w:abstractNumId="2" w15:restartNumberingAfterBreak="0">
     <w:nsid w:val="01850B94"/>
     <w:multiLevelType w:val="hybridMultilevel"/>
     <w:tmpl w:val="9B68614C"/>
@@ -16094,7 +18090,7 @@
       </w:pPr>
     </w:lvl>
   </w:abstractNum>
-  <w:abstractNum w:abstractNumId="2" w15:restartNumberingAfterBreak="0">
+  <w:abstractNum w:abstractNumId="3" w15:restartNumberingAfterBreak="0">
     <w:nsid w:val="05D15DA8"/>
     <w:multiLevelType w:val="multilevel"/>
     <w:tmpl w:val="5D9E08D2"/>
@@ -16207,7 +18203,7 @@
       </w:pPr>
     </w:lvl>
   </w:abstractNum>
-  <w:abstractNum w:abstractNumId="3" w15:restartNumberingAfterBreak="0">
+  <w:abstractNum w:abstractNumId="4" w15:restartNumberingAfterBreak="0">
     <w:nsid w:val="0B951251"/>
     <w:multiLevelType w:val="multilevel"/>
     <w:tmpl w:val="B8763CCE"/>
@@ -16356,7 +18352,7 @@
       </w:rPr>
     </w:lvl>
   </w:abstractNum>
-  <w:abstractNum w:abstractNumId="4" w15:restartNumberingAfterBreak="0">
+  <w:abstractNum w:abstractNumId="5" w15:restartNumberingAfterBreak="0">
     <w:nsid w:val="0BF84E43"/>
     <w:multiLevelType w:val="hybridMultilevel"/>
     <w:tmpl w:val="8C1CA5E2"/>
@@ -16469,7 +18465,7 @@
       </w:rPr>
     </w:lvl>
   </w:abstractNum>
-  <w:abstractNum w:abstractNumId="5" w15:restartNumberingAfterBreak="0">
+  <w:abstractNum w:abstractNumId="6" w15:restartNumberingAfterBreak="0">
     <w:nsid w:val="10AA793A"/>
     <w:multiLevelType w:val="hybridMultilevel"/>
     <w:tmpl w:val="E6F848AC"/>
@@ -16555,7 +18551,7 @@
       </w:pPr>
     </w:lvl>
   </w:abstractNum>
-  <w:abstractNum w:abstractNumId="6" w15:restartNumberingAfterBreak="0">
+  <w:abstractNum w:abstractNumId="7" w15:restartNumberingAfterBreak="0">
     <w:nsid w:val="10DC6EF3"/>
     <w:multiLevelType w:val="multilevel"/>
     <w:tmpl w:val="A44EF830"/>
@@ -16676,7 +18672,7 @@
       </w:rPr>
     </w:lvl>
   </w:abstractNum>
-  <w:abstractNum w:abstractNumId="7" w15:restartNumberingAfterBreak="0">
+  <w:abstractNum w:abstractNumId="8" w15:restartNumberingAfterBreak="0">
     <w:nsid w:val="11E2412D"/>
     <w:multiLevelType w:val="multilevel"/>
     <w:tmpl w:val="5FDE5ADA"/>
@@ -16789,7 +18785,7 @@
       </w:pPr>
     </w:lvl>
   </w:abstractNum>
-  <w:abstractNum w:abstractNumId="8" w15:restartNumberingAfterBreak="0">
+  <w:abstractNum w:abstractNumId="9" w15:restartNumberingAfterBreak="0">
     <w:nsid w:val="1A6D0703"/>
     <w:multiLevelType w:val="multilevel"/>
     <w:tmpl w:val="48487AEA"/>
@@ -16902,7 +18898,7 @@
       </w:pPr>
     </w:lvl>
   </w:abstractNum>
-  <w:abstractNum w:abstractNumId="9" w15:restartNumberingAfterBreak="0">
+  <w:abstractNum w:abstractNumId="10" w15:restartNumberingAfterBreak="0">
     <w:nsid w:val="1C645057"/>
     <w:multiLevelType w:val="hybridMultilevel"/>
     <w:tmpl w:val="EB164F4E"/>
@@ -16991,7 +18987,7 @@
       </w:pPr>
     </w:lvl>
   </w:abstractNum>
-  <w:abstractNum w:abstractNumId="10" w15:restartNumberingAfterBreak="0">
+  <w:abstractNum w:abstractNumId="11" w15:restartNumberingAfterBreak="0">
     <w:nsid w:val="1DA621A0"/>
     <w:multiLevelType w:val="multilevel"/>
     <w:tmpl w:val="79BC824C"/>
@@ -17104,7 +19100,7 @@
       </w:pPr>
     </w:lvl>
   </w:abstractNum>
-  <w:abstractNum w:abstractNumId="11" w15:restartNumberingAfterBreak="0">
+  <w:abstractNum w:abstractNumId="12" w15:restartNumberingAfterBreak="0">
     <w:nsid w:val="204F4136"/>
     <w:multiLevelType w:val="multilevel"/>
     <w:tmpl w:val="B7027554"/>
@@ -17217,7 +19213,7 @@
       </w:rPr>
     </w:lvl>
   </w:abstractNum>
-  <w:abstractNum w:abstractNumId="12" w15:restartNumberingAfterBreak="0">
+  <w:abstractNum w:abstractNumId="13" w15:restartNumberingAfterBreak="0">
     <w:nsid w:val="21A85BDC"/>
     <w:multiLevelType w:val="hybridMultilevel"/>
     <w:tmpl w:val="FA88CE28"/>
@@ -17331,7 +19327,7 @@
       </w:rPr>
     </w:lvl>
   </w:abstractNum>
-  <w:abstractNum w:abstractNumId="13" w15:restartNumberingAfterBreak="0">
+  <w:abstractNum w:abstractNumId="14" w15:restartNumberingAfterBreak="0">
     <w:nsid w:val="2401715F"/>
     <w:multiLevelType w:val="hybridMultilevel"/>
     <w:tmpl w:val="5D2E03DE"/>
@@ -17420,7 +19416,7 @@
       </w:pPr>
     </w:lvl>
   </w:abstractNum>
-  <w:abstractNum w:abstractNumId="14" w15:restartNumberingAfterBreak="0">
+  <w:abstractNum w:abstractNumId="15" w15:restartNumberingAfterBreak="0">
     <w:nsid w:val="24B61060"/>
     <w:multiLevelType w:val="multilevel"/>
     <w:tmpl w:val="C96A6CAA"/>
@@ -17569,7 +19565,7 @@
       </w:rPr>
     </w:lvl>
   </w:abstractNum>
-  <w:abstractNum w:abstractNumId="15" w15:restartNumberingAfterBreak="0">
+  <w:abstractNum w:abstractNumId="16" w15:restartNumberingAfterBreak="0">
     <w:nsid w:val="24C67728"/>
     <w:multiLevelType w:val="multilevel"/>
     <w:tmpl w:val="0419001F"/>
@@ -17655,7 +19651,120 @@
       </w:pPr>
     </w:lvl>
   </w:abstractNum>
-  <w:abstractNum w:abstractNumId="16" w15:restartNumberingAfterBreak="0">
+  <w:abstractNum w:abstractNumId="17" w15:restartNumberingAfterBreak="0">
+    <w:nsid w:val="27482D35"/>
+    <w:multiLevelType w:val="multilevel"/>
+    <w:tmpl w:val="17EAEBB8"/>
+    <w:lvl w:ilvl="0">
+      <w:start w:val="1"/>
+      <w:numFmt w:val="decimal"/>
+      <w:lvlText w:val="%1."/>
+      <w:lvlJc w:val="left"/>
+      <w:pPr>
+        <w:tabs>
+          <w:tab w:val="num" w:pos="720"/>
+        </w:tabs>
+        <w:ind w:left="720" w:hanging="360"/>
+      </w:pPr>
+    </w:lvl>
+    <w:lvl w:ilvl="1" w:tentative="1">
+      <w:start w:val="1"/>
+      <w:numFmt w:val="decimal"/>
+      <w:lvlText w:val="%2."/>
+      <w:lvlJc w:val="left"/>
+      <w:pPr>
+        <w:tabs>
+          <w:tab w:val="num" w:pos="1440"/>
+        </w:tabs>
+        <w:ind w:left="1440" w:hanging="360"/>
+      </w:pPr>
+    </w:lvl>
+    <w:lvl w:ilvl="2" w:tentative="1">
+      <w:start w:val="1"/>
+      <w:numFmt w:val="decimal"/>
+      <w:lvlText w:val="%3."/>
+      <w:lvlJc w:val="left"/>
+      <w:pPr>
+        <w:tabs>
+          <w:tab w:val="num" w:pos="2160"/>
+        </w:tabs>
+        <w:ind w:left="2160" w:hanging="360"/>
+      </w:pPr>
+    </w:lvl>
+    <w:lvl w:ilvl="3" w:tentative="1">
+      <w:start w:val="1"/>
+      <w:numFmt w:val="decimal"/>
+      <w:lvlText w:val="%4."/>
+      <w:lvlJc w:val="left"/>
+      <w:pPr>
+        <w:tabs>
+          <w:tab w:val="num" w:pos="2880"/>
+        </w:tabs>
+        <w:ind w:left="2880" w:hanging="360"/>
+      </w:pPr>
+    </w:lvl>
+    <w:lvl w:ilvl="4" w:tentative="1">
+      <w:start w:val="1"/>
+      <w:numFmt w:val="decimal"/>
+      <w:lvlText w:val="%5."/>
+      <w:lvlJc w:val="left"/>
+      <w:pPr>
+        <w:tabs>
+          <w:tab w:val="num" w:pos="3600"/>
+        </w:tabs>
+        <w:ind w:left="3600" w:hanging="360"/>
+      </w:pPr>
+    </w:lvl>
+    <w:lvl w:ilvl="5" w:tentative="1">
+      <w:start w:val="1"/>
+      <w:numFmt w:val="decimal"/>
+      <w:lvlText w:val="%6."/>
+      <w:lvlJc w:val="left"/>
+      <w:pPr>
+        <w:tabs>
+          <w:tab w:val="num" w:pos="4320"/>
+        </w:tabs>
+        <w:ind w:left="4320" w:hanging="360"/>
+      </w:pPr>
+    </w:lvl>
+    <w:lvl w:ilvl="6" w:tentative="1">
+      <w:start w:val="1"/>
+      <w:numFmt w:val="decimal"/>
+      <w:lvlText w:val="%7."/>
+      <w:lvlJc w:val="left"/>
+      <w:pPr>
+        <w:tabs>
+          <w:tab w:val="num" w:pos="5040"/>
+        </w:tabs>
+        <w:ind w:left="5040" w:hanging="360"/>
+      </w:pPr>
+    </w:lvl>
+    <w:lvl w:ilvl="7" w:tentative="1">
+      <w:start w:val="1"/>
+      <w:numFmt w:val="decimal"/>
+      <w:lvlText w:val="%8."/>
+      <w:lvlJc w:val="left"/>
+      <w:pPr>
+        <w:tabs>
+          <w:tab w:val="num" w:pos="5760"/>
+        </w:tabs>
+        <w:ind w:left="5760" w:hanging="360"/>
+      </w:pPr>
+    </w:lvl>
+    <w:lvl w:ilvl="8" w:tentative="1">
+      <w:start w:val="1"/>
+      <w:numFmt w:val="decimal"/>
+      <w:lvlText w:val="%9."/>
+      <w:lvlJc w:val="left"/>
+      <w:pPr>
+        <w:tabs>
+          <w:tab w:val="num" w:pos="6480"/>
+        </w:tabs>
+        <w:ind w:left="6480" w:hanging="360"/>
+      </w:pPr>
+    </w:lvl>
+  </w:abstractNum>
+  <w:abstractNum w:abstractNumId="18" w15:restartNumberingAfterBreak="0">
     <w:nsid w:val="291C513A"/>
     <w:multiLevelType w:val="multilevel"/>
     <w:tmpl w:val="AFA6ED08"/>
@@ -17804,7 +19913,7 @@
       </w:rPr>
     </w:lvl>
   </w:abstractNum>
-  <w:abstractNum w:abstractNumId="17" w15:restartNumberingAfterBreak="0">
+  <w:abstractNum w:abstractNumId="19" w15:restartNumberingAfterBreak="0">
     <w:nsid w:val="2F464C0A"/>
     <w:multiLevelType w:val="hybridMultilevel"/>
     <w:tmpl w:val="9DF8E3D2"/>
@@ -17917,7 +20026,7 @@
       </w:rPr>
     </w:lvl>
   </w:abstractNum>
-  <w:abstractNum w:abstractNumId="18" w15:restartNumberingAfterBreak="0">
+  <w:abstractNum w:abstractNumId="20" w15:restartNumberingAfterBreak="0">
     <w:nsid w:val="2FB97DE9"/>
     <w:multiLevelType w:val="multilevel"/>
     <w:tmpl w:val="360CFC40"/>
@@ -18030,7 +20139,7 @@
       </w:pPr>
     </w:lvl>
   </w:abstractNum>
-  <w:abstractNum w:abstractNumId="19" w15:restartNumberingAfterBreak="0">
+  <w:abstractNum w:abstractNumId="21" w15:restartNumberingAfterBreak="0">
     <w:nsid w:val="310433B2"/>
     <w:multiLevelType w:val="multilevel"/>
     <w:tmpl w:val="ECF036CE"/>
@@ -18179,7 +20288,7 @@
       </w:rPr>
     </w:lvl>
   </w:abstractNum>
-  <w:abstractNum w:abstractNumId="20" w15:restartNumberingAfterBreak="0">
+  <w:abstractNum w:abstractNumId="22" w15:restartNumberingAfterBreak="0">
     <w:nsid w:val="33021F0B"/>
     <w:multiLevelType w:val="hybridMultilevel"/>
     <w:tmpl w:val="338CD16A"/>
@@ -18268,7 +20377,7 @@
       </w:pPr>
     </w:lvl>
   </w:abstractNum>
-  <w:abstractNum w:abstractNumId="21" w15:restartNumberingAfterBreak="0">
+  <w:abstractNum w:abstractNumId="23" w15:restartNumberingAfterBreak="0">
     <w:nsid w:val="33741C5B"/>
     <w:multiLevelType w:val="multilevel"/>
     <w:tmpl w:val="D916CAAC"/>
@@ -18355,7 +20464,7 @@
       </w:pPr>
     </w:lvl>
   </w:abstractNum>
-  <w:abstractNum w:abstractNumId="22" w15:restartNumberingAfterBreak="0">
+  <w:abstractNum w:abstractNumId="24" w15:restartNumberingAfterBreak="0">
     <w:nsid w:val="33916E64"/>
     <w:multiLevelType w:val="hybridMultilevel"/>
     <w:tmpl w:val="5D2E03DE"/>
@@ -18444,7 +20553,7 @@
       </w:pPr>
     </w:lvl>
   </w:abstractNum>
-  <w:abstractNum w:abstractNumId="23" w15:restartNumberingAfterBreak="0">
+  <w:abstractNum w:abstractNumId="25" w15:restartNumberingAfterBreak="0">
     <w:nsid w:val="36273C26"/>
     <w:multiLevelType w:val="multilevel"/>
     <w:tmpl w:val="30E2BA2A"/>
@@ -18558,7 +20667,7 @@
       </w:rPr>
     </w:lvl>
   </w:abstractNum>
-  <w:abstractNum w:abstractNumId="24" w15:restartNumberingAfterBreak="0">
+  <w:abstractNum w:abstractNumId="26" w15:restartNumberingAfterBreak="0">
     <w:nsid w:val="3F044E5A"/>
     <w:multiLevelType w:val="hybridMultilevel"/>
     <w:tmpl w:val="14C88F70"/>
@@ -18671,7 +20780,7 @@
       </w:rPr>
     </w:lvl>
   </w:abstractNum>
-  <w:abstractNum w:abstractNumId="25" w15:restartNumberingAfterBreak="0">
+  <w:abstractNum w:abstractNumId="27" w15:restartNumberingAfterBreak="0">
     <w:nsid w:val="417A149E"/>
     <w:multiLevelType w:val="multilevel"/>
     <w:tmpl w:val="61FEB412"/>
@@ -18784,7 +20893,7 @@
       </w:pPr>
     </w:lvl>
   </w:abstractNum>
-  <w:abstractNum w:abstractNumId="26" w15:restartNumberingAfterBreak="0">
+  <w:abstractNum w:abstractNumId="28" w15:restartNumberingAfterBreak="0">
     <w:nsid w:val="46C37754"/>
     <w:multiLevelType w:val="hybridMultilevel"/>
     <w:tmpl w:val="13E6C19A"/>
@@ -18875,7 +20984,7 @@
       </w:pPr>
     </w:lvl>
   </w:abstractNum>
-  <w:abstractNum w:abstractNumId="27" w15:restartNumberingAfterBreak="0">
+  <w:abstractNum w:abstractNumId="29" w15:restartNumberingAfterBreak="0">
     <w:nsid w:val="483C653C"/>
     <w:multiLevelType w:val="multilevel"/>
     <w:tmpl w:val="1C9A8088"/>
@@ -18988,7 +21097,7 @@
       </w:pPr>
     </w:lvl>
   </w:abstractNum>
-  <w:abstractNum w:abstractNumId="28" w15:restartNumberingAfterBreak="0">
+  <w:abstractNum w:abstractNumId="30" w15:restartNumberingAfterBreak="0">
     <w:nsid w:val="491F63D2"/>
     <w:multiLevelType w:val="multilevel"/>
     <w:tmpl w:val="0419001F"/>
@@ -19075,7 +21184,7 @@
       </w:pPr>
     </w:lvl>
   </w:abstractNum>
-  <w:abstractNum w:abstractNumId="29" w15:restartNumberingAfterBreak="0">
+  <w:abstractNum w:abstractNumId="31" w15:restartNumberingAfterBreak="0">
     <w:nsid w:val="498C3B18"/>
     <w:multiLevelType w:val="multilevel"/>
     <w:tmpl w:val="855206CA"/>
@@ -19188,7 +21297,7 @@
       </w:pPr>
     </w:lvl>
   </w:abstractNum>
-  <w:abstractNum w:abstractNumId="30" w15:restartNumberingAfterBreak="0">
+  <w:abstractNum w:abstractNumId="32" w15:restartNumberingAfterBreak="0">
     <w:nsid w:val="4A503038"/>
     <w:multiLevelType w:val="hybridMultilevel"/>
     <w:tmpl w:val="1CCC0414"/>
@@ -19274,7 +21383,7 @@
       </w:pPr>
     </w:lvl>
   </w:abstractNum>
-  <w:abstractNum w:abstractNumId="31" w15:restartNumberingAfterBreak="0">
+  <w:abstractNum w:abstractNumId="33" w15:restartNumberingAfterBreak="0">
     <w:nsid w:val="4A9F083D"/>
     <w:multiLevelType w:val="hybridMultilevel"/>
     <w:tmpl w:val="9CD8765C"/>
@@ -19360,7 +21469,7 @@
       </w:pPr>
     </w:lvl>
   </w:abstractNum>
-  <w:abstractNum w:abstractNumId="32" w15:restartNumberingAfterBreak="0">
+  <w:abstractNum w:abstractNumId="34" w15:restartNumberingAfterBreak="0">
     <w:nsid w:val="4B1A7357"/>
     <w:multiLevelType w:val="hybridMultilevel"/>
     <w:tmpl w:val="E0FA733A"/>
@@ -19456,7 +21565,7 @@
       </w:pPr>
     </w:lvl>
   </w:abstractNum>
-  <w:abstractNum w:abstractNumId="33" w15:restartNumberingAfterBreak="0">
+  <w:abstractNum w:abstractNumId="35" w15:restartNumberingAfterBreak="0">
     <w:nsid w:val="504C2AEA"/>
     <w:multiLevelType w:val="hybridMultilevel"/>
     <w:tmpl w:val="446447A4"/>
@@ -19569,7 +21678,7 @@
       </w:rPr>
     </w:lvl>
   </w:abstractNum>
-  <w:abstractNum w:abstractNumId="34" w15:restartNumberingAfterBreak="0">
+  <w:abstractNum w:abstractNumId="36" w15:restartNumberingAfterBreak="0">
     <w:nsid w:val="533F720B"/>
     <w:multiLevelType w:val="multilevel"/>
     <w:tmpl w:val="0419001F"/>
@@ -19655,7 +21764,7 @@
       </w:pPr>
     </w:lvl>
   </w:abstractNum>
-  <w:abstractNum w:abstractNumId="35" w15:restartNumberingAfterBreak="0">
+  <w:abstractNum w:abstractNumId="37" w15:restartNumberingAfterBreak="0">
     <w:nsid w:val="5710522C"/>
     <w:multiLevelType w:val="hybridMultilevel"/>
     <w:tmpl w:val="2E8C23E8"/>
@@ -19768,7 +21877,7 @@
       </w:rPr>
     </w:lvl>
   </w:abstractNum>
-  <w:abstractNum w:abstractNumId="36" w15:restartNumberingAfterBreak="0">
+  <w:abstractNum w:abstractNumId="38" w15:restartNumberingAfterBreak="0">
     <w:nsid w:val="575928AF"/>
     <w:multiLevelType w:val="hybridMultilevel"/>
     <w:tmpl w:val="CA44251A"/>
@@ -19857,7 +21966,7 @@
       </w:pPr>
     </w:lvl>
   </w:abstractNum>
-  <w:abstractNum w:abstractNumId="37" w15:restartNumberingAfterBreak="0">
+  <w:abstractNum w:abstractNumId="39" w15:restartNumberingAfterBreak="0">
     <w:nsid w:val="5AE079EF"/>
     <w:multiLevelType w:val="multilevel"/>
     <w:tmpl w:val="2FECBDE2"/>
@@ -20006,7 +22115,7 @@
       </w:rPr>
     </w:lvl>
   </w:abstractNum>
-  <w:abstractNum w:abstractNumId="38" w15:restartNumberingAfterBreak="0">
+  <w:abstractNum w:abstractNumId="40" w15:restartNumberingAfterBreak="0">
     <w:nsid w:val="5C9929D4"/>
     <w:multiLevelType w:val="hybridMultilevel"/>
     <w:tmpl w:val="D910CF80"/>
@@ -20119,7 +22228,7 @@
       </w:rPr>
     </w:lvl>
   </w:abstractNum>
-  <w:abstractNum w:abstractNumId="39" w15:restartNumberingAfterBreak="0">
+  <w:abstractNum w:abstractNumId="41" w15:restartNumberingAfterBreak="0">
     <w:nsid w:val="613444AC"/>
     <w:multiLevelType w:val="hybridMultilevel"/>
     <w:tmpl w:val="8FA40042"/>
@@ -20232,7 +22341,7 @@
       </w:rPr>
     </w:lvl>
   </w:abstractNum>
-  <w:abstractNum w:abstractNumId="40" w15:restartNumberingAfterBreak="0">
+  <w:abstractNum w:abstractNumId="42" w15:restartNumberingAfterBreak="0">
     <w:nsid w:val="63255BAA"/>
     <w:multiLevelType w:val="multilevel"/>
     <w:tmpl w:val="96888A32"/>
@@ -20381,7 +22490,7 @@
       </w:rPr>
     </w:lvl>
   </w:abstractNum>
-  <w:abstractNum w:abstractNumId="41" w15:restartNumberingAfterBreak="0">
+  <w:abstractNum w:abstractNumId="43" w15:restartNumberingAfterBreak="0">
     <w:nsid w:val="652748D8"/>
     <w:multiLevelType w:val="hybridMultilevel"/>
     <w:tmpl w:val="20DABFA2"/>
@@ -20470,7 +22579,7 @@
       </w:pPr>
     </w:lvl>
   </w:abstractNum>
-  <w:abstractNum w:abstractNumId="42" w15:restartNumberingAfterBreak="0">
+  <w:abstractNum w:abstractNumId="44" w15:restartNumberingAfterBreak="0">
     <w:nsid w:val="655245A8"/>
     <w:multiLevelType w:val="hybridMultilevel"/>
     <w:tmpl w:val="C854B132"/>
@@ -20559,7 +22668,7 @@
       </w:pPr>
     </w:lvl>
   </w:abstractNum>
-  <w:abstractNum w:abstractNumId="43" w15:restartNumberingAfterBreak="0">
+  <w:abstractNum w:abstractNumId="45" w15:restartNumberingAfterBreak="0">
     <w:nsid w:val="660469C5"/>
     <w:multiLevelType w:val="hybridMultilevel"/>
     <w:tmpl w:val="DE8AECBA"/>
@@ -20645,7 +22754,7 @@
       </w:pPr>
     </w:lvl>
   </w:abstractNum>
-  <w:abstractNum w:abstractNumId="44" w15:restartNumberingAfterBreak="0">
+  <w:abstractNum w:abstractNumId="46" w15:restartNumberingAfterBreak="0">
     <w:nsid w:val="674C1B5E"/>
     <w:multiLevelType w:val="hybridMultilevel"/>
     <w:tmpl w:val="67A6D860"/>
@@ -20734,7 +22843,7 @@
       </w:pPr>
     </w:lvl>
   </w:abstractNum>
-  <w:abstractNum w:abstractNumId="45" w15:restartNumberingAfterBreak="0">
+  <w:abstractNum w:abstractNumId="47" w15:restartNumberingAfterBreak="0">
     <w:nsid w:val="6B2D5FDA"/>
     <w:multiLevelType w:val="multilevel"/>
     <w:tmpl w:val="CD42DEE6"/>
@@ -20847,7 +22956,7 @@
       </w:pPr>
     </w:lvl>
   </w:abstractNum>
-  <w:abstractNum w:abstractNumId="46" w15:restartNumberingAfterBreak="0">
+  <w:abstractNum w:abstractNumId="48" w15:restartNumberingAfterBreak="0">
     <w:nsid w:val="6D2623B5"/>
     <w:multiLevelType w:val="multilevel"/>
     <w:tmpl w:val="2D2A346A"/>
@@ -20996,7 +23105,7 @@
       </w:rPr>
     </w:lvl>
   </w:abstractNum>
-  <w:abstractNum w:abstractNumId="47" w15:restartNumberingAfterBreak="0">
+  <w:abstractNum w:abstractNumId="49" w15:restartNumberingAfterBreak="0">
     <w:nsid w:val="6ED82C11"/>
     <w:multiLevelType w:val="multilevel"/>
     <w:tmpl w:val="3210E6B6"/>
@@ -21110,7 +23219,7 @@
       </w:rPr>
     </w:lvl>
   </w:abstractNum>
-  <w:abstractNum w:abstractNumId="48" w15:restartNumberingAfterBreak="0">
+  <w:abstractNum w:abstractNumId="50" w15:restartNumberingAfterBreak="0">
     <w:nsid w:val="6FBB2EB4"/>
     <w:multiLevelType w:val="multilevel"/>
     <w:tmpl w:val="D99274C6"/>
@@ -21259,7 +23368,7 @@
       </w:rPr>
     </w:lvl>
   </w:abstractNum>
-  <w:abstractNum w:abstractNumId="49" w15:restartNumberingAfterBreak="0">
+  <w:abstractNum w:abstractNumId="51" w15:restartNumberingAfterBreak="0">
     <w:nsid w:val="703501FA"/>
     <w:multiLevelType w:val="multilevel"/>
     <w:tmpl w:val="01C89B18"/>
@@ -21376,7 +23485,7 @@
       </w:pPr>
     </w:lvl>
   </w:abstractNum>
-  <w:abstractNum w:abstractNumId="50" w15:restartNumberingAfterBreak="0">
+  <w:abstractNum w:abstractNumId="52" w15:restartNumberingAfterBreak="0">
     <w:nsid w:val="72B6081B"/>
     <w:multiLevelType w:val="hybridMultilevel"/>
     <w:tmpl w:val="6B26114C"/>
@@ -21489,7 +23598,7 @@
       </w:rPr>
     </w:lvl>
   </w:abstractNum>
-  <w:abstractNum w:abstractNumId="51" w15:restartNumberingAfterBreak="0">
+  <w:abstractNum w:abstractNumId="53" w15:restartNumberingAfterBreak="0">
     <w:nsid w:val="78F22AD1"/>
     <w:multiLevelType w:val="multilevel"/>
     <w:tmpl w:val="A0F8E936"/>
@@ -21602,7 +23711,7 @@
       </w:pPr>
     </w:lvl>
   </w:abstractNum>
-  <w:abstractNum w:abstractNumId="52" w15:restartNumberingAfterBreak="0">
+  <w:abstractNum w:abstractNumId="54" w15:restartNumberingAfterBreak="0">
     <w:nsid w:val="793F3311"/>
     <w:multiLevelType w:val="multilevel"/>
     <w:tmpl w:val="0419001F"/>
@@ -21689,7 +23798,7 @@
       </w:pPr>
     </w:lvl>
   </w:abstractNum>
-  <w:abstractNum w:abstractNumId="53" w15:restartNumberingAfterBreak="0">
+  <w:abstractNum w:abstractNumId="55" w15:restartNumberingAfterBreak="0">
     <w:nsid w:val="7A9B5B26"/>
     <w:multiLevelType w:val="multilevel"/>
     <w:tmpl w:val="19C299F0"/>
@@ -21802,7 +23911,7 @@
       </w:pPr>
     </w:lvl>
   </w:abstractNum>
-  <w:abstractNum w:abstractNumId="54" w15:restartNumberingAfterBreak="0">
+  <w:abstractNum w:abstractNumId="56" w15:restartNumberingAfterBreak="0">
     <w:nsid w:val="7BA53C9B"/>
     <w:multiLevelType w:val="multilevel"/>
     <w:tmpl w:val="70F27E3C"/>
@@ -21951,7 +24060,7 @@
       </w:rPr>
     </w:lvl>
   </w:abstractNum>
-  <w:abstractNum w:abstractNumId="55" w15:restartNumberingAfterBreak="0">
+  <w:abstractNum w:abstractNumId="57" w15:restartNumberingAfterBreak="0">
     <w:nsid w:val="7C116EF4"/>
     <w:multiLevelType w:val="hybridMultilevel"/>
     <w:tmpl w:val="A6B03386"/>
@@ -22040,7 +24149,7 @@
       </w:pPr>
     </w:lvl>
   </w:abstractNum>
-  <w:abstractNum w:abstractNumId="56" w15:restartNumberingAfterBreak="0">
+  <w:abstractNum w:abstractNumId="58" w15:restartNumberingAfterBreak="0">
     <w:nsid w:val="7C923BA9"/>
     <w:multiLevelType w:val="multilevel"/>
     <w:tmpl w:val="90A6D770"/>
@@ -22154,181 +24263,187 @@
     </w:lvl>
   </w:abstractNum>
   <w:num w:numId="1" w16cid:durableId="589697119">
+    <w:abstractNumId w:val="13"/>
+  </w:num>
+  <w:num w:numId="2" w16cid:durableId="1894192472">
+    <w:abstractNumId w:val="6"/>
+  </w:num>
+  <w:num w:numId="3" w16cid:durableId="1305426292">
+    <w:abstractNumId w:val="36"/>
+  </w:num>
+  <w:num w:numId="4" w16cid:durableId="397871075">
+    <w:abstractNumId w:val="23"/>
+  </w:num>
+  <w:num w:numId="5" w16cid:durableId="40567408">
+    <w:abstractNumId w:val="55"/>
+  </w:num>
+  <w:num w:numId="6" w16cid:durableId="780304349">
+    <w:abstractNumId w:val="16"/>
+  </w:num>
+  <w:num w:numId="7" w16cid:durableId="1125007111">
+    <w:abstractNumId w:val="54"/>
+  </w:num>
+  <w:num w:numId="8" w16cid:durableId="706179672">
+    <w:abstractNumId w:val="30"/>
+  </w:num>
+  <w:num w:numId="9" w16cid:durableId="635379246">
+    <w:abstractNumId w:val="58"/>
+  </w:num>
+  <w:num w:numId="10" w16cid:durableId="853227608">
+    <w:abstractNumId w:val="25"/>
+  </w:num>
+  <w:num w:numId="11" w16cid:durableId="939334858">
+    <w:abstractNumId w:val="49"/>
+  </w:num>
+  <w:num w:numId="12" w16cid:durableId="1909878236">
     <w:abstractNumId w:val="12"/>
   </w:num>
-  <w:num w:numId="2" w16cid:durableId="1894192472">
-    <w:abstractNumId w:val="5"/>
-  </w:num>
-  <w:num w:numId="3" w16cid:durableId="1305426292">
+  <w:num w:numId="13" w16cid:durableId="2114475051">
     <w:abstractNumId w:val="34"/>
   </w:num>
-  <w:num w:numId="4" w16cid:durableId="397871075">
-    <w:abstractNumId w:val="21"/>
-  </w:num>
-  <w:num w:numId="5" w16cid:durableId="40567408">
-    <w:abstractNumId w:val="53"/>
-  </w:num>
-  <w:num w:numId="6" w16cid:durableId="780304349">
-    <w:abstractNumId w:val="15"/>
-  </w:num>
-  <w:num w:numId="7" w16cid:durableId="1125007111">
-    <w:abstractNumId w:val="52"/>
-  </w:num>
-  <w:num w:numId="8" w16cid:durableId="706179672">
-    <w:abstractNumId w:val="28"/>
-  </w:num>
-  <w:num w:numId="9" w16cid:durableId="635379246">
-    <w:abstractNumId w:val="56"/>
-  </w:num>
-  <w:num w:numId="10" w16cid:durableId="853227608">
-    <w:abstractNumId w:val="23"/>
-  </w:num>
-  <w:num w:numId="11" w16cid:durableId="939334858">
-    <w:abstractNumId w:val="47"/>
-  </w:num>
-  <w:num w:numId="12" w16cid:durableId="1909878236">
-    <w:abstractNumId w:val="11"/>
-  </w:num>
-  <w:num w:numId="13" w16cid:durableId="2114475051">
-    <w:abstractNumId w:val="32"/>
-  </w:num>
   <w:num w:numId="14" w16cid:durableId="286395216">
-    <w:abstractNumId w:val="32"/>
+    <w:abstractNumId w:val="34"/>
     <w:lvlOverride w:ilvl="0">
       <w:startOverride w:val="1"/>
     </w:lvlOverride>
   </w:num>
   <w:num w:numId="15" w16cid:durableId="711423690">
+    <w:abstractNumId w:val="45"/>
+  </w:num>
+  <w:num w:numId="16" w16cid:durableId="1442453379">
+    <w:abstractNumId w:val="46"/>
+  </w:num>
+  <w:num w:numId="17" w16cid:durableId="1788430429">
     <w:abstractNumId w:val="43"/>
   </w:num>
-  <w:num w:numId="16" w16cid:durableId="1442453379">
+  <w:num w:numId="18" w16cid:durableId="2099449119">
+    <w:abstractNumId w:val="22"/>
+  </w:num>
+  <w:num w:numId="19" w16cid:durableId="1017926076">
+    <w:abstractNumId w:val="7"/>
+  </w:num>
+  <w:num w:numId="20" w16cid:durableId="928585809">
+    <w:abstractNumId w:val="41"/>
+  </w:num>
+  <w:num w:numId="21" w16cid:durableId="495734220">
+    <w:abstractNumId w:val="37"/>
+  </w:num>
+  <w:num w:numId="22" w16cid:durableId="780996076">
+    <w:abstractNumId w:val="35"/>
+  </w:num>
+  <w:num w:numId="23" w16cid:durableId="701982825">
     <w:abstractNumId w:val="44"/>
   </w:num>
-  <w:num w:numId="17" w16cid:durableId="1788430429">
-    <w:abstractNumId w:val="41"/>
-  </w:num>
-  <w:num w:numId="18" w16cid:durableId="2099449119">
-    <w:abstractNumId w:val="20"/>
-  </w:num>
-  <w:num w:numId="19" w16cid:durableId="1017926076">
-    <w:abstractNumId w:val="6"/>
-  </w:num>
-  <w:num w:numId="20" w16cid:durableId="928585809">
-    <w:abstractNumId w:val="39"/>
-  </w:num>
-  <w:num w:numId="21" w16cid:durableId="495734220">
-    <w:abstractNumId w:val="35"/>
-  </w:num>
-  <w:num w:numId="22" w16cid:durableId="780996076">
-    <w:abstractNumId w:val="33"/>
-  </w:num>
-  <w:num w:numId="23" w16cid:durableId="701982825">
-    <w:abstractNumId w:val="42"/>
-  </w:num>
   <w:num w:numId="24" w16cid:durableId="263999520">
-    <w:abstractNumId w:val="36"/>
+    <w:abstractNumId w:val="38"/>
   </w:num>
   <w:num w:numId="25" w16cid:durableId="873540578">
     <w:abstractNumId w:val="0"/>
   </w:num>
   <w:num w:numId="26" w16cid:durableId="679311903">
-    <w:abstractNumId w:val="1"/>
+    <w:abstractNumId w:val="2"/>
   </w:num>
   <w:num w:numId="27" w16cid:durableId="1798597266">
+    <w:abstractNumId w:val="28"/>
+  </w:num>
+  <w:num w:numId="28" w16cid:durableId="121465442">
+    <w:abstractNumId w:val="57"/>
+  </w:num>
+  <w:num w:numId="29" w16cid:durableId="1481771839">
+    <w:abstractNumId w:val="24"/>
+  </w:num>
+  <w:num w:numId="30" w16cid:durableId="726805887">
+    <w:abstractNumId w:val="5"/>
+  </w:num>
+  <w:num w:numId="31" w16cid:durableId="2079592031">
+    <w:abstractNumId w:val="52"/>
+  </w:num>
+  <w:num w:numId="32" w16cid:durableId="1781339982">
+    <w:abstractNumId w:val="19"/>
+  </w:num>
+  <w:num w:numId="33" w16cid:durableId="123736525">
+    <w:abstractNumId w:val="15"/>
+  </w:num>
+  <w:num w:numId="34" w16cid:durableId="639388118">
+    <w:abstractNumId w:val="14"/>
+  </w:num>
+  <w:num w:numId="35" w16cid:durableId="322779641">
     <w:abstractNumId w:val="26"/>
   </w:num>
-  <w:num w:numId="28" w16cid:durableId="121465442">
-    <w:abstractNumId w:val="55"/>
+  <w:num w:numId="36" w16cid:durableId="1317339390">
+    <w:abstractNumId w:val="3"/>
   </w:num>
-  <w:num w:numId="29" w16cid:durableId="1481771839">
-    <w:abstractNumId w:val="22"/>
+  <w:num w:numId="37" w16cid:durableId="583103921">
+    <w:abstractNumId w:val="40"/>
   </w:num>
-  <w:num w:numId="30" w16cid:durableId="726805887">
+  <w:num w:numId="38" w16cid:durableId="267733909">
+    <w:abstractNumId w:val="33"/>
+  </w:num>
+  <w:num w:numId="39" w16cid:durableId="1218667178">
+    <w:abstractNumId w:val="32"/>
+  </w:num>
+  <w:num w:numId="40" w16cid:durableId="525682545">
+    <w:abstractNumId w:val="10"/>
+  </w:num>
+  <w:num w:numId="41" w16cid:durableId="1808890706">
+    <w:abstractNumId w:val="47"/>
+  </w:num>
+  <w:num w:numId="42" w16cid:durableId="2064979428">
+    <w:abstractNumId w:val="31"/>
+  </w:num>
+  <w:num w:numId="43" w16cid:durableId="27491424">
+    <w:abstractNumId w:val="11"/>
+  </w:num>
+  <w:num w:numId="44" w16cid:durableId="1434521271">
+    <w:abstractNumId w:val="27"/>
+  </w:num>
+  <w:num w:numId="45" w16cid:durableId="1848328265">
+    <w:abstractNumId w:val="21"/>
+  </w:num>
+  <w:num w:numId="46" w16cid:durableId="588930558">
+    <w:abstractNumId w:val="42"/>
+  </w:num>
+  <w:num w:numId="47" w16cid:durableId="1932813278">
+    <w:abstractNumId w:val="8"/>
+  </w:num>
+  <w:num w:numId="48" w16cid:durableId="273173939">
+    <w:abstractNumId w:val="56"/>
+  </w:num>
+  <w:num w:numId="49" w16cid:durableId="2073040550">
+    <w:abstractNumId w:val="9"/>
+  </w:num>
+  <w:num w:numId="50" w16cid:durableId="1845703254">
+    <w:abstractNumId w:val="20"/>
+  </w:num>
+  <w:num w:numId="51" w16cid:durableId="429274547">
+    <w:abstractNumId w:val="50"/>
+  </w:num>
+  <w:num w:numId="52" w16cid:durableId="2139686613">
+    <w:abstractNumId w:val="39"/>
+  </w:num>
+  <w:num w:numId="53" w16cid:durableId="782844279">
+    <w:abstractNumId w:val="29"/>
+  </w:num>
+  <w:num w:numId="54" w16cid:durableId="144056743">
     <w:abstractNumId w:val="4"/>
   </w:num>
-  <w:num w:numId="31" w16cid:durableId="2079592031">
-    <w:abstractNumId w:val="50"/>
+  <w:num w:numId="55" w16cid:durableId="512841739">
+    <w:abstractNumId w:val="48"/>
   </w:num>
-  <w:num w:numId="32" w16cid:durableId="1781339982">
+  <w:num w:numId="56" w16cid:durableId="894588074">
+    <w:abstractNumId w:val="51"/>
+  </w:num>
+  <w:num w:numId="57" w16cid:durableId="81076138">
+    <w:abstractNumId w:val="18"/>
+  </w:num>
+  <w:num w:numId="58" w16cid:durableId="958561560">
+    <w:abstractNumId w:val="53"/>
+  </w:num>
+  <w:num w:numId="59" w16cid:durableId="1128739795">
     <w:abstractNumId w:val="17"/>
   </w:num>
-  <w:num w:numId="33" w16cid:durableId="123736525">
-    <w:abstractNumId w:val="14"/>
-  </w:num>
-  <w:num w:numId="34" w16cid:durableId="639388118">
-    <w:abstractNumId w:val="13"/>
-  </w:num>
-  <w:num w:numId="35" w16cid:durableId="322779641">
-    <w:abstractNumId w:val="24"/>
-  </w:num>
-  <w:num w:numId="36" w16cid:durableId="1317339390">
-    <w:abstractNumId w:val="2"/>
-  </w:num>
-  <w:num w:numId="37" w16cid:durableId="583103921">
-    <w:abstractNumId w:val="38"/>
-  </w:num>
-  <w:num w:numId="38" w16cid:durableId="267733909">
-    <w:abstractNumId w:val="31"/>
-  </w:num>
-  <w:num w:numId="39" w16cid:durableId="1218667178">
-    <w:abstractNumId w:val="30"/>
-  </w:num>
-  <w:num w:numId="40" w16cid:durableId="525682545">
-    <w:abstractNumId w:val="9"/>
-  </w:num>
-  <w:num w:numId="41" w16cid:durableId="1808890706">
-    <w:abstractNumId w:val="45"/>
-  </w:num>
-  <w:num w:numId="42" w16cid:durableId="2064979428">
-    <w:abstractNumId w:val="29"/>
-  </w:num>
-  <w:num w:numId="43" w16cid:durableId="27491424">
-    <w:abstractNumId w:val="10"/>
-  </w:num>
-  <w:num w:numId="44" w16cid:durableId="1434521271">
-    <w:abstractNumId w:val="25"/>
-  </w:num>
-  <w:num w:numId="45" w16cid:durableId="1848328265">
-    <w:abstractNumId w:val="19"/>
-  </w:num>
-  <w:num w:numId="46" w16cid:durableId="588930558">
-    <w:abstractNumId w:val="40"/>
-  </w:num>
-  <w:num w:numId="47" w16cid:durableId="1932813278">
-    <w:abstractNumId w:val="7"/>
-  </w:num>
-  <w:num w:numId="48" w16cid:durableId="273173939">
-    <w:abstractNumId w:val="54"/>
-  </w:num>
-  <w:num w:numId="49" w16cid:durableId="2073040550">
-    <w:abstractNumId w:val="8"/>
-  </w:num>
-  <w:num w:numId="50" w16cid:durableId="1845703254">
-    <w:abstractNumId w:val="18"/>
-  </w:num>
-  <w:num w:numId="51" w16cid:durableId="429274547">
-    <w:abstractNumId w:val="48"/>
-  </w:num>
-  <w:num w:numId="52" w16cid:durableId="2139686613">
-    <w:abstractNumId w:val="37"/>
-  </w:num>
-  <w:num w:numId="53" w16cid:durableId="782844279">
-    <w:abstractNumId w:val="27"/>
-  </w:num>
-  <w:num w:numId="54" w16cid:durableId="144056743">
-    <w:abstractNumId w:val="3"/>
-  </w:num>
-  <w:num w:numId="55" w16cid:durableId="512841739">
-    <w:abstractNumId w:val="46"/>
-  </w:num>
-  <w:num w:numId="56" w16cid:durableId="894588074">
-    <w:abstractNumId w:val="49"/>
-  </w:num>
-  <w:num w:numId="57" w16cid:durableId="81076138">
-    <w:abstractNumId w:val="16"/>
-  </w:num>
-  <w:num w:numId="58" w16cid:durableId="958561560">
-    <w:abstractNumId w:val="51"/>
+  <w:num w:numId="60" w16cid:durableId="52657754">
+    <w:abstractNumId w:val="1"/>
   </w:num>
 </w:numbering>
 </file>
@@ -22857,6 +24972,7 @@
   <w:style w:type="character" w:default="1" w:styleId="a1">
     <w:name w:val="Default Paragraph Font"/>
     <w:uiPriority w:val="1"/>
+    <w:semiHidden/>
     <w:unhideWhenUsed/>
   </w:style>
   <w:style w:type="table" w:default="1" w:styleId="a2">
